--- a/铜球实验完整工艺规范.docx
+++ b/铜球实验完整工艺规范.docx
@@ -72,7 +72,7 @@
           <w:rFonts w:hint="eastAsia"/>
           <w:color w:val="555555"/>
         </w:rPr>
-        <w:t>版本 v4.0</w:t>
+        <w:t>版本 v5.0</w:t>
       </w:r>
       <w:r>
         <w:rPr>
@@ -100,6 +100,12 @@
           <w:color w:val="555555"/>
         </w:rPr>
         <w:t>整合：Track C 闭环测量 ＋ Track O 开环扫描 ＋ 多站点地表环境频谱采集 ＋ 基于 Harmonograph 的 8 路微小频差检测</w:t>
+      </w:r>
+      <w:r>
+        <w:t xml:space="preserve"> ＋ 后期升级实验设计（第 10 章）</w:t>
+      </w:r>
+      <w:r>
+        <w:t xml:space="preserve"> ＋ 挑战与未知（第 11 章）</w:t>
       </w:r>
     </w:p>
     <w:p>
@@ -255,7 +261,7 @@
                 <w:rFonts w:hint="eastAsia"/>
                 <w:sz w:val="18"/>
               </w:rPr>
-              <w:t>无缝整体成形优先，壁厚 0.4 mm</w:t>
+              <w:t>无缝整体成形优先，壁厚 0.8 mm</w:t>
             </w:r>
           </w:p>
         </w:tc>
@@ -1079,7 +1085,7 @@
         <w:rPr>
           <w:rFonts w:hint="eastAsia"/>
         </w:rPr>
-        <w:t>1.1 主球推荐：紫铜 外径 Ø80 mm，壁厚 0.40 mm</w:t>
+        <w:t>1.1 主球推荐：紫铜 外径 Ø80 mm，壁厚 0.80 mm</w:t>
       </w:r>
     </w:p>
     <w:p>
@@ -1245,7 +1251,7 @@
                 <w:rFonts w:hint="eastAsia"/>
                 <w:sz w:val="18"/>
               </w:rPr>
-              <w:t>0.40 mm（t/R = 0.010）</w:t>
+              <w:t>0.80 mm（t/R = 0.020）</w:t>
             </w:r>
           </w:p>
         </w:tc>
@@ -1298,7 +1304,7 @@
               <w:rPr>
                 <w:sz w:val="18"/>
               </w:rPr>
-              <w:t>60–230 Hz</w:t>
+              <w:t>120–460 Hz</w:t>
             </w:r>
           </w:p>
         </w:tc>
@@ -2360,7 +2366,7 @@
         <w:rPr>
           <w:rFonts w:hint="eastAsia"/>
         </w:rPr>
-        <w:t>平均壁 0.40±0.03 mm，局部壁厚差≤0.02 mm</w:t>
+        <w:t>平均壁 0.80±0.05 mm，局部壁厚差≤0.02 mm</w:t>
       </w:r>
     </w:p>
     <w:p>
@@ -5875,7 +5881,7 @@
         <w:rPr>
           <w:rFonts w:hint="eastAsia"/>
         </w:rPr>
-        <w:t xml:space="preserve">。本项目 Ø80 mm × 0.4 mm 薄壁铜球的低阶弯曲模落在 </w:t>
+        <w:t xml:space="preserve">。本项目 Ø80 mm × 0.8 mm 薄壁铜球的低阶弯曲模落在 </w:t>
       </w:r>
       <w:r>
         <w:rPr>
@@ -6980,7 +6986,7 @@
         <w:rPr>
           <w:rFonts w:hint="eastAsia"/>
         </w:rPr>
-        <w:t>载波 f₀ = 300 Hz（本项目 Ø80×0.4 薄壳弯曲模量级）：</w:t>
+        <w:t>载波 f₀ = 300 Hz（本项目 Ø80×0.8 薄壳弯曲模量级，预计 120–460 Hz）：</w:t>
       </w:r>
     </w:p>
     <w:tbl>
@@ -9733,6 +9739,11 @@
         </w:tc>
       </w:tr>
     </w:tbl>
+    <w:p>
+      <w:r>
+        <w:t>升级实验的判据（第 10 章）与挑战清单（第 11 章）见后两章。本判定矩阵的第二版将把 10.6 的「结果 → 结论」对照表并入。</w:t>
+      </w:r>
+    </w:p>
     <w:p/>
     <w:p>
       <w:pPr>
@@ -9740,6 +9751,9492 @@
           <w:bottom w:val="single" w:color="BBBBBB" w:sz="6"/>
         </w:pBdr>
       </w:pPr>
+    </w:p>
+    <w:p>
+      <w:pPr>
+        <w:pStyle w:val="00000a"/>
+      </w:pPr>
+      <w:r>
+        <w:t>第 10 章 · 后期升级实验：把「球」这个前提逐条撤掉</w:t>
+      </w:r>
+    </w:p>
+    <w:p>
+      <w:pPr>
+        <w:spacing w:after="80"/>
+        <w:ind w:left="425"/>
+      </w:pPr>
+      <w:r>
+        <w:rPr>
+          <w:b/>
+          <w:color w:val="444444"/>
+          <w:sz w:val="20"/>
+        </w:rPr>
+        <w:t>本章性质</w:t>
+      </w:r>
+      <w:r>
+        <w:rPr>
+          <w:color w:val="444444"/>
+          <w:sz w:val="20"/>
+        </w:rPr>
+        <w:t>：全部是</w:t>
+      </w:r>
+      <w:r>
+        <w:rPr>
+          <w:b/>
+          <w:color w:val="444444"/>
+          <w:sz w:val="20"/>
+        </w:rPr>
+        <w:t>升级实验设计</w:t>
+      </w:r>
+      <w:r>
+        <w:rPr>
+          <w:color w:val="444444"/>
+          <w:sz w:val="20"/>
+        </w:rPr>
+        <w:t>，不是已验证结论。本章属于</w:t>
+      </w:r>
+      <w:r>
+        <w:rPr>
+          <w:b/>
+          <w:color w:val="444444"/>
+          <w:sz w:val="20"/>
+        </w:rPr>
+        <w:t>设计与执行层</w:t>
+      </w:r>
+      <w:r>
+        <w:rPr>
+          <w:color w:val="444444"/>
+          <w:sz w:val="20"/>
+        </w:rPr>
+        <w:t>，不含任何远景推演：用途是</w:t>
+      </w:r>
+      <w:r>
+        <w:rPr>
+          <w:b/>
+          <w:color w:val="444444"/>
+          <w:sz w:val="20"/>
+        </w:rPr>
+        <w:t>规划下一步测什么、怎么测、看到什么算什么</w:t>
+      </w:r>
+      <w:r>
+        <w:rPr>
+          <w:color w:val="444444"/>
+          <w:sz w:val="20"/>
+        </w:rPr>
+        <w:t>。所有标度律都是</w:t>
+      </w:r>
+      <w:r>
+        <w:rPr>
+          <w:b/>
+          <w:color w:val="444444"/>
+          <w:sz w:val="20"/>
+        </w:rPr>
+        <w:t>可检验的预言</w:t>
+      </w:r>
+      <w:r>
+        <w:rPr>
+          <w:color w:val="444444"/>
+          <w:sz w:val="20"/>
+        </w:rPr>
+        <w:t>；任何一条与实测冲突，以实测为准。</w:t>
+      </w:r>
+      <w:r>
+        <w:rPr>
+          <w:color w:val="444444"/>
+          <w:sz w:val="20"/>
+        </w:rPr>
+        <w:br/>
+      </w:r>
+      <w:r>
+        <w:rPr>
+          <w:b/>
+          <w:color w:val="444444"/>
+          <w:sz w:val="20"/>
+        </w:rPr>
+        <w:t>与第 1 章的分工</w:t>
+      </w:r>
+      <w:r>
+        <w:rPr>
+          <w:color w:val="444444"/>
+          <w:sz w:val="20"/>
+        </w:rPr>
+        <w:t>：第 1 章锁定首球规格（Ø80 × 0.8，紫铜）；本章把「尺寸、材质、几何形状、是否导电」四个变量逐个放开，补上</w:t>
+      </w:r>
+      <w:r>
+        <w:rPr>
+          <w:b/>
+          <w:color w:val="444444"/>
+          <w:sz w:val="20"/>
+        </w:rPr>
+        <w:t>几何形状、尺寸标度、导电性扩展</w:t>
+      </w:r>
+      <w:r>
+        <w:rPr>
+          <w:color w:val="444444"/>
+          <w:sz w:val="20"/>
+        </w:rPr>
+        <w:t>三条新轴，以及</w:t>
+      </w:r>
+      <w:r>
+        <w:rPr>
+          <w:b/>
+          <w:color w:val="444444"/>
+          <w:sz w:val="20"/>
+        </w:rPr>
+        <w:t>材质</w:t>
+      </w:r>
+      <w:r>
+        <w:rPr>
+          <w:color w:val="444444"/>
+          <w:sz w:val="20"/>
+        </w:rPr>
+        <w:t>轴的完整对照。</w:t>
+      </w:r>
+      <w:r>
+        <w:rPr>
+          <w:color w:val="444444"/>
+          <w:sz w:val="20"/>
+        </w:rPr>
+        <w:br/>
+      </w:r>
+      <w:r>
+        <w:rPr>
+          <w:b/>
+          <w:color w:val="444444"/>
+          <w:sz w:val="20"/>
+        </w:rPr>
+        <w:t>一句话</w:t>
+      </w:r>
+      <w:r>
+        <w:rPr>
+          <w:color w:val="444444"/>
+          <w:sz w:val="20"/>
+        </w:rPr>
+        <w:t>：前面各章都在回答「那只铜球会不会在不同位置给出不同频率」；本章问一个更狠的问题——</w:t>
+      </w:r>
+      <w:r>
+        <w:rPr>
+          <w:b/>
+          <w:color w:val="444444"/>
+          <w:sz w:val="20"/>
+        </w:rPr>
+        <w:t>凭什么一定是球？</w:t>
+      </w:r>
+    </w:p>
+    <w:p>
+      <w:pPr>
+        <w:pStyle w:val="00000c"/>
+      </w:pPr>
+      <w:r>
+        <w:t>10.1 把「地点频率」拆成四个因子：方程第一步该怎么改</w:t>
+      </w:r>
+    </w:p>
+    <w:p>
+      <w:r>
+        <w:t>第 1 章给的是</w:t>
+      </w:r>
+      <w:r>
+        <w:rPr>
+          <w:b/>
+        </w:rPr>
+        <w:t>球的专用式</w:t>
+      </w:r>
+      <w:r>
+        <w:t>。要让它对任何几何体都成立，只需要一步：把「半径」换成两个量——</w:t>
+      </w:r>
+      <w:r>
+        <w:rPr>
+          <w:b/>
+        </w:rPr>
+        <w:t>一个等效特征长度</w:t>
+      </w:r>
+      <w:r>
+        <w:t>，</w:t>
+      </w:r>
+      <w:r>
+        <w:rPr>
+          <w:b/>
+        </w:rPr>
+        <w:t>一个无量纲形状因子</w:t>
+      </w:r>
+      <w:r>
+        <w:t>。</w:t>
+      </w:r>
+    </w:p>
+    <w:p>
+      <w:r>
+        <w:rPr>
+          <w:b/>
+        </w:rPr>
+        <w:t>通用式（球只是它取 Σ ≡ 1 的一个特例）</w:t>
+      </w:r>
+    </w:p>
+    <w:p>
+      <w:pPr>
+        <w:spacing w:before="80" w:after="80"/>
+        <w:ind w:left="283"/>
+      </w:pPr>
+      <w:r>
+        <w:rPr>
+          <w:rFonts w:ascii="Consolas" w:hAnsi="Consolas" w:eastAsia="Consolas" w:cs="Consolas"/>
+          <w:sz w:val="18"/>
+        </w:rPr>
+        <w:t>f_n = ( c_s / L_eff ) · Σ_n</w:t>
+      </w:r>
+    </w:p>
+    <w:tbl>
+      <w:tblPr>
+        <w:tblStyle w:val="000059"/>
+        <w:tblW w:type="auto" w:w="0"/>
+        <w:tblLook w:firstColumn="1" w:firstRow="1" w:lastColumn="0" w:lastRow="0" w:noHBand="0" w:noVBand="1" w:val="04A0"/>
+      </w:tblPr>
+      <w:tblGrid>
+        <w:gridCol w:w="4759"/>
+        <w:gridCol w:w="4759"/>
+      </w:tblGrid>
+      <w:tr>
+        <w:tc>
+          <w:tcPr>
+            <w:tcW w:type="dxa" w:w="4759"/>
+          </w:tcPr>
+          <w:p>
+            <w:r>
+              <w:rPr>
+                <w:b/>
+              </w:rPr>
+              <w:t>符号</w:t>
+            </w:r>
+          </w:p>
+        </w:tc>
+        <w:tc>
+          <w:tcPr>
+            <w:tcW w:type="dxa" w:w="4759"/>
+          </w:tcPr>
+          <w:p>
+            <w:r>
+              <w:rPr>
+                <w:b/>
+              </w:rPr>
+              <w:t>含义</w:t>
+            </w:r>
+          </w:p>
+        </w:tc>
+      </w:tr>
+      <w:tr>
+        <w:tc>
+          <w:tcPr>
+            <w:tcW w:type="dxa" w:w="4759"/>
+          </w:tcPr>
+          <w:p>
+            <w:r>
+              <w:t>f_n</w:t>
+            </w:r>
+          </w:p>
+        </w:tc>
+        <w:tc>
+          <w:tcPr>
+            <w:tcW w:type="dxa" w:w="4759"/>
+          </w:tcPr>
+          <w:p>
+            <w:r>
+              <w:t>第 n 阶本征频率</w:t>
+            </w:r>
+          </w:p>
+        </w:tc>
+      </w:tr>
+      <w:tr>
+        <w:tc>
+          <w:tcPr>
+            <w:tcW w:type="dxa" w:w="4759"/>
+          </w:tcPr>
+          <w:p>
+            <w:r>
+              <w:t>c_s</w:t>
+            </w:r>
+          </w:p>
+        </w:tc>
+        <w:tc>
+          <w:tcPr>
+            <w:tcW w:type="dxa" w:w="4759"/>
+          </w:tcPr>
+          <w:p>
+            <w:r>
+              <w:t>材料波速</w:t>
+            </w:r>
+          </w:p>
+        </w:tc>
+      </w:tr>
+      <w:tr>
+        <w:tc>
+          <w:tcPr>
+            <w:tcW w:type="dxa" w:w="4759"/>
+          </w:tcPr>
+          <w:p>
+            <w:r>
+              <w:t>L_eff</w:t>
+            </w:r>
+          </w:p>
+        </w:tc>
+        <w:tc>
+          <w:tcPr>
+            <w:tcW w:type="dxa" w:w="4759"/>
+          </w:tcPr>
+          <w:p>
+            <w:r>
+              <w:t>等效特征长度</w:t>
+            </w:r>
+          </w:p>
+        </w:tc>
+      </w:tr>
+      <w:tr>
+        <w:tc>
+          <w:tcPr>
+            <w:tcW w:type="dxa" w:w="4759"/>
+          </w:tcPr>
+          <w:p>
+            <w:r>
+              <w:t>Σ_n</w:t>
+            </w:r>
+          </w:p>
+        </w:tc>
+        <w:tc>
+          <w:tcPr>
+            <w:tcW w:type="dxa" w:w="4759"/>
+          </w:tcPr>
+          <w:p>
+            <w:r>
+              <w:t>无量纲「形状·模态因子」</w:t>
+            </w:r>
+          </w:p>
+        </w:tc>
+      </w:tr>
+    </w:tbl>
+    <w:p>
+      <w:pPr>
+        <w:spacing w:before="80" w:after="80"/>
+        <w:ind w:left="283"/>
+      </w:pPr>
+      <w:r>
+        <w:rPr>
+          <w:rFonts w:ascii="Consolas" w:hAnsi="Consolas" w:eastAsia="Consolas" w:cs="Consolas"/>
+          <w:sz w:val="18"/>
+        </w:rPr>
+        <w:t>c_s = √( E / (ρ(1−ν²)) )      ← 只由材料决定（E 弹性模量、ρ 密度、ν 泊松比）</w:t>
+      </w:r>
+      <w:r>
+        <w:br/>
+      </w:r>
+      <w:r>
+        <w:rPr>
+          <w:rFonts w:ascii="Consolas" w:hAnsi="Consolas" w:eastAsia="Consolas" w:cs="Consolas"/>
+          <w:sz w:val="18"/>
+        </w:rPr>
+        <w:t xml:space="preserve"> </w:t>
+      </w:r>
+      <w:r>
+        <w:br/>
+      </w:r>
+      <w:r>
+        <w:rPr>
+          <w:rFonts w:ascii="Consolas" w:hAnsi="Consolas" w:eastAsia="Consolas" w:cs="Consolas"/>
+          <w:sz w:val="18"/>
+        </w:rPr>
+        <w:t>球：L_eff = 2πR，Σ_ring = 1  →  f_ring = c_s / (2πR)      ← 与 §1.1 完全一致</w:t>
+      </w:r>
+    </w:p>
+    <w:p>
+      <w:r>
+        <w:t>四个因子各管一件事，</w:t>
+      </w:r>
+      <w:r>
+        <w:rPr>
+          <w:b/>
+        </w:rPr>
+        <w:t>一次实验只准动一个</w:t>
+      </w:r>
+      <w:r>
+        <w:t>：</w:t>
+      </w:r>
+    </w:p>
+    <w:tbl>
+      <w:tblPr>
+        <w:tblStyle w:val="000059"/>
+        <w:tblW w:type="auto" w:w="0"/>
+        <w:tblLook w:firstColumn="1" w:firstRow="1" w:lastColumn="0" w:lastRow="0" w:noHBand="0" w:noVBand="1" w:val="04A0"/>
+      </w:tblPr>
+      <w:tblGrid>
+        <w:gridCol w:w="2379"/>
+        <w:gridCol w:w="2379"/>
+        <w:gridCol w:w="2379"/>
+        <w:gridCol w:w="2379"/>
+      </w:tblGrid>
+      <w:tr>
+        <w:tc>
+          <w:tcPr>
+            <w:tcW w:type="dxa" w:w="2379"/>
+          </w:tcPr>
+          <w:p>
+            <w:r>
+              <w:rPr>
+                <w:b/>
+              </w:rPr>
+              <w:t>材料因子</w:t>
+            </w:r>
+          </w:p>
+        </w:tc>
+        <w:tc>
+          <w:tcPr>
+            <w:tcW w:type="dxa" w:w="2379"/>
+          </w:tcPr>
+          <w:p>
+            <w:r>
+              <w:rPr>
+                <w:b/>
+              </w:rPr>
+              <w:t>尺寸因子</w:t>
+            </w:r>
+          </w:p>
+        </w:tc>
+        <w:tc>
+          <w:tcPr>
+            <w:tcW w:type="dxa" w:w="2379"/>
+          </w:tcPr>
+          <w:p>
+            <w:r>
+              <w:rPr>
+                <w:b/>
+              </w:rPr>
+              <w:t>形状因子</w:t>
+            </w:r>
+          </w:p>
+        </w:tc>
+        <w:tc>
+          <w:tcPr>
+            <w:tcW w:type="dxa" w:w="2379"/>
+          </w:tcPr>
+          <w:p>
+            <w:r>
+              <w:rPr>
+                <w:b/>
+              </w:rPr>
+              <w:t>微扰项</w:t>
+            </w:r>
+          </w:p>
+        </w:tc>
+      </w:tr>
+      <w:tr>
+        <w:tc>
+          <w:tcPr>
+            <w:tcW w:type="dxa" w:w="2379"/>
+          </w:tcPr>
+          <w:p>
+            <w:r>
+              <w:rPr>
+                <w:b/>
+              </w:rPr>
+              <w:t>c_s</w:t>
+            </w:r>
+          </w:p>
+        </w:tc>
+        <w:tc>
+          <w:tcPr>
+            <w:tcW w:type="dxa" w:w="2379"/>
+          </w:tcPr>
+          <w:p>
+            <w:r>
+              <w:rPr>
+                <w:b/>
+              </w:rPr>
+              <w:t>1/L_eff</w:t>
+            </w:r>
+          </w:p>
+        </w:tc>
+        <w:tc>
+          <w:tcPr>
+            <w:tcW w:type="dxa" w:w="2379"/>
+          </w:tcPr>
+          <w:p>
+            <w:r>
+              <w:rPr>
+                <w:b/>
+              </w:rPr>
+              <w:t>Σ_n</w:t>
+            </w:r>
+          </w:p>
+        </w:tc>
+        <w:tc>
+          <w:tcPr>
+            <w:tcW w:type="dxa" w:w="2379"/>
+          </w:tcPr>
+          <w:p>
+            <w:r>
+              <w:rPr>
+                <w:b/>
+              </w:rPr>
+              <w:t>1+Σε</w:t>
+            </w:r>
+          </w:p>
+        </w:tc>
+      </w:tr>
+    </w:tbl>
+    <w:p>
+      <w:pPr>
+        <w:spacing w:before="80" w:after="80"/>
+        <w:ind w:left="283"/>
+      </w:pPr>
+      <w:r>
+        <w:rPr>
+          <w:rFonts w:ascii="Consolas" w:hAnsi="Consolas" w:eastAsia="Consolas" w:cs="Consolas"/>
+          <w:sz w:val="18"/>
+        </w:rPr>
+        <w:t>f = f_n( L_eff, c_s, Σ_n ) · ( 1 + ε_温 + ε_撑 + ε_loc )</w:t>
+      </w:r>
+    </w:p>
+    <w:p>
+      <w:r>
+        <w:t>位置项是「</w:t>
+      </w:r>
+      <w:r>
+        <w:rPr>
+          <w:b/>
+        </w:rPr>
+        <w:t>乘性</w:t>
+      </w:r>
+      <w:r>
+        <w:t xml:space="preserve">」时写成 </w:t>
+      </w:r>
+      <w:r>
+        <w:rPr>
+          <w:rFonts w:ascii="Consolas" w:hAnsi="Consolas" w:eastAsia="Consolas" w:cs="Consolas"/>
+          <w:sz w:val="20"/>
+        </w:rPr>
+        <w:t>1+ε_loc</w:t>
+      </w:r>
+      <w:r>
+        <w:t>；是「</w:t>
+      </w:r>
+      <w:r>
+        <w:rPr>
+          <w:b/>
+        </w:rPr>
+        <w:t>加性</w:t>
+      </w:r>
+      <w:r>
+        <w:t xml:space="preserve">」时写成 </w:t>
+      </w:r>
+      <w:r>
+        <w:rPr>
+          <w:rFonts w:ascii="Consolas" w:hAnsi="Consolas" w:eastAsia="Consolas" w:cs="Consolas"/>
+          <w:sz w:val="20"/>
+        </w:rPr>
+        <w:t>f_n + δf_loc</w:t>
+      </w:r>
+      <w:r>
+        <w:t>——这两种情况必须由实验分开（见 10.6）。</w:t>
+      </w:r>
+    </w:p>
+    <w:p>
+      <w:r>
+        <w:t>注意：</w:t>
+      </w:r>
+      <w:r>
+        <w:rPr>
+          <w:b/>
+        </w:rPr>
+        <w:t>「位置」不在 L_eff 里，也不在 c_s 里</w:t>
+      </w:r>
+      <w:r>
+        <w:t>——它只能待在微扰项。这句听着平淡，但它决定了整个升级实验怎么设计：</w:t>
+      </w:r>
+      <w:r>
+        <w:rPr>
+          <w:b/>
+        </w:rPr>
+        <w:t>要看清微扰项，就必须把另外三个因子按住不动。</w:t>
+      </w:r>
+    </w:p>
+    <w:p>
+      <w:pPr>
+        <w:pStyle w:val="00000c"/>
+      </w:pPr>
+      <w:r>
+        <w:t>10.1b 比较之前先统一「模态类型」：薄壳型 vs 体波型</w:t>
+      </w:r>
+    </w:p>
+    <w:p>
+      <w:r>
+        <w:t>这是最容易毁掉整组对比的一个坑：</w:t>
+      </w:r>
+      <w:r>
+        <w:rPr>
+          <w:b/>
+        </w:rPr>
+        <w:t>空心薄壳的本征谱是「弯曲模」，实心块的本征谱是「体波共振」</w:t>
+      </w:r>
+      <w:r>
+        <w:t>。两者差的不只是数值高低，而是</w:t>
+      </w:r>
+      <w:r>
+        <w:rPr>
+          <w:b/>
+        </w:rPr>
+        <w:t>对整个表面／界面的敏感度</w:t>
+      </w:r>
+      <w:r>
+        <w:t>——弯曲模对边界条件、接触点、气流极敏感（这正是信号所在），体波模几乎不敏感。</w:t>
+      </w:r>
+    </w:p>
+    <w:p>
+      <w:r>
+        <w:t>所以：</w:t>
+      </w:r>
+      <w:r>
+        <w:rPr>
+          <w:b/>
+        </w:rPr>
+        <w:t>拿一只空心铜球去比一块实心铜正方体，测到的差异里绝大部分来自「模态类型」，而不是「形状」。</w:t>
+      </w:r>
+    </w:p>
+    <w:tbl>
+      <w:tblPr>
+        <w:tblStyle w:val="000059"/>
+        <w:tblW w:type="auto" w:w="0"/>
+        <w:tblLook w:firstColumn="1" w:firstRow="1" w:lastColumn="0" w:lastRow="0" w:noHBand="0" w:noVBand="1" w:val="04A0"/>
+      </w:tblPr>
+      <w:tblGrid>
+        <w:gridCol w:w="1904"/>
+        <w:gridCol w:w="1904"/>
+        <w:gridCol w:w="1904"/>
+        <w:gridCol w:w="1904"/>
+        <w:gridCol w:w="1904"/>
+      </w:tblGrid>
+      <w:tr>
+        <w:tc>
+          <w:tcPr>
+            <w:tcW w:type="dxa" w:w="1904"/>
+          </w:tcPr>
+          <w:p>
+            <w:r>
+              <w:rPr>
+                <w:b/>
+              </w:rPr>
+              <w:t>形态</w:t>
+            </w:r>
+          </w:p>
+        </w:tc>
+        <w:tc>
+          <w:tcPr>
+            <w:tcW w:type="dxa" w:w="1904"/>
+          </w:tcPr>
+          <w:p>
+            <w:r>
+              <w:rPr>
+                <w:b/>
+              </w:rPr>
+              <w:t>归一化式</w:t>
+            </w:r>
+          </w:p>
+        </w:tc>
+        <w:tc>
+          <w:tcPr>
+            <w:tcW w:type="dxa" w:w="1904"/>
+          </w:tcPr>
+          <w:p>
+            <w:r>
+              <w:rPr>
+                <w:b/>
+              </w:rPr>
+              <w:t>Ø80 铜的量级</w:t>
+            </w:r>
+          </w:p>
+        </w:tc>
+        <w:tc>
+          <w:tcPr>
+            <w:tcW w:type="dxa" w:w="1904"/>
+          </w:tcPr>
+          <w:p>
+            <w:r>
+              <w:rPr>
+                <w:b/>
+              </w:rPr>
+              <w:t>对表面／边界</w:t>
+            </w:r>
+          </w:p>
+        </w:tc>
+        <w:tc>
+          <w:tcPr>
+            <w:tcW w:type="dxa" w:w="1904"/>
+          </w:tcPr>
+          <w:p>
+            <w:r>
+              <w:rPr>
+                <w:b/>
+              </w:rPr>
+              <w:t>适不适合做位置实验</w:t>
+            </w:r>
+          </w:p>
+        </w:tc>
+      </w:tr>
+      <w:tr>
+        <w:tc>
+          <w:tcPr>
+            <w:tcW w:type="dxa" w:w="1904"/>
+          </w:tcPr>
+          <w:p>
+            <w:r>
+              <w:t>薄壳型（空心，t/R ≤ 0.05）</w:t>
+            </w:r>
+          </w:p>
+        </w:tc>
+        <w:tc>
+          <w:tcPr>
+            <w:tcW w:type="dxa" w:w="1904"/>
+          </w:tcPr>
+          <w:p>
+            <w:r>
+              <w:t>f_n = (c_s/2πR)·η·Φ_n；η = t / ( R·√(12(1−ν²)) )</w:t>
+            </w:r>
+          </w:p>
+        </w:tc>
+        <w:tc>
+          <w:tcPr>
+            <w:tcW w:type="dxa" w:w="1904"/>
+          </w:tcPr>
+          <w:p>
+            <w:r>
+              <w:t>120–460 Hz</w:t>
+            </w:r>
+          </w:p>
+        </w:tc>
+        <w:tc>
+          <w:tcPr>
+            <w:tcW w:type="dxa" w:w="1904"/>
+          </w:tcPr>
+          <w:p>
+            <w:r>
+              <w:rPr>
+                <w:b/>
+              </w:rPr>
+              <w:t>极敏感</w:t>
+            </w:r>
+          </w:p>
+        </w:tc>
+        <w:tc>
+          <w:tcPr>
+            <w:tcW w:type="dxa" w:w="1904"/>
+          </w:tcPr>
+          <w:p>
+            <w:r>
+              <w:rPr>
+                <w:b/>
+              </w:rPr>
+              <w:t>✅ 首选</w:t>
+            </w:r>
+          </w:p>
+        </w:tc>
+      </w:tr>
+      <w:tr>
+        <w:tc>
+          <w:tcPr>
+            <w:tcW w:type="dxa" w:w="1904"/>
+          </w:tcPr>
+          <w:p>
+            <w:r>
+              <w:t>体波型（实心／厚壳）</w:t>
+            </w:r>
+          </w:p>
+        </w:tc>
+        <w:tc>
+          <w:tcPr>
+            <w:tcW w:type="dxa" w:w="1904"/>
+          </w:tcPr>
+          <w:p>
+            <w:r>
+              <w:t>f_n = (c_s/2L)·λ_n</w:t>
+            </w:r>
+          </w:p>
+        </w:tc>
+        <w:tc>
+          <w:tcPr>
+            <w:tcW w:type="dxa" w:w="1904"/>
+          </w:tcPr>
+          <w:p>
+            <w:r>
+              <w:t>kHz–MHz 级</w:t>
+            </w:r>
+          </w:p>
+        </w:tc>
+        <w:tc>
+          <w:tcPr>
+            <w:tcW w:type="dxa" w:w="1904"/>
+          </w:tcPr>
+          <w:p>
+            <w:r>
+              <w:t>不敏感</w:t>
+            </w:r>
+          </w:p>
+        </w:tc>
+        <w:tc>
+          <w:tcPr>
+            <w:tcW w:type="dxa" w:w="1904"/>
+          </w:tcPr>
+          <w:p>
+            <w:r>
+              <w:t>✗ 只作对照</w:t>
+            </w:r>
+          </w:p>
+        </w:tc>
+      </w:tr>
+    </w:tbl>
+    <w:p>
+      <w:r>
+        <w:rPr>
+          <w:b/>
+        </w:rPr>
+        <w:t>所以「换成铜正方体」有两种做法，含义完全不同：</w:t>
+      </w:r>
+    </w:p>
+    <w:p>
+      <w:pPr>
+        <w:pStyle w:val="00002c"/>
+      </w:pPr>
+      <w:r>
+        <w:rPr>
+          <w:b/>
+        </w:rPr>
+        <w:t>做法 A（推荐）：空心铜正方体壳</w:t>
+      </w:r>
+      <w:r>
+        <w:t>，壁厚与等效尺寸都对齐铜球——「模态类型」不变，</w:t>
+      </w:r>
+      <w:r>
+        <w:rPr>
+          <w:b/>
+        </w:rPr>
+        <w:t>只动了形状</w:t>
+      </w:r>
+      <w:r>
+        <w:t>，差异可以直接归给几何。</w:t>
+      </w:r>
+    </w:p>
+    <w:p>
+      <w:pPr>
+        <w:pStyle w:val="00002c"/>
+      </w:pPr>
+      <w:r>
+        <w:rPr>
+          <w:b/>
+        </w:rPr>
+        <w:t>做法 B：实心铜正方体</w:t>
+      </w:r>
+      <w:r>
+        <w:t>——频率跳 2–5 个数量级，进入体波区。它回答的是另一个问题：「位置效应是否普遍地作用于任何振子」，</w:t>
+      </w:r>
+      <w:r>
+        <w:rPr>
+          <w:b/>
+        </w:rPr>
+        <w:t>而不是「形状有没有影响」</w:t>
+      </w:r>
+      <w:r>
+        <w:t>。两者都值得做，但</w:t>
+      </w:r>
+      <w:r>
+        <w:rPr>
+          <w:b/>
+        </w:rPr>
+        <w:t>结论不许混着说</w:t>
+      </w:r>
+      <w:r>
+        <w:t>。</w:t>
+      </w:r>
+    </w:p>
+    <w:p>
+      <w:r>
+        <w:t xml:space="preserve">另外提醒：正方体薄壳是激光焊 </w:t>
+      </w:r>
+      <w:r>
+        <w:rPr>
+          <w:b/>
+        </w:rPr>
+        <w:t>12 条棱</w:t>
+      </w:r>
+      <w:r>
+        <w:t>，比球的赤道环缝难得多，而且</w:t>
+      </w:r>
+      <w:r>
+        <w:rPr>
+          <w:b/>
+        </w:rPr>
+        <w:t>棱线本身是刚度奇点</w:t>
+      </w:r>
+      <w:r>
+        <w:t>，会额外带来一组劈裂谱线——它既是我们要测的几何效应，也是新的伪影源。</w:t>
+      </w:r>
+    </w:p>
+    <w:p>
+      <w:pPr>
+        <w:pStyle w:val="00000c"/>
+      </w:pPr>
+      <w:r>
+        <w:t>10.2 形状怎么折算成「一个数」：三种等效半径</w:t>
+      </w:r>
+    </w:p>
+    <w:p>
+      <w:r>
+        <w:t xml:space="preserve">方程里的 </w:t>
+      </w:r>
+      <w:r>
+        <w:rPr>
+          <w:rFonts w:ascii="Consolas" w:hAnsi="Consolas" w:eastAsia="Consolas" w:cs="Consolas"/>
+          <w:sz w:val="20"/>
+        </w:rPr>
+        <w:t>L_eff</w:t>
+      </w:r>
+      <w:r>
+        <w:t xml:space="preserve"> 对球是 2πR，对正方体是什么？</w:t>
+      </w:r>
+      <w:r>
+        <w:rPr>
+          <w:b/>
+        </w:rPr>
+        <w:t>没有唯一答案——而这正是可以利用的地方。</w:t>
+      </w:r>
+      <w:r>
+        <w:t xml:space="preserve"> 取三种不同的等效半径各做一遍分析，</w:t>
+      </w:r>
+      <w:r>
+        <w:rPr>
+          <w:b/>
+        </w:rPr>
+        <w:t>哪一种能把数据收拢成一条曲线，就说明效应走的是哪条长度尺度。</w:t>
+      </w:r>
+    </w:p>
+    <w:tbl>
+      <w:tblPr>
+        <w:tblStyle w:val="000059"/>
+        <w:tblW w:type="auto" w:w="0"/>
+        <w:tblLook w:firstColumn="1" w:firstRow="1" w:lastColumn="0" w:lastRow="0" w:noHBand="0" w:noVBand="1" w:val="04A0"/>
+      </w:tblPr>
+      <w:tblGrid>
+        <w:gridCol w:w="2379"/>
+        <w:gridCol w:w="2379"/>
+        <w:gridCol w:w="2379"/>
+        <w:gridCol w:w="2379"/>
+      </w:tblGrid>
+      <w:tr>
+        <w:tc>
+          <w:tcPr>
+            <w:tcW w:type="dxa" w:w="2379"/>
+          </w:tcPr>
+          <w:p>
+            <w:r>
+              <w:rPr>
+                <w:b/>
+              </w:rPr>
+              <w:t>等效半径</w:t>
+            </w:r>
+          </w:p>
+        </w:tc>
+        <w:tc>
+          <w:tcPr>
+            <w:tcW w:type="dxa" w:w="2379"/>
+          </w:tcPr>
+          <w:p>
+            <w:r>
+              <w:rPr>
+                <w:b/>
+              </w:rPr>
+              <w:t>定义</w:t>
+            </w:r>
+          </w:p>
+        </w:tc>
+        <w:tc>
+          <w:tcPr>
+            <w:tcW w:type="dxa" w:w="2379"/>
+          </w:tcPr>
+          <w:p>
+            <w:r>
+              <w:rPr>
+                <w:b/>
+              </w:rPr>
+              <w:t>若数据按它坍缩，说明效应的长度尺度是</w:t>
+            </w:r>
+          </w:p>
+        </w:tc>
+        <w:tc>
+          <w:tcPr>
+            <w:tcW w:type="dxa" w:w="2379"/>
+          </w:tcPr>
+          <w:p>
+            <w:r>
+              <w:rPr>
+                <w:b/>
+              </w:rPr>
+              <w:t>怎么得到</w:t>
+            </w:r>
+          </w:p>
+        </w:tc>
+      </w:tr>
+      <w:tr>
+        <w:tc>
+          <w:tcPr>
+            <w:tcW w:type="dxa" w:w="2379"/>
+          </w:tcPr>
+          <w:p>
+            <w:r>
+              <w:t>R_V　等体积</w:t>
+            </w:r>
+          </w:p>
+        </w:tc>
+        <w:tc>
+          <w:tcPr>
+            <w:tcW w:type="dxa" w:w="2379"/>
+          </w:tcPr>
+          <w:p>
+            <w:r>
+              <w:t>(3V/4π)^(1/3)</w:t>
+            </w:r>
+          </w:p>
+        </w:tc>
+        <w:tc>
+          <w:tcPr>
+            <w:tcW w:type="dxa" w:w="2379"/>
+          </w:tcPr>
+          <w:p>
+            <w:r>
+              <w:t>与</w:t>
+            </w:r>
+            <w:r>
+              <w:rPr>
+                <w:b/>
+              </w:rPr>
+              <w:t>体积／质量</w:t>
+            </w:r>
+            <w:r>
+              <w:t>同尺度（惯性、引力类）</w:t>
+            </w:r>
+          </w:p>
+        </w:tc>
+        <w:tc>
+          <w:tcPr>
+            <w:tcW w:type="dxa" w:w="2379"/>
+          </w:tcPr>
+          <w:p>
+            <w:r>
+              <w:t>称重 ＋ 排水法测 V</w:t>
+            </w:r>
+          </w:p>
+        </w:tc>
+      </w:tr>
+      <w:tr>
+        <w:tc>
+          <w:tcPr>
+            <w:tcW w:type="dxa" w:w="2379"/>
+          </w:tcPr>
+          <w:p>
+            <w:r>
+              <w:t>R_S　等表面积</w:t>
+            </w:r>
+          </w:p>
+        </w:tc>
+        <w:tc>
+          <w:tcPr>
+            <w:tcW w:type="dxa" w:w="2379"/>
+          </w:tcPr>
+          <w:p>
+            <w:r>
+              <w:t>(S/4π)^(1/2)</w:t>
+            </w:r>
+          </w:p>
+        </w:tc>
+        <w:tc>
+          <w:tcPr>
+            <w:tcW w:type="dxa" w:w="2379"/>
+          </w:tcPr>
+          <w:p>
+            <w:r>
+              <w:t>与</w:t>
+            </w:r>
+            <w:r>
+              <w:rPr>
+                <w:b/>
+              </w:rPr>
+              <w:t>表面／界面</w:t>
+            </w:r>
+            <w:r>
+              <w:t>同尺度（声辐射、表面耦合）</w:t>
+            </w:r>
+          </w:p>
+        </w:tc>
+        <w:tc>
+          <w:tcPr>
+            <w:tcW w:type="dxa" w:w="2379"/>
+          </w:tcPr>
+          <w:p>
+            <w:r>
+              <w:t>3D 扫描或解析式（规则体）</w:t>
+            </w:r>
+          </w:p>
+        </w:tc>
+      </w:tr>
+      <w:tr>
+        <w:tc>
+          <w:tcPr>
+            <w:tcW w:type="dxa" w:w="2379"/>
+          </w:tcPr>
+          <w:p>
+            <w:r>
+              <w:t>R_e　等电容（静电半径）</w:t>
+            </w:r>
+          </w:p>
+        </w:tc>
+        <w:tc>
+          <w:tcPr>
+            <w:tcW w:type="dxa" w:w="2379"/>
+          </w:tcPr>
+          <w:p>
+            <w:r>
+              <w:t>C/(4πε₀)</w:t>
+            </w:r>
+          </w:p>
+        </w:tc>
+        <w:tc>
+          <w:tcPr>
+            <w:tcW w:type="dxa" w:w="2379"/>
+          </w:tcPr>
+          <w:p>
+            <w:r>
+              <w:t>与</w:t>
+            </w:r>
+            <w:r>
+              <w:rPr>
+                <w:b/>
+              </w:rPr>
+              <w:t>电磁近场耦合</w:t>
+            </w:r>
+            <w:r>
+              <w:t>同尺度（涡流、镜像电流、极化）</w:t>
+            </w:r>
+          </w:p>
+        </w:tc>
+        <w:tc>
+          <w:tcPr>
+            <w:tcW w:type="dxa" w:w="2379"/>
+          </w:tcPr>
+          <w:p>
+            <w:r>
+              <w:rPr>
+                <w:b/>
+              </w:rPr>
+              <w:t>LCR 表 1 kHz 实测，不必硬算</w:t>
+            </w:r>
+          </w:p>
+        </w:tc>
+      </w:tr>
+    </w:tbl>
+    <w:tbl>
+      <w:tblPr>
+        <w:tblStyle w:val="000059"/>
+        <w:tblW w:type="auto" w:w="0"/>
+        <w:tblLook w:firstColumn="1" w:firstRow="1" w:lastColumn="0" w:lastRow="0" w:noHBand="0" w:noVBand="1" w:val="04A0"/>
+      </w:tblPr>
+      <w:tblGrid>
+        <w:gridCol w:w="1190"/>
+        <w:gridCol w:w="1190"/>
+        <w:gridCol w:w="1190"/>
+        <w:gridCol w:w="1190"/>
+        <w:gridCol w:w="1190"/>
+        <w:gridCol w:w="1190"/>
+        <w:gridCol w:w="1190"/>
+        <w:gridCol w:w="1190"/>
+      </w:tblGrid>
+      <w:tr>
+        <w:tc>
+          <w:tcPr>
+            <w:tcW w:type="dxa" w:w="1190"/>
+          </w:tcPr>
+          <w:p>
+            <w:r>
+              <w:rPr>
+                <w:b/>
+              </w:rPr>
+              <w:t>形状</w:t>
+            </w:r>
+          </w:p>
+        </w:tc>
+        <w:tc>
+          <w:tcPr>
+            <w:tcW w:type="dxa" w:w="1190"/>
+          </w:tcPr>
+          <w:p>
+            <w:r>
+              <w:rPr>
+                <w:b/>
+              </w:rPr>
+              <w:t>V</w:t>
+            </w:r>
+          </w:p>
+        </w:tc>
+        <w:tc>
+          <w:tcPr>
+            <w:tcW w:type="dxa" w:w="1190"/>
+          </w:tcPr>
+          <w:p>
+            <w:r>
+              <w:rPr>
+                <w:b/>
+              </w:rPr>
+              <w:t>S</w:t>
+            </w:r>
+          </w:p>
+        </w:tc>
+        <w:tc>
+          <w:tcPr>
+            <w:tcW w:type="dxa" w:w="1190"/>
+          </w:tcPr>
+          <w:p>
+            <w:r>
+              <w:rPr>
+                <w:b/>
+              </w:rPr>
+              <w:t>R_V</w:t>
+            </w:r>
+          </w:p>
+        </w:tc>
+        <w:tc>
+          <w:tcPr>
+            <w:tcW w:type="dxa" w:w="1190"/>
+          </w:tcPr>
+          <w:p>
+            <w:r>
+              <w:rPr>
+                <w:b/>
+              </w:rPr>
+              <w:t>R_S</w:t>
+            </w:r>
+          </w:p>
+        </w:tc>
+        <w:tc>
+          <w:tcPr>
+            <w:tcW w:type="dxa" w:w="1190"/>
+          </w:tcPr>
+          <w:p>
+            <w:r>
+              <w:rPr>
+                <w:b/>
+              </w:rPr>
+              <w:t>R_S / R_V</w:t>
+            </w:r>
+          </w:p>
+        </w:tc>
+        <w:tc>
+          <w:tcPr>
+            <w:tcW w:type="dxa" w:w="1190"/>
+          </w:tcPr>
+          <w:p>
+            <w:r>
+              <w:rPr>
+                <w:b/>
+              </w:rPr>
+              <w:t>R_e</w:t>
+            </w:r>
+          </w:p>
+        </w:tc>
+        <w:tc>
+          <w:tcPr>
+            <w:tcW w:type="dxa" w:w="1190"/>
+          </w:tcPr>
+          <w:p>
+            <w:r>
+              <w:rPr>
+                <w:b/>
+              </w:rPr>
+              <w:t>点群</w:t>
+            </w:r>
+          </w:p>
+        </w:tc>
+      </w:tr>
+      <w:tr>
+        <w:tc>
+          <w:tcPr>
+            <w:tcW w:type="dxa" w:w="1190"/>
+          </w:tcPr>
+          <w:p>
+            <w:r>
+              <w:t>球（径 d）</w:t>
+            </w:r>
+          </w:p>
+        </w:tc>
+        <w:tc>
+          <w:tcPr>
+            <w:tcW w:type="dxa" w:w="1190"/>
+          </w:tcPr>
+          <w:p>
+            <w:r>
+              <w:t>πd³/6</w:t>
+            </w:r>
+          </w:p>
+        </w:tc>
+        <w:tc>
+          <w:tcPr>
+            <w:tcW w:type="dxa" w:w="1190"/>
+          </w:tcPr>
+          <w:p>
+            <w:r>
+              <w:t>πd²</w:t>
+            </w:r>
+          </w:p>
+        </w:tc>
+        <w:tc>
+          <w:tcPr>
+            <w:tcW w:type="dxa" w:w="1190"/>
+          </w:tcPr>
+          <w:p>
+            <w:r>
+              <w:t>0.500 d</w:t>
+            </w:r>
+          </w:p>
+        </w:tc>
+        <w:tc>
+          <w:tcPr>
+            <w:tcW w:type="dxa" w:w="1190"/>
+          </w:tcPr>
+          <w:p>
+            <w:r>
+              <w:t>0.500 d</w:t>
+            </w:r>
+          </w:p>
+        </w:tc>
+        <w:tc>
+          <w:tcPr>
+            <w:tcW w:type="dxa" w:w="1190"/>
+          </w:tcPr>
+          <w:p>
+            <w:r>
+              <w:rPr>
+                <w:b/>
+              </w:rPr>
+              <w:t>1.000</w:t>
+            </w:r>
+          </w:p>
+        </w:tc>
+        <w:tc>
+          <w:tcPr>
+            <w:tcW w:type="dxa" w:w="1190"/>
+          </w:tcPr>
+          <w:p>
+            <w:r>
+              <w:t>0.500 d（严格）</w:t>
+            </w:r>
+          </w:p>
+        </w:tc>
+        <w:tc>
+          <w:tcPr>
+            <w:tcW w:type="dxa" w:w="1190"/>
+          </w:tcPr>
+          <w:p>
+            <w:r>
+              <w:t>O(3) 连续</w:t>
+            </w:r>
+          </w:p>
+        </w:tc>
+      </w:tr>
+      <w:tr>
+        <w:tc>
+          <w:tcPr>
+            <w:tcW w:type="dxa" w:w="1190"/>
+          </w:tcPr>
+          <w:p>
+            <w:r>
+              <w:t>正方体（棱 a）</w:t>
+            </w:r>
+          </w:p>
+        </w:tc>
+        <w:tc>
+          <w:tcPr>
+            <w:tcW w:type="dxa" w:w="1190"/>
+          </w:tcPr>
+          <w:p>
+            <w:r>
+              <w:t>a³</w:t>
+            </w:r>
+          </w:p>
+        </w:tc>
+        <w:tc>
+          <w:tcPr>
+            <w:tcW w:type="dxa" w:w="1190"/>
+          </w:tcPr>
+          <w:p>
+            <w:r>
+              <w:t>6a²</w:t>
+            </w:r>
+          </w:p>
+        </w:tc>
+        <w:tc>
+          <w:tcPr>
+            <w:tcW w:type="dxa" w:w="1190"/>
+          </w:tcPr>
+          <w:p>
+            <w:r>
+              <w:t>0.620 a</w:t>
+            </w:r>
+          </w:p>
+        </w:tc>
+        <w:tc>
+          <w:tcPr>
+            <w:tcW w:type="dxa" w:w="1190"/>
+          </w:tcPr>
+          <w:p>
+            <w:r>
+              <w:t>0.691 a</w:t>
+            </w:r>
+          </w:p>
+        </w:tc>
+        <w:tc>
+          <w:tcPr>
+            <w:tcW w:type="dxa" w:w="1190"/>
+          </w:tcPr>
+          <w:p>
+            <w:r>
+              <w:rPr>
+                <w:b/>
+              </w:rPr>
+              <w:t>1.114</w:t>
+            </w:r>
+          </w:p>
+        </w:tc>
+        <w:tc>
+          <w:tcPr>
+            <w:tcW w:type="dxa" w:w="1190"/>
+          </w:tcPr>
+          <w:p>
+            <w:r>
+              <w:t>≈0.655 a</w:t>
+            </w:r>
+          </w:p>
+        </w:tc>
+        <w:tc>
+          <w:tcPr>
+            <w:tcW w:type="dxa" w:w="1190"/>
+          </w:tcPr>
+          <w:p>
+            <w:r>
+              <w:t>O_h</w:t>
+            </w:r>
+          </w:p>
+        </w:tc>
+      </w:tr>
+      <w:tr>
+        <w:tc>
+          <w:tcPr>
+            <w:tcW w:type="dxa" w:w="1190"/>
+          </w:tcPr>
+          <w:p>
+            <w:r>
+              <w:t>正四面体（棱 a）</w:t>
+            </w:r>
+          </w:p>
+        </w:tc>
+        <w:tc>
+          <w:tcPr>
+            <w:tcW w:type="dxa" w:w="1190"/>
+          </w:tcPr>
+          <w:p>
+            <w:r>
+              <w:t>0.1179 a³</w:t>
+            </w:r>
+          </w:p>
+        </w:tc>
+        <w:tc>
+          <w:tcPr>
+            <w:tcW w:type="dxa" w:w="1190"/>
+          </w:tcPr>
+          <w:p>
+            <w:r>
+              <w:t>1.732 a²</w:t>
+            </w:r>
+          </w:p>
+        </w:tc>
+        <w:tc>
+          <w:tcPr>
+            <w:tcW w:type="dxa" w:w="1190"/>
+          </w:tcPr>
+          <w:p>
+            <w:r>
+              <w:t>0.304 a</w:t>
+            </w:r>
+          </w:p>
+        </w:tc>
+        <w:tc>
+          <w:tcPr>
+            <w:tcW w:type="dxa" w:w="1190"/>
+          </w:tcPr>
+          <w:p>
+            <w:r>
+              <w:t>0.371 a</w:t>
+            </w:r>
+          </w:p>
+        </w:tc>
+        <w:tc>
+          <w:tcPr>
+            <w:tcW w:type="dxa" w:w="1190"/>
+          </w:tcPr>
+          <w:p>
+            <w:r>
+              <w:rPr>
+                <w:b/>
+              </w:rPr>
+              <w:t>1.220</w:t>
+            </w:r>
+          </w:p>
+        </w:tc>
+        <w:tc>
+          <w:tcPr>
+            <w:tcW w:type="dxa" w:w="1190"/>
+          </w:tcPr>
+          <w:p>
+            <w:r>
+              <w:t>实测</w:t>
+            </w:r>
+          </w:p>
+        </w:tc>
+        <w:tc>
+          <w:tcPr>
+            <w:tcW w:type="dxa" w:w="1190"/>
+          </w:tcPr>
+          <w:p>
+            <w:r>
+              <w:t>T_d</w:t>
+            </w:r>
+          </w:p>
+        </w:tc>
+      </w:tr>
+      <w:tr>
+        <w:tc>
+          <w:tcPr>
+            <w:tcW w:type="dxa" w:w="1190"/>
+          </w:tcPr>
+          <w:p>
+            <w:r>
+              <w:t>不规则体</w:t>
+            </w:r>
+          </w:p>
+        </w:tc>
+        <w:tc>
+          <w:tcPr>
+            <w:tcW w:type="dxa" w:w="1190"/>
+          </w:tcPr>
+          <w:p>
+            <w:r>
+              <w:t>排水法</w:t>
+            </w:r>
+          </w:p>
+        </w:tc>
+        <w:tc>
+          <w:tcPr>
+            <w:tcW w:type="dxa" w:w="1190"/>
+          </w:tcPr>
+          <w:p>
+            <w:r>
+              <w:t>3D 扫描</w:t>
+            </w:r>
+          </w:p>
+        </w:tc>
+        <w:tc>
+          <w:tcPr>
+            <w:tcW w:type="dxa" w:w="1190"/>
+          </w:tcPr>
+          <w:p>
+            <w:r>
+              <w:t>算</w:t>
+            </w:r>
+          </w:p>
+        </w:tc>
+        <w:tc>
+          <w:tcPr>
+            <w:tcW w:type="dxa" w:w="1190"/>
+          </w:tcPr>
+          <w:p>
+            <w:r>
+              <w:t>算</w:t>
+            </w:r>
+          </w:p>
+        </w:tc>
+        <w:tc>
+          <w:tcPr>
+            <w:tcW w:type="dxa" w:w="1190"/>
+          </w:tcPr>
+          <w:p>
+            <w:r>
+              <w:t>—</w:t>
+            </w:r>
+          </w:p>
+        </w:tc>
+        <w:tc>
+          <w:tcPr>
+            <w:tcW w:type="dxa" w:w="1190"/>
+          </w:tcPr>
+          <w:p>
+            <w:r>
+              <w:rPr>
+                <w:b/>
+              </w:rPr>
+              <w:t>LCR 实测</w:t>
+            </w:r>
+          </w:p>
+        </w:tc>
+        <w:tc>
+          <w:tcPr>
+            <w:tcW w:type="dxa" w:w="1190"/>
+          </w:tcPr>
+          <w:p>
+            <w:r>
+              <w:t>仅恒等</w:t>
+            </w:r>
+          </w:p>
+        </w:tc>
+      </w:tr>
+    </w:tbl>
+    <w:p>
+      <w:r>
+        <w:rPr>
+          <w:b/>
+        </w:rPr>
+        <w:t>R_S / R_V 的比值本身就是形状签名，而且这三个形状天然给了三档</w:t>
+      </w:r>
+      <w:r>
+        <w:t xml:space="preserve">：球 </w:t>
+      </w:r>
+      <w:r>
+        <w:rPr>
+          <w:b/>
+        </w:rPr>
+        <w:t>1.000</w:t>
+      </w:r>
+      <w:r>
+        <w:t xml:space="preserve">、正方体 </w:t>
+      </w:r>
+      <w:r>
+        <w:rPr>
+          <w:b/>
+        </w:rPr>
+        <w:t>1.114</w:t>
+      </w:r>
+      <w:r>
+        <w:t xml:space="preserve">、正四面体 </w:t>
+      </w:r>
+      <w:r>
+        <w:rPr>
+          <w:b/>
+        </w:rPr>
+        <w:t>1.220</w:t>
+      </w:r>
+      <w:r>
+        <w:t>。几何越「尖」，两个半径分得越开。</w:t>
+      </w:r>
+      <w:r>
+        <w:rPr>
+          <w:b/>
+        </w:rPr>
+        <w:t>如果效应只认其中一种尺度，三个形状的排序会立刻显出来</w:t>
+      </w:r>
+      <w:r>
+        <w:t>——这就是为什么形状组必须选这三个规则体：它们把 R_V/R_S 均匀地分成了三档。</w:t>
+      </w:r>
+    </w:p>
+    <w:p>
+      <w:pPr>
+        <w:spacing w:after="80"/>
+        <w:ind w:left="425"/>
+      </w:pPr>
+      <w:r>
+        <w:rPr>
+          <w:color w:val="444444"/>
+          <w:sz w:val="20"/>
+        </w:rPr>
+        <w:t>R_e 一栏：球为 d/2（严格）；正方体 ≈0.655a 为文献常用值，</w:t>
+      </w:r>
+      <w:r>
+        <w:rPr>
+          <w:b/>
+          <w:color w:val="444444"/>
+          <w:sz w:val="20"/>
+        </w:rPr>
+        <w:t>本实验一律以 LCR 实测为准，不用算的</w:t>
+      </w:r>
+      <w:r>
+        <w:rPr>
+          <w:color w:val="444444"/>
+          <w:sz w:val="20"/>
+        </w:rPr>
+        <w:t>；正四面体与不规则体一律实测。</w:t>
+      </w:r>
+    </w:p>
+    <w:p>
+      <w:pPr>
+        <w:pStyle w:val="00000c"/>
+      </w:pPr>
+      <w:r>
+        <w:t>10.3 换形状 = 简并解除：谱线会变多，盲点会移位</w:t>
+      </w:r>
+    </w:p>
+    <w:p>
+      <w:r>
+        <w:t>球是唯一「所有方向都等价」的形体，所以它的模态带着 (2l+1) 重简并。换成正方体、正四面体，对称性降低，</w:t>
+      </w:r>
+      <w:r>
+        <w:rPr>
+          <w:b/>
+        </w:rPr>
+        <w:t>原本重合的谱线会劈开</w:t>
+      </w:r>
+      <w:r>
+        <w:t>——而劈裂方式由点群唯一决定，不是随机噪声。</w:t>
+      </w:r>
+    </w:p>
+    <w:tbl>
+      <w:tblPr>
+        <w:tblStyle w:val="000059"/>
+        <w:tblW w:type="auto" w:w="0"/>
+        <w:tblLook w:firstColumn="1" w:firstRow="1" w:lastColumn="0" w:lastRow="0" w:noHBand="0" w:noVBand="1" w:val="04A0"/>
+      </w:tblPr>
+      <w:tblGrid>
+        <w:gridCol w:w="1904"/>
+        <w:gridCol w:w="1904"/>
+        <w:gridCol w:w="1904"/>
+        <w:gridCol w:w="1904"/>
+        <w:gridCol w:w="1904"/>
+      </w:tblGrid>
+      <w:tr>
+        <w:tc>
+          <w:tcPr>
+            <w:tcW w:type="dxa" w:w="1904"/>
+          </w:tcPr>
+          <w:p>
+            <w:r>
+              <w:rPr>
+                <w:b/>
+              </w:rPr>
+              <w:t>形状</w:t>
+            </w:r>
+          </w:p>
+        </w:tc>
+        <w:tc>
+          <w:tcPr>
+            <w:tcW w:type="dxa" w:w="1904"/>
+          </w:tcPr>
+          <w:p>
+            <w:r>
+              <w:rPr>
+                <w:b/>
+              </w:rPr>
+              <w:t>对称群</w:t>
+            </w:r>
+          </w:p>
+        </w:tc>
+        <w:tc>
+          <w:tcPr>
+            <w:tcW w:type="dxa" w:w="1904"/>
+          </w:tcPr>
+          <w:p>
+            <w:r>
+              <w:rPr>
+                <w:b/>
+              </w:rPr>
+              <w:t>球谐 l=1（原本 3 重）</w:t>
+            </w:r>
+          </w:p>
+        </w:tc>
+        <w:tc>
+          <w:tcPr>
+            <w:tcW w:type="dxa" w:w="1904"/>
+          </w:tcPr>
+          <w:p>
+            <w:r>
+              <w:rPr>
+                <w:b/>
+              </w:rPr>
+              <w:t>球谐 l=2（原本 5 重）</w:t>
+            </w:r>
+          </w:p>
+        </w:tc>
+        <w:tc>
+          <w:tcPr>
+            <w:tcW w:type="dxa" w:w="1904"/>
+          </w:tcPr>
+          <w:p>
+            <w:r>
+              <w:rPr>
+                <w:b/>
+              </w:rPr>
+              <w:t>对本项目的后果</w:t>
+            </w:r>
+          </w:p>
+        </w:tc>
+      </w:tr>
+      <w:tr>
+        <w:tc>
+          <w:tcPr>
+            <w:tcW w:type="dxa" w:w="1904"/>
+          </w:tcPr>
+          <w:p>
+            <w:r>
+              <w:t>球</w:t>
+            </w:r>
+          </w:p>
+        </w:tc>
+        <w:tc>
+          <w:tcPr>
+            <w:tcW w:type="dxa" w:w="1904"/>
+          </w:tcPr>
+          <w:p>
+            <w:r>
+              <w:t>O(3)</w:t>
+            </w:r>
+          </w:p>
+        </w:tc>
+        <w:tc>
+          <w:tcPr>
+            <w:tcW w:type="dxa" w:w="1904"/>
+          </w:tcPr>
+          <w:p>
+            <w:r>
+              <w:t>不劈裂（3 重）</w:t>
+            </w:r>
+          </w:p>
+        </w:tc>
+        <w:tc>
+          <w:tcPr>
+            <w:tcW w:type="dxa" w:w="1904"/>
+          </w:tcPr>
+          <w:p>
+            <w:r>
+              <w:t>不劈裂（5 重）</w:t>
+            </w:r>
+          </w:p>
+        </w:tc>
+        <w:tc>
+          <w:tcPr>
+            <w:tcW w:type="dxa" w:w="1904"/>
+          </w:tcPr>
+          <w:p>
+            <w:r>
+              <w:t xml:space="preserve">谱最简；轮 04 的 </w:t>
+            </w:r>
+            <w:r>
+              <w:rPr>
+                <w:b/>
+              </w:rPr>
+              <w:t>A₁ ⊕ T₂</w:t>
+            </w:r>
+            <w:r>
+              <w:t xml:space="preserve"> 分解正是 l=0 ⊕ l=1 的体现</w:t>
+            </w:r>
+          </w:p>
+        </w:tc>
+      </w:tr>
+      <w:tr>
+        <w:tc>
+          <w:tcPr>
+            <w:tcW w:type="dxa" w:w="1904"/>
+          </w:tcPr>
+          <w:p>
+            <w:r>
+              <w:t>正方体</w:t>
+            </w:r>
+          </w:p>
+        </w:tc>
+        <w:tc>
+          <w:tcPr>
+            <w:tcW w:type="dxa" w:w="1904"/>
+          </w:tcPr>
+          <w:p>
+            <w:r>
+              <w:t>O_h（48 阶）</w:t>
+            </w:r>
+          </w:p>
+        </w:tc>
+        <w:tc>
+          <w:tcPr>
+            <w:tcW w:type="dxa" w:w="1904"/>
+          </w:tcPr>
+          <w:p>
+            <w:r>
+              <w:t>→ T₁u</w:t>
+            </w:r>
+          </w:p>
+        </w:tc>
+        <w:tc>
+          <w:tcPr>
+            <w:tcW w:type="dxa" w:w="1904"/>
+          </w:tcPr>
+          <w:p>
+            <w:r>
+              <w:t>→ E_g(2) + T₂g(3)</w:t>
+            </w:r>
+          </w:p>
+        </w:tc>
+        <w:tc>
+          <w:tcPr>
+            <w:tcW w:type="dxa" w:w="1904"/>
+          </w:tcPr>
+          <w:p>
+            <w:r>
+              <w:t>5 重劈成 2+3，</w:t>
+            </w:r>
+            <w:r>
+              <w:rPr>
+                <w:b/>
+              </w:rPr>
+              <w:t>谱线多一组</w:t>
+            </w:r>
+            <w:r>
+              <w:t>；有反演中心 → 出现 g/u 之分</w:t>
+            </w:r>
+          </w:p>
+        </w:tc>
+      </w:tr>
+      <w:tr>
+        <w:tc>
+          <w:tcPr>
+            <w:tcW w:type="dxa" w:w="1904"/>
+          </w:tcPr>
+          <w:p>
+            <w:r>
+              <w:t>正四面体</w:t>
+            </w:r>
+          </w:p>
+        </w:tc>
+        <w:tc>
+          <w:tcPr>
+            <w:tcW w:type="dxa" w:w="1904"/>
+          </w:tcPr>
+          <w:p>
+            <w:r>
+              <w:t>T_d（24 阶）</w:t>
+            </w:r>
+          </w:p>
+        </w:tc>
+        <w:tc>
+          <w:tcPr>
+            <w:tcW w:type="dxa" w:w="1904"/>
+          </w:tcPr>
+          <w:p>
+            <w:r>
+              <w:t>→ T₂</w:t>
+            </w:r>
+          </w:p>
+        </w:tc>
+        <w:tc>
+          <w:tcPr>
+            <w:tcW w:type="dxa" w:w="1904"/>
+          </w:tcPr>
+          <w:p>
+            <w:r>
+              <w:t>→ E(2) + T₂(3)</w:t>
+            </w:r>
+          </w:p>
+        </w:tc>
+        <w:tc>
+          <w:tcPr>
+            <w:tcW w:type="dxa" w:w="1904"/>
+          </w:tcPr>
+          <w:p>
+            <w:r>
+              <w:t>劈裂数与正方体相同，但</w:t>
+            </w:r>
+            <w:r>
+              <w:rPr>
+                <w:b/>
+              </w:rPr>
+              <w:t>无反演中心 → 没有 g/u</w:t>
+            </w:r>
+            <w:r>
+              <w:t>，模态归属规则不同</w:t>
+            </w:r>
+          </w:p>
+        </w:tc>
+      </w:tr>
+      <w:tr>
+        <w:tc>
+          <w:tcPr>
+            <w:tcW w:type="dxa" w:w="1904"/>
+          </w:tcPr>
+          <w:p>
+            <w:r>
+              <w:t>不规则体</w:t>
+            </w:r>
+          </w:p>
+        </w:tc>
+        <w:tc>
+          <w:tcPr>
+            <w:tcW w:type="dxa" w:w="1904"/>
+          </w:tcPr>
+          <w:p>
+            <w:r>
+              <w:t>仅恒等</w:t>
+            </w:r>
+          </w:p>
+        </w:tc>
+        <w:tc>
+          <w:tcPr>
+            <w:tcW w:type="dxa" w:w="1904"/>
+          </w:tcPr>
+          <w:p>
+            <w:r>
+              <w:t>全解除</w:t>
+            </w:r>
+          </w:p>
+        </w:tc>
+        <w:tc>
+          <w:tcPr>
+            <w:tcW w:type="dxa" w:w="1904"/>
+          </w:tcPr>
+          <w:p>
+            <w:r>
+              <w:t>全解除</w:t>
+            </w:r>
+          </w:p>
+        </w:tc>
+        <w:tc>
+          <w:tcPr>
+            <w:tcW w:type="dxa" w:w="1904"/>
+          </w:tcPr>
+          <w:p>
+            <w:r>
+              <w:t>谱最密；</w:t>
+            </w:r>
+            <w:r>
+              <w:rPr>
+                <w:b/>
+              </w:rPr>
+              <w:t>模态归属只能靠 8 点阵列的振幅热力图 ＋ FEM</w:t>
+            </w:r>
+          </w:p>
+        </w:tc>
+      </w:tr>
+    </w:tbl>
+    <w:p>
+      <w:r>
+        <w:rPr>
+          <w:b/>
+        </w:rPr>
+        <w:t>一个必须写进 SOP 的操作后果：模态灵敏度矩阵 M 要「一个形状一份」</w:t>
+      </w:r>
+    </w:p>
+    <w:p>
+      <w:r>
+        <w:t xml:space="preserve">§7.5 的 </w:t>
+      </w:r>
+      <w:r>
+        <w:rPr>
+          <w:rFonts w:ascii="Consolas" w:hAnsi="Consolas" w:eastAsia="Consolas" w:cs="Consolas"/>
+          <w:sz w:val="20"/>
+        </w:rPr>
+        <w:t>M[i][n]</w:t>
+      </w:r>
+      <w:r>
+        <w:t xml:space="preserve"> 是「第 i 个传感点在第 n 阶模下的归一化幅度」——它</w:t>
+      </w:r>
+      <w:r>
+        <w:rPr>
+          <w:b/>
+        </w:rPr>
+        <w:t>依赖物体在各传感点处的振型</w:t>
+      </w:r>
+      <w:r>
+        <w:t>。形状一变，M 全部作废，</w:t>
+      </w:r>
+      <w:r>
+        <w:rPr>
+          <w:b/>
+        </w:rPr>
+        <w:t>连盲点位置都会移位</w:t>
+      </w:r>
+      <w:r>
+        <w:t>。</w:t>
+      </w:r>
+    </w:p>
+    <w:p>
+      <w:r>
+        <w:t>所以每引入一个新几何体，必须重做三件事：</w:t>
+      </w:r>
+      <w:r>
+        <w:rPr>
+          <w:b/>
+        </w:rPr>
+        <w:t>① FEM（或单模激励扫描）重标 M 矩阵；② 重做盲点检查；③ 重做秩检查。</w:t>
+      </w:r>
+      <w:r>
+        <w:t xml:space="preserve"> 跳过任何一步，比出来的「形状差异」都可能只是「我恰好站在了节点线上」。</w:t>
+      </w:r>
+    </w:p>
+    <w:p>
+      <w:r>
+        <w:t>还有一条容易漏的：同一形状还要记录</w:t>
+      </w:r>
+      <w:r>
+        <w:rPr>
+          <w:b/>
+        </w:rPr>
+        <w:t>它相对 8 点阵列的朝向</w:t>
+      </w:r>
+      <w:r>
+        <w:t>。正方体至少做三种朝向（面心、棱心、体对角线分别对齐阵列主轴），否则「朝向」会混进「形状」。</w:t>
+      </w:r>
+    </w:p>
+    <w:p>
+      <w:pPr>
+        <w:pStyle w:val="00000c"/>
+      </w:pPr>
+      <w:r>
+        <w:t>10.4 四组升级实验：一次只放开一个变量</w:t>
+      </w:r>
+    </w:p>
+    <w:tbl>
+      <w:tblPr>
+        <w:tblStyle w:val="000059"/>
+        <w:tblW w:type="auto" w:w="0"/>
+        <w:tblLook w:firstColumn="1" w:firstRow="1" w:lastColumn="0" w:lastRow="0" w:noHBand="0" w:noVBand="1" w:val="04A0"/>
+      </w:tblPr>
+      <w:tblGrid>
+        <w:gridCol w:w="1904"/>
+        <w:gridCol w:w="1904"/>
+        <w:gridCol w:w="1904"/>
+        <w:gridCol w:w="1904"/>
+        <w:gridCol w:w="1904"/>
+      </w:tblGrid>
+      <w:tr>
+        <w:tc>
+          <w:tcPr>
+            <w:tcW w:type="dxa" w:w="1904"/>
+          </w:tcPr>
+          <w:p>
+            <w:r>
+              <w:rPr>
+                <w:b/>
+              </w:rPr>
+              <w:t>编号</w:t>
+            </w:r>
+          </w:p>
+        </w:tc>
+        <w:tc>
+          <w:tcPr>
+            <w:tcW w:type="dxa" w:w="1904"/>
+          </w:tcPr>
+          <w:p>
+            <w:r>
+              <w:rPr>
+                <w:b/>
+              </w:rPr>
+              <w:t>改什么</w:t>
+            </w:r>
+          </w:p>
+        </w:tc>
+        <w:tc>
+          <w:tcPr>
+            <w:tcW w:type="dxa" w:w="1904"/>
+          </w:tcPr>
+          <w:p>
+            <w:r>
+              <w:rPr>
+                <w:b/>
+              </w:rPr>
+              <w:t>按住不动的</w:t>
+            </w:r>
+          </w:p>
+        </w:tc>
+        <w:tc>
+          <w:tcPr>
+            <w:tcW w:type="dxa" w:w="1904"/>
+          </w:tcPr>
+          <w:p>
+            <w:r>
+              <w:rPr>
+                <w:b/>
+              </w:rPr>
+              <w:t>方程里只动哪一项</w:t>
+            </w:r>
+          </w:p>
+        </w:tc>
+        <w:tc>
+          <w:tcPr>
+            <w:tcW w:type="dxa" w:w="1904"/>
+          </w:tcPr>
+          <w:p>
+            <w:r>
+              <w:rPr>
+                <w:b/>
+              </w:rPr>
+              <w:t>可检验的预言</w:t>
+            </w:r>
+          </w:p>
+        </w:tc>
+      </w:tr>
+      <w:tr>
+        <w:tc>
+          <w:tcPr>
+            <w:tcW w:type="dxa" w:w="1904"/>
+          </w:tcPr>
+          <w:p>
+            <w:r>
+              <w:t>E1　尺寸标度</w:t>
+            </w:r>
+          </w:p>
+        </w:tc>
+        <w:tc>
+          <w:tcPr>
+            <w:tcW w:type="dxa" w:w="1904"/>
+          </w:tcPr>
+          <w:p>
+            <w:r>
+              <w:t>Ø40 / Ø80 / Ø160（</w:t>
+            </w:r>
+            <w:r>
+              <w:rPr>
+                <w:b/>
+              </w:rPr>
+              <w:t>同 t/R</w:t>
+            </w:r>
+            <w:r>
+              <w:t>）</w:t>
+            </w:r>
+          </w:p>
+        </w:tc>
+        <w:tc>
+          <w:tcPr>
+            <w:tcW w:type="dxa" w:w="1904"/>
+          </w:tcPr>
+          <w:p>
+            <w:r>
+              <w:t>材质、形状、薄度、位置</w:t>
+            </w:r>
+          </w:p>
+        </w:tc>
+        <w:tc>
+          <w:tcPr>
+            <w:tcW w:type="dxa" w:w="1904"/>
+          </w:tcPr>
+          <w:p>
+            <w:r>
+              <w:rPr>
+                <w:b/>
+              </w:rPr>
+              <w:t>L_eff</w:t>
+            </w:r>
+            <w:r>
+              <w:t>（1/R）</w:t>
+            </w:r>
+          </w:p>
+        </w:tc>
+        <w:tc>
+          <w:tcPr>
+            <w:tcW w:type="dxa" w:w="1904"/>
+          </w:tcPr>
+          <w:p>
+            <w:r>
+              <w:t>f ∝ 1/R；三点连成斜率 −1 的直线</w:t>
+            </w:r>
+          </w:p>
+        </w:tc>
+      </w:tr>
+      <w:tr>
+        <w:tc>
+          <w:tcPr>
+            <w:tcW w:type="dxa" w:w="1904"/>
+          </w:tcPr>
+          <w:p>
+            <w:r>
+              <w:t>E2　材质</w:t>
+            </w:r>
+          </w:p>
+        </w:tc>
+        <w:tc>
+          <w:tcPr>
+            <w:tcW w:type="dxa" w:w="1904"/>
+          </w:tcPr>
+          <w:p>
+            <w:r>
+              <w:t>铜 → 铝 → 不锈钢 → 黄铜（同尺寸同形状）</w:t>
+            </w:r>
+          </w:p>
+        </w:tc>
+        <w:tc>
+          <w:tcPr>
+            <w:tcW w:type="dxa" w:w="1904"/>
+          </w:tcPr>
+          <w:p>
+            <w:r>
+              <w:t>尺寸、形状、位置</w:t>
+            </w:r>
+          </w:p>
+        </w:tc>
+        <w:tc>
+          <w:tcPr>
+            <w:tcW w:type="dxa" w:w="1904"/>
+          </w:tcPr>
+          <w:p>
+            <w:r>
+              <w:rPr>
+                <w:b/>
+              </w:rPr>
+              <w:t>c_s</w:t>
+            </w:r>
+          </w:p>
+        </w:tc>
+        <w:tc>
+          <w:tcPr>
+            <w:tcW w:type="dxa" w:w="1904"/>
+          </w:tcPr>
+          <w:p>
+            <w:r>
+              <w:t>f ∝ c_s；</w:t>
+            </w:r>
+            <w:r>
+              <w:rPr>
+                <w:b/>
+              </w:rPr>
+              <w:t>ε_loc 应与材质无关</w:t>
+            </w:r>
+          </w:p>
+        </w:tc>
+      </w:tr>
+      <w:tr>
+        <w:tc>
+          <w:tcPr>
+            <w:tcW w:type="dxa" w:w="1904"/>
+          </w:tcPr>
+          <w:p>
+            <w:r>
+              <w:t>E3　几何形状</w:t>
+            </w:r>
+          </w:p>
+        </w:tc>
+        <w:tc>
+          <w:tcPr>
+            <w:tcW w:type="dxa" w:w="1904"/>
+          </w:tcPr>
+          <w:p>
+            <w:r>
+              <w:t>球 → 正方体 → 正四面体 → 不规则（同材质、等 R_V、同壁厚）</w:t>
+            </w:r>
+          </w:p>
+        </w:tc>
+        <w:tc>
+          <w:tcPr>
+            <w:tcW w:type="dxa" w:w="1904"/>
+          </w:tcPr>
+          <w:p>
+            <w:r>
+              <w:t>材质、等效尺寸、壁厚、位置</w:t>
+            </w:r>
+          </w:p>
+        </w:tc>
+        <w:tc>
+          <w:tcPr>
+            <w:tcW w:type="dxa" w:w="1904"/>
+          </w:tcPr>
+          <w:p>
+            <w:r>
+              <w:rPr>
+                <w:b/>
+              </w:rPr>
+              <w:t>Σ_n</w:t>
+            </w:r>
+            <w:r>
+              <w:t>（形状因子）</w:t>
+            </w:r>
+          </w:p>
+        </w:tc>
+        <w:tc>
+          <w:tcPr>
+            <w:tcW w:type="dxa" w:w="1904"/>
+          </w:tcPr>
+          <w:p>
+            <w:r>
+              <w:t>按某一种等效半径归一后，ε_loc 坍缩到一条线</w:t>
+            </w:r>
+          </w:p>
+        </w:tc>
+      </w:tr>
+      <w:tr>
+        <w:tc>
+          <w:tcPr>
+            <w:tcW w:type="dxa" w:w="1904"/>
+          </w:tcPr>
+          <w:p>
+            <w:r>
+              <w:t>E4　导电性</w:t>
+            </w:r>
+          </w:p>
+        </w:tc>
+        <w:tc>
+          <w:tcPr>
+            <w:tcW w:type="dxa" w:w="1904"/>
+          </w:tcPr>
+          <w:p>
+            <w:r>
+              <w:t>铜 → 绝缘薄壳；同一只球</w:t>
+            </w:r>
+            <w:r>
+              <w:rPr>
+                <w:b/>
+              </w:rPr>
+              <w:t>涂导电层 / 不涂</w:t>
+            </w:r>
+            <w:r>
+              <w:t>；再扩展到「穿导电服的动物 vs 穿棉衣的动物」</w:t>
+            </w:r>
+          </w:p>
+        </w:tc>
+        <w:tc>
+          <w:tcPr>
+            <w:tcW w:type="dxa" w:w="1904"/>
+          </w:tcPr>
+          <w:p>
+            <w:r>
+              <w:t>尺寸、几何、质量（配平）</w:t>
+            </w:r>
+          </w:p>
+        </w:tc>
+        <w:tc>
+          <w:tcPr>
+            <w:tcW w:type="dxa" w:w="1904"/>
+          </w:tcPr>
+          <w:p>
+            <w:r>
+              <w:t xml:space="preserve">是否出现电磁项 </w:t>
+            </w:r>
+            <w:r>
+              <w:rPr>
+                <w:b/>
+              </w:rPr>
+              <w:t>δf_EM</w:t>
+            </w:r>
+          </w:p>
+        </w:tc>
+        <w:tc>
+          <w:tcPr>
+            <w:tcW w:type="dxa" w:w="1904"/>
+          </w:tcPr>
+          <w:p>
+            <w:r>
+              <w:t>若绝缘体清零 → 机制含导电路径；若同量级 → 排除涡流／镜像电流</w:t>
+            </w:r>
+          </w:p>
+        </w:tc>
+      </w:tr>
+    </w:tbl>
+    <w:p>
+      <w:pPr>
+        <w:pStyle w:val="00000e"/>
+      </w:pPr>
+      <w:r>
+        <w:t>E1　同形状、不同尺寸：用三个点定一条幂律</w:t>
+      </w:r>
+    </w:p>
+    <w:p>
+      <w:r>
+        <w:rPr>
+          <w:b/>
+        </w:rPr>
+        <w:t>怎么改方程</w:t>
+      </w:r>
+    </w:p>
+    <w:p>
+      <w:pPr>
+        <w:spacing w:before="80" w:after="80"/>
+        <w:ind w:left="283"/>
+      </w:pPr>
+      <w:r>
+        <w:rPr>
+          <w:rFonts w:ascii="Consolas" w:hAnsi="Consolas" w:eastAsia="Consolas" w:cs="Consolas"/>
+          <w:sz w:val="18"/>
+        </w:rPr>
+        <w:t>f ∝ R^(−1)        （同 t/R、同材料、同形状）</w:t>
+      </w:r>
+    </w:p>
+    <w:p>
+      <w:r>
+        <w:t>把三只球的 f 与 R 取双对数，斜率应为 −1。</w:t>
+      </w:r>
+    </w:p>
+    <w:p>
+      <w:pPr>
+        <w:spacing w:before="80" w:after="80"/>
+        <w:ind w:left="283"/>
+      </w:pPr>
+      <w:r>
+        <w:rPr>
+          <w:rFonts w:ascii="Consolas" w:hAnsi="Consolas" w:eastAsia="Consolas" w:cs="Consolas"/>
+          <w:sz w:val="18"/>
+        </w:rPr>
+        <w:t>ln(Δf) = ln A + p · ln R</w:t>
+      </w:r>
+    </w:p>
+    <w:p>
+      <w:r>
+        <w:t>p = 0 → 位置项是加性常数；p = +1 → 比例项（ε_loc 恒定）；其他 p → 另有机制。</w:t>
+      </w:r>
+    </w:p>
+    <w:p>
+      <w:r>
+        <w:rPr>
+          <w:b/>
+        </w:rPr>
+        <w:t>要点</w:t>
+      </w:r>
+      <w:r>
+        <w:t xml:space="preserve">：必须保持 </w:t>
+      </w:r>
+      <w:r>
+        <w:rPr>
+          <w:rFonts w:ascii="Consolas" w:hAnsi="Consolas" w:eastAsia="Consolas" w:cs="Consolas"/>
+          <w:sz w:val="20"/>
+        </w:rPr>
+        <w:t>t/R</w:t>
+      </w:r>
+      <w:r>
+        <w:t xml:space="preserve"> 不变（Ø40 配 0.2 mm、Ø160 配 0.8 mm），否则尺寸与薄度两个变量会混在一起。</w:t>
+      </w:r>
+      <w:r>
+        <w:rPr>
+          <w:b/>
+        </w:rPr>
+        <w:t>0.2 mm 与 0.8 mm 的加工难度差得极远——这一组的真实瓶颈是工艺，不是物理。</w:t>
+      </w:r>
+    </w:p>
+    <w:p>
+      <w:r>
+        <w:rPr>
+          <w:b/>
+        </w:rPr>
+        <w:t>这一组能回答什么</w:t>
+      </w:r>
+    </w:p>
+    <w:p>
+      <w:pPr>
+        <w:pStyle w:val="00002c"/>
+      </w:pPr>
+      <w:r>
+        <w:t xml:space="preserve">若 </w:t>
+      </w:r>
+      <w:r>
+        <w:rPr>
+          <w:b/>
+        </w:rPr>
+        <w:t>ε_loc = Δf/f 与尺寸无关</w:t>
+      </w:r>
+      <w:r>
+        <w:t>（p=+1）→ 位置效应作用于</w:t>
+      </w:r>
+      <w:r>
+        <w:rPr>
+          <w:b/>
+        </w:rPr>
+        <w:t>相对量</w:t>
+      </w:r>
+      <w:r>
+        <w:t>，它改的是无量纲因子</w:t>
+      </w:r>
+    </w:p>
+    <w:p>
+      <w:pPr>
+        <w:pStyle w:val="00002c"/>
+      </w:pPr>
+      <w:r>
+        <w:t xml:space="preserve">若 </w:t>
+      </w:r>
+      <w:r>
+        <w:rPr>
+          <w:b/>
+        </w:rPr>
+        <w:t>Δf 是固定绝对值</w:t>
+      </w:r>
+      <w:r>
+        <w:t>（p=0）→ 位置效应是</w:t>
+      </w:r>
+      <w:r>
+        <w:rPr>
+          <w:b/>
+        </w:rPr>
+        <w:t>加性常数 δf_loc</w:t>
+      </w:r>
+      <w:r>
+        <w:t xml:space="preserve">，方程写成 </w:t>
+      </w:r>
+      <w:r>
+        <w:rPr>
+          <w:rFonts w:ascii="Consolas" w:hAnsi="Consolas" w:eastAsia="Consolas" w:cs="Consolas"/>
+          <w:sz w:val="20"/>
+        </w:rPr>
+        <w:t>f = f_n + δf_loc</w:t>
+      </w:r>
+    </w:p>
+    <w:p>
+      <w:pPr>
+        <w:pStyle w:val="00002c"/>
+      </w:pPr>
+      <w:r>
+        <w:t>若偏离 −1 幂律 → 小尺寸端边界／支撑效应开始主导，说明已超出生效区间</w:t>
+      </w:r>
+    </w:p>
+    <w:p>
+      <w:r>
+        <w:t>三个点是</w:t>
+      </w:r>
+      <w:r>
+        <w:rPr>
+          <w:b/>
+        </w:rPr>
+        <w:t>最低</w:t>
+      </w:r>
+      <w:r>
+        <w:t>要求；四点以上才能谈「幂律成立」，而不是「三点连成一条线」。</w:t>
+      </w:r>
+    </w:p>
+    <w:p>
+      <w:pPr>
+        <w:pStyle w:val="00000e"/>
+      </w:pPr>
+      <w:r>
+        <w:t>E2　同尺寸同形状、不同材质：这一组是「材料无关性」判据</w:t>
+      </w:r>
+    </w:p>
+    <w:p>
+      <w:r>
+        <w:t>材料在方程里只通过一个数进入——</w:t>
+      </w:r>
+      <w:r>
+        <w:rPr>
+          <w:rFonts w:ascii="Consolas" w:hAnsi="Consolas" w:eastAsia="Consolas" w:cs="Consolas"/>
+          <w:sz w:val="20"/>
+        </w:rPr>
+        <w:t>c_s = √(E/(ρ(1−ν²)))</w:t>
+      </w:r>
+      <w:r>
+        <w:t>。</w:t>
+      </w:r>
+      <w:r>
+        <w:rPr>
+          <w:b/>
+        </w:rPr>
+        <w:t>所以这一组的预言是可以直接算出来的</w:t>
+      </w:r>
+      <w:r>
+        <w:t>：同尺寸薄壳球的弯曲模频率，应当正比于 c_s。</w:t>
+      </w:r>
+    </w:p>
+    <w:tbl>
+      <w:tblPr>
+        <w:tblStyle w:val="000059"/>
+        <w:tblW w:type="auto" w:w="0"/>
+        <w:tblLook w:firstColumn="1" w:firstRow="1" w:lastColumn="0" w:lastRow="0" w:noHBand="0" w:noVBand="1" w:val="04A0"/>
+      </w:tblPr>
+      <w:tblGrid>
+        <w:gridCol w:w="1360"/>
+        <w:gridCol w:w="1360"/>
+        <w:gridCol w:w="1360"/>
+        <w:gridCol w:w="1360"/>
+        <w:gridCol w:w="1360"/>
+        <w:gridCol w:w="1360"/>
+        <w:gridCol w:w="1360"/>
+      </w:tblGrid>
+      <w:tr>
+        <w:tc>
+          <w:tcPr>
+            <w:tcW w:type="dxa" w:w="1360"/>
+          </w:tcPr>
+          <w:p>
+            <w:r>
+              <w:rPr>
+                <w:b/>
+              </w:rPr>
+              <w:t>材质</w:t>
+            </w:r>
+          </w:p>
+        </w:tc>
+        <w:tc>
+          <w:tcPr>
+            <w:tcW w:type="dxa" w:w="1360"/>
+          </w:tcPr>
+          <w:p>
+            <w:r>
+              <w:rPr>
+                <w:b/>
+              </w:rPr>
+              <w:t>E（GPa）</w:t>
+            </w:r>
+          </w:p>
+        </w:tc>
+        <w:tc>
+          <w:tcPr>
+            <w:tcW w:type="dxa" w:w="1360"/>
+          </w:tcPr>
+          <w:p>
+            <w:r>
+              <w:rPr>
+                <w:b/>
+              </w:rPr>
+              <w:t>ρ（kg/m³）</w:t>
+            </w:r>
+          </w:p>
+        </w:tc>
+        <w:tc>
+          <w:tcPr>
+            <w:tcW w:type="dxa" w:w="1360"/>
+          </w:tcPr>
+          <w:p>
+            <w:r>
+              <w:rPr>
+                <w:b/>
+              </w:rPr>
+              <w:t>ν</w:t>
+            </w:r>
+          </w:p>
+        </w:tc>
+        <w:tc>
+          <w:tcPr>
+            <w:tcW w:type="dxa" w:w="1360"/>
+          </w:tcPr>
+          <w:p>
+            <w:r>
+              <w:rPr>
+                <w:b/>
+              </w:rPr>
+              <w:t>c_s</w:t>
+            </w:r>
+          </w:p>
+        </w:tc>
+        <w:tc>
+          <w:tcPr>
+            <w:tcW w:type="dxa" w:w="1360"/>
+          </w:tcPr>
+          <w:p>
+            <w:r>
+              <w:rPr>
+                <w:b/>
+              </w:rPr>
+              <w:t>相对铜</w:t>
+            </w:r>
+          </w:p>
+        </w:tc>
+        <w:tc>
+          <w:tcPr>
+            <w:tcW w:type="dxa" w:w="1360"/>
+          </w:tcPr>
+          <w:p>
+            <w:r>
+              <w:rPr>
+                <w:b/>
+              </w:rPr>
+              <w:t>能否做薄壳</w:t>
+            </w:r>
+          </w:p>
+        </w:tc>
+      </w:tr>
+      <w:tr>
+        <w:tc>
+          <w:tcPr>
+            <w:tcW w:type="dxa" w:w="1360"/>
+          </w:tcPr>
+          <w:p>
+            <w:r>
+              <w:t>铜 Cu（基准）</w:t>
+            </w:r>
+          </w:p>
+        </w:tc>
+        <w:tc>
+          <w:tcPr>
+            <w:tcW w:type="dxa" w:w="1360"/>
+          </w:tcPr>
+          <w:p>
+            <w:r>
+              <w:t>117</w:t>
+            </w:r>
+          </w:p>
+        </w:tc>
+        <w:tc>
+          <w:tcPr>
+            <w:tcW w:type="dxa" w:w="1360"/>
+          </w:tcPr>
+          <w:p>
+            <w:r>
+              <w:t>8960</w:t>
+            </w:r>
+          </w:p>
+        </w:tc>
+        <w:tc>
+          <w:tcPr>
+            <w:tcW w:type="dxa" w:w="1360"/>
+          </w:tcPr>
+          <w:p>
+            <w:r>
+              <w:t>0.34</w:t>
+            </w:r>
+          </w:p>
+        </w:tc>
+        <w:tc>
+          <w:tcPr>
+            <w:tcW w:type="dxa" w:w="1360"/>
+          </w:tcPr>
+          <w:p>
+            <w:r>
+              <w:t>3843 m/s</w:t>
+            </w:r>
+          </w:p>
+        </w:tc>
+        <w:tc>
+          <w:tcPr>
+            <w:tcW w:type="dxa" w:w="1360"/>
+          </w:tcPr>
+          <w:p>
+            <w:r>
+              <w:rPr>
+                <w:b/>
+              </w:rPr>
+              <w:t>1.00</w:t>
+            </w:r>
+          </w:p>
+        </w:tc>
+        <w:tc>
+          <w:tcPr>
+            <w:tcW w:type="dxa" w:w="1360"/>
+          </w:tcPr>
+          <w:p>
+            <w:r>
+              <w:t>✅</w:t>
+            </w:r>
+          </w:p>
+        </w:tc>
+      </w:tr>
+      <w:tr>
+        <w:tc>
+          <w:tcPr>
+            <w:tcW w:type="dxa" w:w="1360"/>
+          </w:tcPr>
+          <w:p>
+            <w:r>
+              <w:t>黄铜 H62</w:t>
+            </w:r>
+          </w:p>
+        </w:tc>
+        <w:tc>
+          <w:tcPr>
+            <w:tcW w:type="dxa" w:w="1360"/>
+          </w:tcPr>
+          <w:p>
+            <w:r>
+              <w:t>110</w:t>
+            </w:r>
+          </w:p>
+        </w:tc>
+        <w:tc>
+          <w:tcPr>
+            <w:tcW w:type="dxa" w:w="1360"/>
+          </w:tcPr>
+          <w:p>
+            <w:r>
+              <w:t>8500</w:t>
+            </w:r>
+          </w:p>
+        </w:tc>
+        <w:tc>
+          <w:tcPr>
+            <w:tcW w:type="dxa" w:w="1360"/>
+          </w:tcPr>
+          <w:p>
+            <w:r>
+              <w:t>0.34</w:t>
+            </w:r>
+          </w:p>
+        </w:tc>
+        <w:tc>
+          <w:tcPr>
+            <w:tcW w:type="dxa" w:w="1360"/>
+          </w:tcPr>
+          <w:p>
+            <w:r>
+              <w:t>≈3825 m/s</w:t>
+            </w:r>
+          </w:p>
+        </w:tc>
+        <w:tc>
+          <w:tcPr>
+            <w:tcW w:type="dxa" w:w="1360"/>
+          </w:tcPr>
+          <w:p>
+            <w:r>
+              <w:t>1.00</w:t>
+            </w:r>
+          </w:p>
+        </w:tc>
+        <w:tc>
+          <w:tcPr>
+            <w:tcW w:type="dxa" w:w="1360"/>
+          </w:tcPr>
+          <w:p>
+            <w:r>
+              <w:t>✅</w:t>
+            </w:r>
+          </w:p>
+        </w:tc>
+      </w:tr>
+      <w:tr>
+        <w:tc>
+          <w:tcPr>
+            <w:tcW w:type="dxa" w:w="1360"/>
+          </w:tcPr>
+          <w:p>
+            <w:r>
+              <w:t>铝 Al</w:t>
+            </w:r>
+          </w:p>
+        </w:tc>
+        <w:tc>
+          <w:tcPr>
+            <w:tcW w:type="dxa" w:w="1360"/>
+          </w:tcPr>
+          <w:p>
+            <w:r>
+              <w:t>69</w:t>
+            </w:r>
+          </w:p>
+        </w:tc>
+        <w:tc>
+          <w:tcPr>
+            <w:tcW w:type="dxa" w:w="1360"/>
+          </w:tcPr>
+          <w:p>
+            <w:r>
+              <w:t>2700</w:t>
+            </w:r>
+          </w:p>
+        </w:tc>
+        <w:tc>
+          <w:tcPr>
+            <w:tcW w:type="dxa" w:w="1360"/>
+          </w:tcPr>
+          <w:p>
+            <w:r>
+              <w:t>0.33</w:t>
+            </w:r>
+          </w:p>
+        </w:tc>
+        <w:tc>
+          <w:tcPr>
+            <w:tcW w:type="dxa" w:w="1360"/>
+          </w:tcPr>
+          <w:p>
+            <w:r>
+              <w:t>≈5355 m/s</w:t>
+            </w:r>
+          </w:p>
+        </w:tc>
+        <w:tc>
+          <w:tcPr>
+            <w:tcW w:type="dxa" w:w="1360"/>
+          </w:tcPr>
+          <w:p>
+            <w:r>
+              <w:t>1.39</w:t>
+            </w:r>
+          </w:p>
+        </w:tc>
+        <w:tc>
+          <w:tcPr>
+            <w:tcW w:type="dxa" w:w="1360"/>
+          </w:tcPr>
+          <w:p>
+            <w:r>
+              <w:t>✅</w:t>
+            </w:r>
+          </w:p>
+        </w:tc>
+      </w:tr>
+      <w:tr>
+        <w:tc>
+          <w:tcPr>
+            <w:tcW w:type="dxa" w:w="1360"/>
+          </w:tcPr>
+          <w:p>
+            <w:r>
+              <w:t>不锈钢 304</w:t>
+            </w:r>
+          </w:p>
+        </w:tc>
+        <w:tc>
+          <w:tcPr>
+            <w:tcW w:type="dxa" w:w="1360"/>
+          </w:tcPr>
+          <w:p>
+            <w:r>
+              <w:t>193</w:t>
+            </w:r>
+          </w:p>
+        </w:tc>
+        <w:tc>
+          <w:tcPr>
+            <w:tcW w:type="dxa" w:w="1360"/>
+          </w:tcPr>
+          <w:p>
+            <w:r>
+              <w:t>7900</w:t>
+            </w:r>
+          </w:p>
+        </w:tc>
+        <w:tc>
+          <w:tcPr>
+            <w:tcW w:type="dxa" w:w="1360"/>
+          </w:tcPr>
+          <w:p>
+            <w:r>
+              <w:t>0.29</w:t>
+            </w:r>
+          </w:p>
+        </w:tc>
+        <w:tc>
+          <w:tcPr>
+            <w:tcW w:type="dxa" w:w="1360"/>
+          </w:tcPr>
+          <w:p>
+            <w:r>
+              <w:t>≈5165 m/s</w:t>
+            </w:r>
+          </w:p>
+        </w:tc>
+        <w:tc>
+          <w:tcPr>
+            <w:tcW w:type="dxa" w:w="1360"/>
+          </w:tcPr>
+          <w:p>
+            <w:r>
+              <w:t>1.34</w:t>
+            </w:r>
+          </w:p>
+        </w:tc>
+        <w:tc>
+          <w:tcPr>
+            <w:tcW w:type="dxa" w:w="1360"/>
+          </w:tcPr>
+          <w:p>
+            <w:r>
+              <w:t>✅</w:t>
+            </w:r>
+          </w:p>
+        </w:tc>
+      </w:tr>
+      <w:tr>
+        <w:tc>
+          <w:tcPr>
+            <w:tcW w:type="dxa" w:w="1360"/>
+          </w:tcPr>
+          <w:p>
+            <w:r>
+              <w:t>钠钙玻璃</w:t>
+            </w:r>
+          </w:p>
+        </w:tc>
+        <w:tc>
+          <w:tcPr>
+            <w:tcW w:type="dxa" w:w="1360"/>
+          </w:tcPr>
+          <w:p>
+            <w:r>
+              <w:t>70</w:t>
+            </w:r>
+          </w:p>
+        </w:tc>
+        <w:tc>
+          <w:tcPr>
+            <w:tcW w:type="dxa" w:w="1360"/>
+          </w:tcPr>
+          <w:p>
+            <w:r>
+              <w:t>2500</w:t>
+            </w:r>
+          </w:p>
+        </w:tc>
+        <w:tc>
+          <w:tcPr>
+            <w:tcW w:type="dxa" w:w="1360"/>
+          </w:tcPr>
+          <w:p>
+            <w:r>
+              <w:t>0.22</w:t>
+            </w:r>
+          </w:p>
+        </w:tc>
+        <w:tc>
+          <w:tcPr>
+            <w:tcW w:type="dxa" w:w="1360"/>
+          </w:tcPr>
+          <w:p>
+            <w:r>
+              <w:t>≈5424 m/s</w:t>
+            </w:r>
+          </w:p>
+        </w:tc>
+        <w:tc>
+          <w:tcPr>
+            <w:tcW w:type="dxa" w:w="1360"/>
+          </w:tcPr>
+          <w:p>
+            <w:r>
+              <w:t>1.41</w:t>
+            </w:r>
+          </w:p>
+        </w:tc>
+        <w:tc>
+          <w:tcPr>
+            <w:tcW w:type="dxa" w:w="1360"/>
+          </w:tcPr>
+          <w:p>
+            <w:r>
+              <w:t>✗ 脆，只能厚壁／实心</w:t>
+            </w:r>
+          </w:p>
+        </w:tc>
+      </w:tr>
+      <w:tr>
+        <w:tc>
+          <w:tcPr>
+            <w:tcW w:type="dxa" w:w="1360"/>
+          </w:tcPr>
+          <w:p>
+            <w:r>
+              <w:t>实木（顺纹）</w:t>
+            </w:r>
+          </w:p>
+        </w:tc>
+        <w:tc>
+          <w:tcPr>
+            <w:tcW w:type="dxa" w:w="1360"/>
+          </w:tcPr>
+          <w:p>
+            <w:r>
+              <w:t>≈11</w:t>
+            </w:r>
+          </w:p>
+        </w:tc>
+        <w:tc>
+          <w:tcPr>
+            <w:tcW w:type="dxa" w:w="1360"/>
+          </w:tcPr>
+          <w:p>
+            <w:r>
+              <w:t>≈700</w:t>
+            </w:r>
+          </w:p>
+        </w:tc>
+        <w:tc>
+          <w:tcPr>
+            <w:tcW w:type="dxa" w:w="1360"/>
+          </w:tcPr>
+          <w:p>
+            <w:r>
+              <w:t>—</w:t>
+            </w:r>
+          </w:p>
+        </w:tc>
+        <w:tc>
+          <w:tcPr>
+            <w:tcW w:type="dxa" w:w="1360"/>
+          </w:tcPr>
+          <w:p>
+            <w:r>
+              <w:t>≈3960 m/s（</w:t>
+            </w:r>
+            <w:r>
+              <w:rPr>
+                <w:b/>
+              </w:rPr>
+              <w:t>仅顺纹</w:t>
+            </w:r>
+            <w:r>
+              <w:t>）</w:t>
+            </w:r>
+          </w:p>
+        </w:tc>
+        <w:tc>
+          <w:tcPr>
+            <w:tcW w:type="dxa" w:w="1360"/>
+          </w:tcPr>
+          <w:p>
+            <w:r>
+              <w:t>≈1.03</w:t>
+            </w:r>
+          </w:p>
+        </w:tc>
+        <w:tc>
+          <w:tcPr>
+            <w:tcW w:type="dxa" w:w="1360"/>
+          </w:tcPr>
+          <w:p>
+            <w:r>
+              <w:t>✗ 吸湿＋各向异性</w:t>
+            </w:r>
+          </w:p>
+        </w:tc>
+      </w:tr>
+    </w:tbl>
+    <w:p>
+      <w:r>
+        <w:rPr>
+          <w:b/>
+        </w:rPr>
+        <w:t>这一组的关键不是「频率变了」，而是「ε_loc 变不变」</w:t>
+      </w:r>
+    </w:p>
+    <w:p>
+      <w:r>
+        <w:rPr>
+          <w:b/>
+        </w:rPr>
+        <w:t>绝对频率一定会变</w:t>
+      </w:r>
+      <w:r>
+        <w:t>——那是 c_s 在起作用，属已知物理，不是发现。真正要问的是：</w:t>
+      </w:r>
+      <w:r>
+        <w:rPr>
+          <w:b/>
+        </w:rPr>
+        <w:t>相对频移 ε_loc = Δf/f 会不会随材质改变？</w:t>
+      </w:r>
+    </w:p>
+    <w:p>
+      <w:pPr>
+        <w:pStyle w:val="00002c"/>
+      </w:pPr>
+      <w:r>
+        <w:rPr>
+          <w:b/>
+        </w:rPr>
+        <w:t>若 ε_loc 与材质无关</w:t>
+      </w:r>
+      <w:r>
+        <w:t xml:space="preserve"> → 位置项不经过任何材料参数，它在方程里只能待在最外层（乘性因子或加性项）——</w:t>
+      </w:r>
+      <w:r>
+        <w:rPr>
+          <w:b/>
+        </w:rPr>
+        <w:t>这是一个很强的结构性结论</w:t>
+      </w:r>
+      <w:r>
+        <w:t>。</w:t>
+      </w:r>
+    </w:p>
+    <w:p>
+      <w:pPr>
+        <w:pStyle w:val="00002c"/>
+      </w:pPr>
+      <w:r>
+        <w:rPr>
+          <w:b/>
+        </w:rPr>
+        <w:t>若 ε_loc 随材质单调变化</w:t>
+      </w:r>
+      <w:r>
+        <w:t xml:space="preserve"> → 位置项与 E、ρ、ν 中至少一个耦合 → 机制方向立刻被限定。</w:t>
+      </w:r>
+    </w:p>
+    <w:p>
+      <w:pPr>
+        <w:spacing w:after="80"/>
+        <w:ind w:left="425"/>
+      </w:pPr>
+      <w:r>
+        <w:rPr>
+          <w:color w:val="444444"/>
+          <w:sz w:val="20"/>
+        </w:rPr>
+        <w:t>⚠️ 铝（1.39）与不锈钢（1.34）的 c_s 几乎相同，但一个是轻金属、一个是重金属——</w:t>
+      </w:r>
+      <w:r>
+        <w:rPr>
+          <w:b/>
+          <w:color w:val="444444"/>
+          <w:sz w:val="20"/>
+        </w:rPr>
+        <w:t>这一对是天然的「同 c_s、异 ρ」对照</w:t>
+      </w:r>
+      <w:r>
+        <w:rPr>
+          <w:color w:val="444444"/>
+          <w:sz w:val="20"/>
+        </w:rPr>
+        <w:t>，能额外分离出「密度／质量」这条通道。建议把这一对单独列出来分析。</w:t>
+      </w:r>
+    </w:p>
+    <w:p>
+      <w:pPr>
+        <w:pStyle w:val="00000e"/>
+      </w:pPr>
+      <w:r>
+        <w:t>E3　同材质同尺寸、不同几何形状：核心那一组</w:t>
+      </w:r>
+    </w:p>
+    <w:p>
+      <w:r>
+        <w:rPr>
+          <w:b/>
+        </w:rPr>
+        <w:t>尺寸怎么对齐：两种约定，含义不同</w:t>
+      </w:r>
+    </w:p>
+    <w:p>
+      <w:pPr>
+        <w:pStyle w:val="00002c"/>
+      </w:pPr>
+      <w:r>
+        <w:rPr>
+          <w:b/>
+        </w:rPr>
+        <w:t>等 R_V（等体积，推荐）</w:t>
+      </w:r>
+      <w:r>
+        <w:t xml:space="preserve">：球 Ød ↔ 正方体棱 </w:t>
+      </w:r>
+      <w:r>
+        <w:rPr>
+          <w:rFonts w:ascii="Consolas" w:hAnsi="Consolas" w:eastAsia="Consolas" w:cs="Consolas"/>
+          <w:sz w:val="20"/>
+        </w:rPr>
+        <w:t>a = 0.806 d</w:t>
+      </w:r>
+      <w:r>
+        <w:t>（V 相等）。质量自然配平，</w:t>
+      </w:r>
+      <w:r>
+        <w:rPr>
+          <w:b/>
+        </w:rPr>
+        <w:t>差异可直接归给形状</w:t>
+      </w:r>
+      <w:r>
+        <w:t>。</w:t>
+      </w:r>
+    </w:p>
+    <w:p>
+      <w:pPr>
+        <w:pStyle w:val="00002c"/>
+      </w:pPr>
+      <w:r>
+        <w:rPr>
+          <w:b/>
+        </w:rPr>
+        <w:t>等外接尺寸</w:t>
+      </w:r>
+      <w:r>
+        <w:t xml:space="preserve">：球 Ød ↔ 正方体棱 </w:t>
+      </w:r>
+      <w:r>
+        <w:rPr>
+          <w:rFonts w:ascii="Consolas" w:hAnsi="Consolas" w:eastAsia="Consolas" w:cs="Consolas"/>
+          <w:sz w:val="20"/>
+        </w:rPr>
+        <w:t>a = d/√3 = 0.577 d</w:t>
+      </w:r>
+      <w:r>
+        <w:t xml:space="preserve">。但这样正方体体积只有球的 </w:t>
+      </w:r>
+      <w:r>
+        <w:rPr>
+          <w:b/>
+        </w:rPr>
+        <w:t>36.8%</w:t>
+      </w:r>
+      <w:r>
+        <w:t xml:space="preserve">，质量差 2.7 倍 → </w:t>
+      </w:r>
+      <w:r>
+        <w:rPr>
+          <w:b/>
+        </w:rPr>
+        <w:t>必须额外做质量对照，否则质量效应会冒充形状效应</w:t>
+      </w:r>
+      <w:r>
+        <w:t>。</w:t>
+      </w:r>
+    </w:p>
+    <w:p>
+      <w:r>
+        <w:rPr>
+          <w:b/>
+        </w:rPr>
+        <w:t>做法</w:t>
+      </w:r>
+      <w:r>
+        <w:t>：两套都做。等 R_V 那套用来问形状；等外接那套用来验证「质量是不是独立通道」。</w:t>
+      </w:r>
+    </w:p>
+    <w:p>
+      <w:r>
+        <w:rPr>
+          <w:b/>
+        </w:rPr>
+        <w:t>怎么读结果：三种归一化各算一遍</w:t>
+      </w:r>
+    </w:p>
+    <w:p>
+      <w:pPr>
+        <w:spacing w:before="80" w:after="80"/>
+        <w:ind w:left="283"/>
+      </w:pPr>
+      <w:r>
+        <w:rPr>
+          <w:rFonts w:ascii="Consolas" w:hAnsi="Consolas" w:eastAsia="Consolas" w:cs="Consolas"/>
+          <w:sz w:val="18"/>
+        </w:rPr>
+        <w:t>ε_loc = A · (R*/R₀)^p ，R* ∈ { R_V, R_S, R_e }</w:t>
+      </w:r>
+    </w:p>
+    <w:p>
+      <w:r>
+        <w:t>分别在三种归一化下做双对数拟合，取残差最小的那一种。残差最小的那条即</w:t>
+      </w:r>
+      <w:r>
+        <w:rPr>
+          <w:b/>
+        </w:rPr>
+        <w:t>效应的长度尺度</w:t>
+      </w:r>
+      <w:r>
+        <w:t>：</w:t>
+      </w:r>
+    </w:p>
+    <w:p>
+      <w:pPr>
+        <w:pStyle w:val="00002c"/>
+      </w:pPr>
+      <w:r>
+        <w:t xml:space="preserve">按 </w:t>
+      </w:r>
+      <w:r>
+        <w:rPr>
+          <w:b/>
+        </w:rPr>
+        <w:t>R_V</w:t>
+      </w:r>
+      <w:r>
+        <w:t xml:space="preserve"> 坍缩 → 走体积／质量通道</w:t>
+      </w:r>
+    </w:p>
+    <w:p>
+      <w:pPr>
+        <w:pStyle w:val="00002c"/>
+      </w:pPr>
+      <w:r>
+        <w:t xml:space="preserve">按 </w:t>
+      </w:r>
+      <w:r>
+        <w:rPr>
+          <w:b/>
+        </w:rPr>
+        <w:t>R_S</w:t>
+      </w:r>
+      <w:r>
+        <w:t xml:space="preserve"> 坍缩 → 走表面／界面通道（声辐射类）</w:t>
+      </w:r>
+    </w:p>
+    <w:p>
+      <w:pPr>
+        <w:pStyle w:val="00002c"/>
+      </w:pPr>
+      <w:r>
+        <w:t xml:space="preserve">按 </w:t>
+      </w:r>
+      <w:r>
+        <w:rPr>
+          <w:b/>
+        </w:rPr>
+        <w:t>R_e</w:t>
+      </w:r>
+      <w:r>
+        <w:t xml:space="preserve"> 坍缩 → 走电磁近场通道</w:t>
+      </w:r>
+    </w:p>
+    <w:p>
+      <w:pPr>
+        <w:pStyle w:val="00002c"/>
+      </w:pPr>
+      <w:r>
+        <w:rPr>
+          <w:b/>
+        </w:rPr>
+        <w:t>三种都不坍缩</w:t>
+      </w:r>
+      <w:r>
+        <w:t xml:space="preserve"> → 形状因子 Σ_n 无法提公共尺度，命题被收窄（见 10.6）</w:t>
+      </w:r>
+    </w:p>
+    <w:p>
+      <w:pPr>
+        <w:pStyle w:val="00000e"/>
+      </w:pPr>
+      <w:r>
+        <w:t>E4　导电性：从绝缘薄壳球，到穿衣服的动物</w:t>
+      </w:r>
+    </w:p>
+    <w:p>
+      <w:r>
+        <w:rPr>
+          <w:b/>
+        </w:rPr>
+        <w:t>💡 最干净的一招：同一只球「贴铜箔 / 不贴」的自身对照</w:t>
+      </w:r>
+    </w:p>
+    <w:p>
+      <w:r>
+        <w:t>做一只</w:t>
+      </w:r>
+      <w:r>
+        <w:rPr>
+          <w:b/>
+        </w:rPr>
+        <w:t>树脂或陶瓷空心球</w:t>
+      </w:r>
+      <w:r>
+        <w:t>（尺寸、壁厚、质量全部按铜球配平），然后</w:t>
+      </w:r>
+      <w:r>
+        <w:rPr>
+          <w:b/>
+        </w:rPr>
+        <w:t>一半实验贴满导电铜箔、一半不贴，做 A-B-A</w:t>
+      </w:r>
+      <w:r>
+        <w:t>。</w:t>
+      </w:r>
+    </w:p>
+    <w:p>
+      <w:r>
+        <w:rPr>
+          <w:b/>
+        </w:rPr>
+        <w:t>几何、质量、材质、支撑点全部不变，唯一变的是表面导电性</w:t>
+      </w:r>
+      <w:r>
+        <w:t>——这比「换一只球」干净一个量级，因为它把所有个体差异一次性消掉了。这和 §4.4 的双球交换法是同一个思路：</w:t>
+      </w:r>
+      <w:r>
+        <w:rPr>
+          <w:b/>
+        </w:rPr>
+        <w:t>让想改的变量成为唯一变了的那个。</w:t>
+      </w:r>
+    </w:p>
+    <w:p>
+      <w:pPr>
+        <w:spacing w:after="80"/>
+        <w:ind w:left="425"/>
+      </w:pPr>
+      <w:r>
+        <w:rPr>
+          <w:color w:val="444444"/>
+          <w:sz w:val="20"/>
+        </w:rPr>
+        <w:t>注意：贴铜箔会同时改变质量分布与表面阻尼，所以还要做一个「贴等质量绝缘膜」的平行对照，把「贴东西」这个动作本身的影响扣掉。</w:t>
+      </w:r>
+    </w:p>
+    <w:tbl>
+      <w:tblPr>
+        <w:tblStyle w:val="000059"/>
+        <w:tblW w:type="auto" w:w="0"/>
+        <w:tblLook w:firstColumn="1" w:firstRow="1" w:lastColumn="0" w:lastRow="0" w:noHBand="0" w:noVBand="1" w:val="04A0"/>
+      </w:tblPr>
+      <w:tblGrid>
+        <w:gridCol w:w="3173"/>
+        <w:gridCol w:w="3173"/>
+        <w:gridCol w:w="3173"/>
+      </w:tblGrid>
+      <w:tr>
+        <w:tc>
+          <w:tcPr>
+            <w:tcW w:type="dxa" w:w="3173"/>
+          </w:tcPr>
+          <w:p>
+            <w:r>
+              <w:rPr>
+                <w:b/>
+              </w:rPr>
+              <w:t>分支</w:t>
+            </w:r>
+          </w:p>
+        </w:tc>
+        <w:tc>
+          <w:tcPr>
+            <w:tcW w:type="dxa" w:w="3173"/>
+          </w:tcPr>
+          <w:p>
+            <w:r>
+              <w:rPr>
+                <w:b/>
+              </w:rPr>
+              <w:t>定位</w:t>
+            </w:r>
+          </w:p>
+        </w:tc>
+        <w:tc>
+          <w:tcPr>
+            <w:tcW w:type="dxa" w:w="3173"/>
+          </w:tcPr>
+          <w:p>
+            <w:r>
+              <w:rPr>
+                <w:b/>
+              </w:rPr>
+              <w:t>说明</w:t>
+            </w:r>
+          </w:p>
+        </w:tc>
+      </w:tr>
+      <w:tr>
+        <w:tc>
+          <w:tcPr>
+            <w:tcW w:type="dxa" w:w="3173"/>
+          </w:tcPr>
+          <w:p>
+            <w:r>
+              <w:rPr>
+                <w:b/>
+              </w:rPr>
+              <w:t>E4a · 绝缘薄壳球</w:t>
+            </w:r>
+          </w:p>
+        </w:tc>
+        <w:tc>
+          <w:tcPr>
+            <w:tcW w:type="dxa" w:w="3173"/>
+          </w:tcPr>
+          <w:p>
+            <w:r>
+              <w:t>最干净的导电性对照</w:t>
+            </w:r>
+          </w:p>
+        </w:tc>
+        <w:tc>
+          <w:tcPr>
+            <w:tcW w:type="dxa" w:w="3173"/>
+          </w:tcPr>
+          <w:p>
+            <w:r>
+              <w:t xml:space="preserve">与铜球同模态类型（都是薄壳弯曲模），尺寸与质量配平。若它给出零、铜球给出非零 → </w:t>
+            </w:r>
+            <w:r>
+              <w:rPr>
+                <w:b/>
+              </w:rPr>
+              <w:t>机制含导电路径</w:t>
+            </w:r>
+            <w:r>
+              <w:t>。这是 M2（非导电球）的升级版：从「换一只球」升级为「同一只球双向切换」。</w:t>
+            </w:r>
+          </w:p>
+        </w:tc>
+      </w:tr>
+      <w:tr>
+        <w:tc>
+          <w:tcPr>
+            <w:tcW w:type="dxa" w:w="3173"/>
+          </w:tcPr>
+          <w:p>
+            <w:r>
+              <w:rPr>
+                <w:b/>
+              </w:rPr>
+              <w:t>E4b · 木块</w:t>
+            </w:r>
+          </w:p>
+        </w:tc>
+        <w:tc>
+          <w:tcPr>
+            <w:tcW w:type="dxa" w:w="3173"/>
+          </w:tcPr>
+          <w:p>
+            <w:r>
+              <w:t>只作定性对照，不能当定量基准</w:t>
+            </w:r>
+          </w:p>
+        </w:tc>
+        <w:tc>
+          <w:tcPr>
+            <w:tcW w:type="dxa" w:w="3173"/>
+          </w:tcPr>
+          <w:p>
+            <w:r>
+              <w:t>木材是</w:t>
+            </w:r>
+            <w:r>
+              <w:rPr>
+                <w:b/>
+              </w:rPr>
+              <w:t>正交各向异性</w:t>
+            </w:r>
+            <w:r>
+              <w:t xml:space="preserve">：顺纹与横纹的 c_s 差 10 倍以上 → </w:t>
+            </w:r>
+            <w:r>
+              <w:rPr>
+                <w:rFonts w:ascii="Consolas" w:hAnsi="Consolas" w:eastAsia="Consolas" w:cs="Consolas"/>
+                <w:sz w:val="20"/>
+              </w:rPr>
+              <w:t>c_s</w:t>
+            </w:r>
+            <w:r>
+              <w:t xml:space="preserve"> 必须写成张量 </w:t>
+            </w:r>
+            <w:r>
+              <w:rPr>
+                <w:rFonts w:ascii="Consolas" w:hAnsi="Consolas" w:eastAsia="Consolas" w:cs="Consolas"/>
+                <w:sz w:val="20"/>
+              </w:rPr>
+              <w:t>c_s(θ)</w:t>
+            </w:r>
+            <w:r>
+              <w:t>，θ 是木纹与阵列主轴夹角。更麻烦的是</w:t>
+            </w:r>
+            <w:r>
+              <w:rPr>
+                <w:b/>
+              </w:rPr>
+              <w:t>吸湿膨胀</w:t>
+            </w:r>
+            <w:r>
+              <w:t>：湿度一变频率就漂，量级比第 3 章的温漂控制目标更严苛。</w:t>
+            </w:r>
+            <w:r>
+              <w:rPr>
+                <w:b/>
+              </w:rPr>
+              <w:t>必须先密封覆膜并恒湿。</w:t>
+            </w:r>
+            <w:r>
+              <w:t xml:space="preserve"> ⚠️ </w:t>
+            </w:r>
+            <w:r>
+              <w:rPr>
+                <w:b/>
+              </w:rPr>
+              <w:t>旋转木块（不换位置）就会改变频率</w:t>
+            </w:r>
+            <w:r>
+              <w:t>——所以「旋转」本身必须作为一个对照写进协议，否则正交各向异性会直接冒充成位置效应。</w:t>
+            </w:r>
+          </w:p>
+        </w:tc>
+      </w:tr>
+      <w:tr>
+        <w:tc>
+          <w:tcPr>
+            <w:tcW w:type="dxa" w:w="3173"/>
+          </w:tcPr>
+          <w:p>
+            <w:r>
+              <w:rPr>
+                <w:b/>
+              </w:rPr>
+              <w:t>E4c · 活体</w:t>
+            </w:r>
+          </w:p>
+        </w:tc>
+        <w:tc>
+          <w:tcPr>
+            <w:tcW w:type="dxa" w:w="3173"/>
+          </w:tcPr>
+          <w:p>
+            <w:r>
+              <w:t>这一族</w:t>
+            </w:r>
+            <w:r>
+              <w:rPr>
+                <w:b/>
+              </w:rPr>
+              <w:t>最后做</w:t>
+            </w:r>
+          </w:p>
+        </w:tc>
+        <w:tc>
+          <w:tcPr>
+            <w:tcW w:type="dxa" w:w="3173"/>
+          </w:tcPr>
+          <w:p>
+            <w:r>
+              <w:t>见下方专项。必须先用假体把衣物与质量效应清干净。</w:t>
+            </w:r>
+          </w:p>
+        </w:tc>
+      </w:tr>
+    </w:tbl>
+    <w:p>
+      <w:r>
+        <w:rPr>
+          <w:b/>
+        </w:rPr>
+        <w:t>🐾 活体那一族：先把「不适用的规则」列清楚</w:t>
+      </w:r>
+    </w:p>
+    <w:p>
+      <w:pPr>
+        <w:pStyle w:val="000032"/>
+      </w:pPr>
+      <w:r>
+        <w:rPr>
+          <w:b/>
+        </w:rPr>
+        <w:t>生理通道会冒充信号。</w:t>
+      </w:r>
+      <w:r>
+        <w:t xml:space="preserve"> 心率（1–4 Hz 基频＋谐波）、呼吸（0.2–0.5 Hz）、肌颤（8–12 Hz）必然出现在谱里，而且它们</w:t>
+      </w:r>
+      <w:r>
+        <w:rPr>
+          <w:b/>
+        </w:rPr>
+        <w:t>对位置的依赖可以严格为零</w:t>
+      </w:r>
+      <w:r>
+        <w:t>——正因如此，它们是最好的</w:t>
+      </w:r>
+      <w:r>
+        <w:rPr>
+          <w:b/>
+        </w:rPr>
+        <w:t>内部对照</w:t>
+      </w:r>
+      <w:r>
+        <w:t>。必须与 8 路</w:t>
+      </w:r>
+      <w:r>
+        <w:rPr>
+          <w:b/>
+        </w:rPr>
+        <w:t>同步记录</w:t>
+      </w:r>
+      <w:r>
+        <w:t>，并套用 §7.6 的接入流程第三行：</w:t>
+      </w:r>
+      <w:r>
+        <w:rPr>
+          <w:b/>
+        </w:rPr>
+        <w:t>若这些通道也出现同向进动，命中即被解释为生理／环境伪影。</w:t>
+      </w:r>
+    </w:p>
+    <w:p>
+      <w:pPr>
+        <w:pStyle w:val="000032"/>
+      </w:pPr>
+      <w:r>
+        <w:rPr>
+          <w:b/>
+        </w:rPr>
+        <w:t>几何不是常数。</w:t>
+      </w:r>
+      <w:r>
+        <w:t xml:space="preserve"> 呼吸与姿势让体表形状连续变化 → R_eff 在漂移。必须：姿势固定（约束或麻醉）＋ 姿态监测 ＋ 同步胸围／体表位移 ＋ 称重（质量是守恒量的代理）。</w:t>
+      </w:r>
+    </w:p>
+    <w:p>
+      <w:pPr>
+        <w:pStyle w:val="000032"/>
+      </w:pPr>
+      <w:r>
+        <w:rPr>
+          <w:b/>
+        </w:rPr>
+        <w:t>体温是热源。</w:t>
+      </w:r>
+      <w:r>
+        <w:t xml:space="preserve"> 37 ℃ 体表在 20 ℃ 环境里会产生稳定上升气流，而这股气流的扰动正好落在薄壳弯曲模最敏感的频段——</w:t>
+      </w:r>
+      <w:r>
+        <w:rPr>
+          <w:b/>
+        </w:rPr>
+        <w:t>这一项的抑制难度高于第 3 章任何一行。</w:t>
+      </w:r>
+    </w:p>
+    <w:p>
+      <w:pPr>
+        <w:pStyle w:val="000032"/>
+      </w:pPr>
+      <w:r>
+        <w:rPr>
+          <w:b/>
+        </w:rPr>
+        <w:t>伦理与剂量必须先过关。</w:t>
+      </w:r>
+      <w:r>
+        <w:t xml:space="preserve"> 活体 ＋ 声／电磁激励需要伦理审查与安全剂量上限；原话里的 </w:t>
+      </w:r>
+      <w:r>
+        <w:rPr>
+          <w:rFonts w:ascii="Consolas" w:hAnsi="Consolas" w:eastAsia="Consolas" w:cs="Consolas"/>
+          <w:sz w:val="20"/>
+        </w:rPr>
+        <w:t>isolated chamber</w:t>
+      </w:r>
+      <w:r>
+        <w:t xml:space="preserve"> 对活体意味着额外的氧、温、应激约束，</w:t>
+      </w:r>
+      <w:r>
+        <w:rPr>
+          <w:b/>
+        </w:rPr>
+        <w:t>不能照搬</w:t>
+      </w:r>
+      <w:r>
+        <w:t>。</w:t>
+      </w:r>
+    </w:p>
+    <w:p>
+      <w:pPr>
+        <w:pStyle w:val="000032"/>
+      </w:pPr>
+      <w:r>
+        <w:rPr>
+          <w:b/>
+        </w:rPr>
+        <w:t>所以顺序是：先假体，后活体。</w:t>
+      </w:r>
+      <w:r>
+        <w:t xml:space="preserve"> 用「等质量水袋 ＋ 同一件衣服」把 </w:t>
+      </w:r>
+      <w:r>
+        <w:rPr>
+          <w:b/>
+        </w:rPr>
+        <w:t>「导电服 vs 棉衣」</w:t>
+      </w:r>
+      <w:r>
+        <w:t>这层先做完——它把衣物效应、质量效应、几何效应全部分离干净，活体实验就只剩「生理」这一项不确定性。</w:t>
+      </w:r>
+    </w:p>
+    <w:p>
+      <w:pPr>
+        <w:spacing w:after="80"/>
+        <w:ind w:left="425"/>
+      </w:pPr>
+      <w:r>
+        <w:rPr>
+          <w:color w:val="444444"/>
+          <w:sz w:val="20"/>
+        </w:rPr>
+        <w:t>补充一句物理上的细节：</w:t>
+      </w:r>
+      <w:r>
+        <w:rPr>
+          <w:b/>
+          <w:color w:val="444444"/>
+          <w:sz w:val="20"/>
+        </w:rPr>
+        <w:t>「绝缘」≠「不参与电磁」</w:t>
+      </w:r>
+      <w:r>
+        <w:rPr>
+          <w:color w:val="444444"/>
+          <w:sz w:val="20"/>
+        </w:rPr>
+        <w:t>。木头与棉衣仍然有介电常数 ε_r，位移电流照样存在。所以绝缘体清零（若有）排除的是</w:t>
+      </w:r>
+      <w:r>
+        <w:rPr>
+          <w:b/>
+          <w:color w:val="444444"/>
+          <w:sz w:val="20"/>
+        </w:rPr>
+        <w:t>导电路径</w:t>
+      </w:r>
+      <w:r>
+        <w:rPr>
+          <w:color w:val="444444"/>
+          <w:sz w:val="20"/>
+        </w:rPr>
+        <w:t>（涡流／镜像电流），而不是整个电磁机制。</w:t>
+      </w:r>
+    </w:p>
+    <w:p>
+      <w:pPr>
+        <w:pStyle w:val="00000c"/>
+      </w:pPr>
+      <w:r>
+        <w:t>10.5 「瞬移」的判据必须按几何改写——别把球的标准照搬</w:t>
+      </w:r>
+    </w:p>
+    <w:p>
+      <w:r>
+        <w:t>这是本章最实用的一条：</w:t>
+      </w:r>
+      <w:r>
+        <w:rPr>
+          <w:b/>
+        </w:rPr>
+        <w:t>球会滚，正方体不会滚。</w:t>
+      </w:r>
+      <w:r>
+        <w:t xml:space="preserve"> 同一套「净位移 &gt; 2 mm ＋ 速度衰减」的判据，放到面接触物体上会直接失效——静摩擦把起步门槛抬了一到两个数量级，而一旦起步，它的运动是</w:t>
+      </w:r>
+      <w:r>
+        <w:rPr>
+          <w:b/>
+        </w:rPr>
+        <w:t>翻面</w:t>
+      </w:r>
+      <w:r>
+        <w:t>或</w:t>
+      </w:r>
+      <w:r>
+        <w:rPr>
+          <w:b/>
+        </w:rPr>
+        <w:t>滑移</w:t>
+      </w:r>
+      <w:r>
+        <w:t>，不是连续平移。</w:t>
+      </w:r>
+    </w:p>
+    <w:tbl>
+      <w:tblPr>
+        <w:tblStyle w:val="000059"/>
+        <w:tblW w:type="auto" w:w="0"/>
+        <w:tblLook w:firstColumn="1" w:firstRow="1" w:lastColumn="0" w:lastRow="0" w:noHBand="0" w:noVBand="1" w:val="04A0"/>
+      </w:tblPr>
+      <w:tblGrid>
+        <w:gridCol w:w="2379"/>
+        <w:gridCol w:w="2379"/>
+        <w:gridCol w:w="2379"/>
+        <w:gridCol w:w="2379"/>
+      </w:tblGrid>
+      <w:tr>
+        <w:tc>
+          <w:tcPr>
+            <w:tcW w:type="dxa" w:w="2379"/>
+          </w:tcPr>
+          <w:p>
+            <w:r>
+              <w:rPr>
+                <w:b/>
+              </w:rPr>
+              <w:t>几何</w:t>
+            </w:r>
+          </w:p>
+        </w:tc>
+        <w:tc>
+          <w:tcPr>
+            <w:tcW w:type="dxa" w:w="2379"/>
+          </w:tcPr>
+          <w:p>
+            <w:r>
+              <w:rPr>
+                <w:b/>
+              </w:rPr>
+              <w:t>接触方式</w:t>
+            </w:r>
+          </w:p>
+        </w:tc>
+        <w:tc>
+          <w:tcPr>
+            <w:tcW w:type="dxa" w:w="2379"/>
+          </w:tcPr>
+          <w:p>
+            <w:r>
+              <w:rPr>
+                <w:b/>
+              </w:rPr>
+              <w:t>预期运动模式</w:t>
+            </w:r>
+          </w:p>
+        </w:tc>
+        <w:tc>
+          <w:tcPr>
+            <w:tcW w:type="dxa" w:w="2379"/>
+          </w:tcPr>
+          <w:p>
+            <w:r>
+              <w:rPr>
+                <w:b/>
+              </w:rPr>
+              <w:t>判据该怎么写</w:t>
+            </w:r>
+          </w:p>
+        </w:tc>
+      </w:tr>
+      <w:tr>
+        <w:tc>
+          <w:tcPr>
+            <w:tcW w:type="dxa" w:w="2379"/>
+          </w:tcPr>
+          <w:p>
+            <w:r>
+              <w:t>球</w:t>
+            </w:r>
+          </w:p>
+        </w:tc>
+        <w:tc>
+          <w:tcPr>
+            <w:tcW w:type="dxa" w:w="2379"/>
+          </w:tcPr>
+          <w:p>
+            <w:r>
+              <w:t>点接触（理论）／Ø6 mm 微平面</w:t>
+            </w:r>
+          </w:p>
+        </w:tc>
+        <w:tc>
+          <w:tcPr>
+            <w:tcW w:type="dxa" w:w="2379"/>
+          </w:tcPr>
+          <w:p>
+            <w:r>
+              <w:t>连续滚动</w:t>
+            </w:r>
+          </w:p>
+        </w:tc>
+        <w:tc>
+          <w:tcPr>
+            <w:tcW w:type="dxa" w:w="2379"/>
+          </w:tcPr>
+          <w:p>
+            <w:r>
+              <w:t xml:space="preserve">净位移 </w:t>
+            </w:r>
+            <w:r>
+              <w:rPr>
+                <w:b/>
+              </w:rPr>
+              <w:t>&gt; 2 mm</w:t>
+            </w:r>
+            <w:r>
+              <w:t xml:space="preserve"> ＋ 30 s 内速度 &lt; 0.05 mm/s ＋ 60 s 不返回（沿用第 9 章既有的停止窗口）</w:t>
+            </w:r>
+          </w:p>
+        </w:tc>
+      </w:tr>
+      <w:tr>
+        <w:tc>
+          <w:tcPr>
+            <w:tcW w:type="dxa" w:w="2379"/>
+          </w:tcPr>
+          <w:p>
+            <w:r>
+              <w:t>正方体／正四面体</w:t>
+            </w:r>
+          </w:p>
+        </w:tc>
+        <w:tc>
+          <w:tcPr>
+            <w:tcW w:type="dxa" w:w="2379"/>
+          </w:tcPr>
+          <w:p>
+            <w:r>
+              <w:rPr>
+                <w:b/>
+              </w:rPr>
+              <w:t>面接触</w:t>
+            </w:r>
+            <w:r>
+              <w:t>（大面积 → 静摩擦锁定）</w:t>
+            </w:r>
+          </w:p>
+        </w:tc>
+        <w:tc>
+          <w:tcPr>
+            <w:tcW w:type="dxa" w:w="2379"/>
+          </w:tcPr>
+          <w:p>
+            <w:r>
+              <w:rPr>
+                <w:b/>
+              </w:rPr>
+              <w:t>翻面</w:t>
+            </w:r>
+            <w:r>
+              <w:t>或整体滑移</w:t>
+            </w:r>
+          </w:p>
+        </w:tc>
+        <w:tc>
+          <w:tcPr>
+            <w:tcW w:type="dxa" w:w="2379"/>
+          </w:tcPr>
+          <w:p>
+            <w:r>
+              <w:t>位移量化成</w:t>
+            </w:r>
+            <w:r>
+              <w:rPr>
+                <w:b/>
+              </w:rPr>
+              <w:t>面宽／棱长的分数或整数倍</w:t>
+            </w:r>
+            <w:r>
+              <w:t>；先单独测「起动力阈值」；主判据改为「</w:t>
+            </w:r>
+            <w:r>
+              <w:rPr>
+                <w:b/>
+              </w:rPr>
+              <w:t>面序改变</w:t>
+            </w:r>
+            <w:r>
+              <w:t>」＋ 重心位移（由 8 点阵列的 A₁ 通道反推）</w:t>
+            </w:r>
+          </w:p>
+        </w:tc>
+      </w:tr>
+      <w:tr>
+        <w:tc>
+          <w:tcPr>
+            <w:tcW w:type="dxa" w:w="2379"/>
+          </w:tcPr>
+          <w:p>
+            <w:r>
+              <w:t>不规则体</w:t>
+            </w:r>
+          </w:p>
+        </w:tc>
+        <w:tc>
+          <w:tcPr>
+            <w:tcW w:type="dxa" w:w="2379"/>
+          </w:tcPr>
+          <w:p>
+            <w:r>
+              <w:t>多点离散接触</w:t>
+            </w:r>
+          </w:p>
+        </w:tc>
+        <w:tc>
+          <w:tcPr>
+            <w:tcW w:type="dxa" w:w="2379"/>
+          </w:tcPr>
+          <w:p>
+            <w:r>
+              <w:t>摇摆／绕偏心轴转动</w:t>
+            </w:r>
+          </w:p>
+        </w:tc>
+        <w:tc>
+          <w:tcPr>
+            <w:tcW w:type="dxa" w:w="2379"/>
+          </w:tcPr>
+          <w:p>
+            <w:r>
+              <w:t>用</w:t>
+            </w:r>
+            <w:r>
+              <w:rPr>
+                <w:b/>
+              </w:rPr>
+              <w:t>姿态变化</w:t>
+            </w:r>
+            <w:r>
+              <w:t>（IMU／双目）＋ 质心位移；「停在原位但转过一个角」也构成事件，必须单独定义</w:t>
+            </w:r>
+          </w:p>
+        </w:tc>
+      </w:tr>
+    </w:tbl>
+    <w:p>
+      <w:r>
+        <w:rPr>
+          <w:b/>
+        </w:rPr>
+        <w:t>判据一改，以球为基准的门槛就全部失效</w:t>
+      </w:r>
+    </w:p>
+    <w:p>
+      <w:r>
+        <w:t>第 9 章停止窗口里「目标区 = 5 倍球径」是以</w:t>
+      </w:r>
+      <w:r>
+        <w:rPr>
+          <w:b/>
+        </w:rPr>
+        <w:t>球的滚动尺度</w:t>
+      </w:r>
+      <w:r>
+        <w:t>定义的。换成面接触物体后，</w:t>
+      </w:r>
+      <w:r>
+        <w:rPr>
+          <w:b/>
+        </w:rPr>
+        <w:t>必须改用以「该物体最短特征尺寸」为基准的相对门槛</w:t>
+      </w:r>
+      <w:r>
+        <w:t>，而且每个几何体各写一份，</w:t>
+      </w:r>
+      <w:r>
+        <w:rPr>
+          <w:b/>
+        </w:rPr>
+        <w:t>不能共用一个数</w:t>
+      </w:r>
+      <w:r>
+        <w:t>。</w:t>
+      </w:r>
+    </w:p>
+    <w:p>
+      <w:r>
+        <w:t>还有一条球上没有的混淆源：</w:t>
+      </w:r>
+      <w:r>
+        <w:rPr>
+          <w:b/>
+        </w:rPr>
+        <w:t>面接触的接触刚度是随机分布的</w:t>
+      </w:r>
+      <w:r>
+        <w:t>。同一个正方体换个朝向放，接触状态就变，频率也跟着变。</w:t>
+      </w:r>
+      <w:r>
+        <w:rPr>
+          <w:b/>
+        </w:rPr>
+        <w:t>这就是为什么正方体必须做三种朝向——朝向既是变量，也是噪声源。</w:t>
+      </w:r>
+    </w:p>
+    <w:p>
+      <w:pPr>
+        <w:pStyle w:val="00000c"/>
+      </w:pPr>
+      <w:r>
+        <w:t>10.6 看到什么算什么：结果 → 结论对照表</w:t>
+      </w:r>
+    </w:p>
+    <w:p>
+      <w:r>
+        <w:t>这一组实验的价值在于：</w:t>
+      </w:r>
+      <w:r>
+        <w:rPr>
+          <w:b/>
+        </w:rPr>
+        <w:t>每一种结果都直接改写方程的形式。</w:t>
+      </w:r>
+      <w:r>
+        <w:t xml:space="preserve"> 事先把对照表写死，才能避免事后解释（这正是本项目反复强调的「判据预注册」原则）。</w:t>
+      </w:r>
+    </w:p>
+    <w:tbl>
+      <w:tblPr>
+        <w:tblStyle w:val="000059"/>
+        <w:tblW w:type="auto" w:w="0"/>
+        <w:tblLook w:firstColumn="1" w:firstRow="1" w:lastColumn="0" w:lastRow="0" w:noHBand="0" w:noVBand="1" w:val="04A0"/>
+      </w:tblPr>
+      <w:tblGrid>
+        <w:gridCol w:w="3173"/>
+        <w:gridCol w:w="3173"/>
+        <w:gridCol w:w="3173"/>
+      </w:tblGrid>
+      <w:tr>
+        <w:tc>
+          <w:tcPr>
+            <w:tcW w:type="dxa" w:w="3173"/>
+          </w:tcPr>
+          <w:p>
+            <w:r>
+              <w:rPr>
+                <w:b/>
+              </w:rPr>
+              <w:t>观察到的结果</w:t>
+            </w:r>
+          </w:p>
+        </w:tc>
+        <w:tc>
+          <w:tcPr>
+            <w:tcW w:type="dxa" w:w="3173"/>
+          </w:tcPr>
+          <w:p>
+            <w:r>
+              <w:rPr>
+                <w:b/>
+              </w:rPr>
+              <w:t>方程该怎么改</w:t>
+            </w:r>
+          </w:p>
+        </w:tc>
+        <w:tc>
+          <w:tcPr>
+            <w:tcW w:type="dxa" w:w="3173"/>
+          </w:tcPr>
+          <w:p>
+            <w:r>
+              <w:rPr>
+                <w:b/>
+              </w:rPr>
+              <w:t>对命题的含义</w:t>
+            </w:r>
+          </w:p>
+        </w:tc>
+      </w:tr>
+      <w:tr>
+        <w:tc>
+          <w:tcPr>
+            <w:tcW w:type="dxa" w:w="3173"/>
+          </w:tcPr>
+          <w:p>
+            <w:r>
+              <w:t xml:space="preserve">各形状在某一等效半径归一后 </w:t>
+            </w:r>
+            <w:r>
+              <w:rPr>
+                <w:b/>
+              </w:rPr>
+              <w:t>ε_loc 坍缩到同一条线</w:t>
+            </w:r>
+          </w:p>
+        </w:tc>
+        <w:tc>
+          <w:tcPr>
+            <w:tcW w:type="dxa" w:w="3173"/>
+          </w:tcPr>
+          <w:p>
+            <w:r>
+              <w:t>ε_loc = A·(R*/R₀)^p（R* 为坍缩的那一种半径）</w:t>
+            </w:r>
+          </w:p>
+        </w:tc>
+        <w:tc>
+          <w:tcPr>
+            <w:tcW w:type="dxa" w:w="3173"/>
+          </w:tcPr>
+          <w:p>
+            <w:r>
+              <w:rPr>
+                <w:b/>
+              </w:rPr>
+              <w:t>位置是与形状无关的量</w:t>
+            </w:r>
+            <w:r>
+              <w:t>——命题被</w:t>
+            </w:r>
+            <w:r>
+              <w:rPr>
+                <w:b/>
+              </w:rPr>
+              <w:t>普遍化</w:t>
+            </w:r>
+            <w:r>
+              <w:t>：任何物体都「本有」地点频率</w:t>
+            </w:r>
+          </w:p>
+        </w:tc>
+      </w:tr>
+      <w:tr>
+        <w:tc>
+          <w:tcPr>
+            <w:tcW w:type="dxa" w:w="3173"/>
+          </w:tcPr>
+          <w:p>
+            <w:r>
+              <w:t>只有球有效，正方体／四面体为零</w:t>
+            </w:r>
+          </w:p>
+        </w:tc>
+        <w:tc>
+          <w:tcPr>
+            <w:tcW w:type="dxa" w:w="3173"/>
+          </w:tcPr>
+          <w:p>
+            <w:r>
+              <w:t>f = (c_s/L)·Σ_n(shape)·(1 + ε_loc(shape))（不能提公共尺度）</w:t>
+            </w:r>
+          </w:p>
+        </w:tc>
+        <w:tc>
+          <w:tcPr>
+            <w:tcW w:type="dxa" w:w="3173"/>
+          </w:tcPr>
+          <w:p>
+            <w:r>
+              <w:rPr>
+                <w:b/>
+              </w:rPr>
+              <w:t>位置频率是球对称专属</w:t>
+            </w:r>
+            <w:r>
+              <w:t>——与 l=0 呼吸模同源，命题被</w:t>
+            </w:r>
+            <w:r>
+              <w:rPr>
+                <w:b/>
+              </w:rPr>
+              <w:t>收窄</w:t>
+            </w:r>
+          </w:p>
+        </w:tc>
+      </w:tr>
+      <w:tr>
+        <w:tc>
+          <w:tcPr>
+            <w:tcW w:type="dxa" w:w="3173"/>
+          </w:tcPr>
+          <w:p>
+            <w:r>
+              <w:t>只有导电体有效，绝缘体（含贴铜箔自身对照）为零</w:t>
+            </w:r>
+          </w:p>
+        </w:tc>
+        <w:tc>
+          <w:tcPr>
+            <w:tcW w:type="dxa" w:w="3173"/>
+          </w:tcPr>
+          <w:p>
+            <w:r>
+              <w:t>f = f_mech + δf_EM(σ, ε_r, C)</w:t>
+            </w:r>
+          </w:p>
+        </w:tc>
+        <w:tc>
+          <w:tcPr>
+            <w:tcW w:type="dxa" w:w="3173"/>
+          </w:tcPr>
+          <w:p>
+            <w:r>
+              <w:rPr>
+                <w:b/>
+              </w:rPr>
+              <w:t>机制含导电路径</w:t>
+            </w:r>
+            <w:r>
+              <w:t>——指向涡流／镜像电流</w:t>
+            </w:r>
+          </w:p>
+        </w:tc>
+      </w:tr>
+      <w:tr>
+        <w:tc>
+          <w:tcPr>
+            <w:tcW w:type="dxa" w:w="3173"/>
+          </w:tcPr>
+          <w:p>
+            <w:r>
+              <w:t>绝缘体也有同量级效应</w:t>
+            </w:r>
+          </w:p>
+        </w:tc>
+        <w:tc>
+          <w:tcPr>
+            <w:tcW w:type="dxa" w:w="3173"/>
+          </w:tcPr>
+          <w:p>
+            <w:r>
+              <w:t>去掉 σ 通道，保留极化通道：δf_EM(ε_r, C)</w:t>
+            </w:r>
+          </w:p>
+        </w:tc>
+        <w:tc>
+          <w:tcPr>
+            <w:tcW w:type="dxa" w:w="3173"/>
+          </w:tcPr>
+          <w:p>
+            <w:r>
+              <w:rPr>
+                <w:b/>
+              </w:rPr>
+              <w:t>排除导电路径</w:t>
+            </w:r>
+            <w:r>
+              <w:t>——位置作用于机械模态本身</w:t>
+            </w:r>
+          </w:p>
+        </w:tc>
+      </w:tr>
+      <w:tr>
+        <w:tc>
+          <w:tcPr>
+            <w:tcW w:type="dxa" w:w="3173"/>
+          </w:tcPr>
+          <w:p>
+            <w:r>
+              <w:rPr>
+                <w:b/>
+              </w:rPr>
+              <w:t>Δf 是固定绝对值</w:t>
+            </w:r>
+            <w:r>
+              <w:t>（与尺寸无关，p = 0）</w:t>
+            </w:r>
+          </w:p>
+        </w:tc>
+        <w:tc>
+          <w:tcPr>
+            <w:tcW w:type="dxa" w:w="3173"/>
+          </w:tcPr>
+          <w:p>
+            <w:r>
+              <w:t>f = f_n(形状) + δf_loc（加性形态）</w:t>
+            </w:r>
+          </w:p>
+        </w:tc>
+        <w:tc>
+          <w:tcPr>
+            <w:tcW w:type="dxa" w:w="3173"/>
+          </w:tcPr>
+          <w:p>
+            <w:r>
+              <w:t>位置像一个「偏置」，加在任何振子上</w:t>
+            </w:r>
+          </w:p>
+        </w:tc>
+      </w:tr>
+      <w:tr>
+        <w:tc>
+          <w:tcPr>
+            <w:tcW w:type="dxa" w:w="3173"/>
+          </w:tcPr>
+          <w:p>
+            <w:r>
+              <w:rPr>
+                <w:b/>
+              </w:rPr>
+              <w:t>ε_loc = Δf/f 恒定</w:t>
+            </w:r>
+            <w:r>
+              <w:t>（Δf ∝ R，p = +1）</w:t>
+            </w:r>
+          </w:p>
+        </w:tc>
+        <w:tc>
+          <w:tcPr>
+            <w:tcW w:type="dxa" w:w="3173"/>
+          </w:tcPr>
+          <w:p>
+            <w:r>
+              <w:t>f = f_n(形状)·(1 + ε_loc)（乘性形态）</w:t>
+            </w:r>
+          </w:p>
+        </w:tc>
+        <w:tc>
+          <w:tcPr>
+            <w:tcW w:type="dxa" w:w="3173"/>
+          </w:tcPr>
+          <w:p>
+            <w:r>
+              <w:t>位置改的是</w:t>
+            </w:r>
+            <w:r>
+              <w:rPr>
+                <w:b/>
+              </w:rPr>
+              <w:t>无量纲因子</w:t>
+            </w:r>
+            <w:r>
+              <w:t>——最省的一种解释</w:t>
+            </w:r>
+          </w:p>
+        </w:tc>
+      </w:tr>
+      <w:tr>
+        <w:tc>
+          <w:tcPr>
+            <w:tcW w:type="dxa" w:w="3173"/>
+          </w:tcPr>
+          <w:p>
+            <w:r>
+              <w:t>旋转木块（不换位置）即改变频率</w:t>
+            </w:r>
+          </w:p>
+        </w:tc>
+        <w:tc>
+          <w:tcPr>
+            <w:tcW w:type="dxa" w:w="3173"/>
+          </w:tcPr>
+          <w:p>
+            <w:r>
+              <w:t>c_s → c_s(θ)（θ = 木纹与阵列主轴夹角）</w:t>
+            </w:r>
+          </w:p>
+        </w:tc>
+        <w:tc>
+          <w:tcPr>
+            <w:tcW w:type="dxa" w:w="3173"/>
+          </w:tcPr>
+          <w:p>
+            <w:r>
+              <w:rPr>
+                <w:b/>
+              </w:rPr>
+              <w:t>伪影</w:t>
+            </w:r>
+            <w:r>
+              <w:t>——正交各向异性，必须先扣掉再谈位置</w:t>
+            </w:r>
+          </w:p>
+        </w:tc>
+      </w:tr>
+      <w:tr>
+        <w:tc>
+          <w:tcPr>
+            <w:tcW w:type="dxa" w:w="3173"/>
+          </w:tcPr>
+          <w:p>
+            <w:r>
+              <w:t>动物的心跳／呼吸通道也出现同向进动</w:t>
+            </w:r>
+          </w:p>
+        </w:tc>
+        <w:tc>
+          <w:tcPr>
+            <w:tcW w:type="dxa" w:w="3173"/>
+          </w:tcPr>
+          <w:p>
+            <w:r>
+              <w:t>无需改方程——命中已被解释</w:t>
+            </w:r>
+          </w:p>
+        </w:tc>
+        <w:tc>
+          <w:tcPr>
+            <w:tcW w:type="dxa" w:w="3173"/>
+          </w:tcPr>
+          <w:p>
+            <w:r>
+              <w:rPr>
+                <w:b/>
+              </w:rPr>
+              <w:t>伪影</w:t>
+            </w:r>
+            <w:r>
+              <w:t>——套用 §7.6 第三行判定</w:t>
+            </w:r>
+          </w:p>
+        </w:tc>
+      </w:tr>
+      <w:tr>
+        <w:tc>
+          <w:tcPr>
+            <w:tcW w:type="dxa" w:w="3173"/>
+          </w:tcPr>
+          <w:p>
+            <w:r>
+              <w:t>所有形状、所有材质、所有导电性</w:t>
+            </w:r>
+            <w:r>
+              <w:rPr>
+                <w:b/>
+              </w:rPr>
+              <w:t>全部为零</w:t>
+            </w:r>
+          </w:p>
+        </w:tc>
+        <w:tc>
+          <w:tcPr>
+            <w:tcW w:type="dxa" w:w="3173"/>
+          </w:tcPr>
+          <w:p>
+            <w:r>
+              <w:t>方程保持原形，ε_loc ≡ 0</w:t>
+            </w:r>
+          </w:p>
+        </w:tc>
+        <w:tc>
+          <w:tcPr>
+            <w:tcW w:type="dxa" w:w="3173"/>
+          </w:tcPr>
+          <w:p>
+            <w:r>
+              <w:rPr>
+                <w:b/>
+              </w:rPr>
+              <w:t>命题被拒假</w:t>
+            </w:r>
+            <w:r>
+              <w:t>——</w:t>
+            </w:r>
+            <w:r>
+              <w:rPr>
+                <w:b/>
+              </w:rPr>
+              <w:t>这也是一个可发表的结果</w:t>
+            </w:r>
+            <w:r>
+              <w:t>（第 9 章判定矩阵）</w:t>
+            </w:r>
+          </w:p>
+        </w:tc>
+      </w:tr>
+    </w:tbl>
+    <w:p>
+      <w:pPr>
+        <w:pStyle w:val="00000c"/>
+      </w:pPr>
+      <w:r>
+        <w:t>10.7 优先级：先做哪一组，为什么</w:t>
+      </w:r>
+    </w:p>
+    <w:p>
+      <w:pPr>
+        <w:pStyle w:val="000032"/>
+      </w:pPr>
+      <w:r>
+        <w:rPr>
+          <w:b/>
+        </w:rPr>
+        <w:t>① E3　铜球 vs 空心铜正方体（同材质 · 等 R_V · 同壁厚）</w:t>
+      </w:r>
+      <w:r>
+        <w:t xml:space="preserve"> —— 最干净的一组：</w:t>
+      </w:r>
+      <w:r>
+        <w:rPr>
+          <w:b/>
+        </w:rPr>
+        <w:t>只动形状因子 Σ_n</w:t>
+      </w:r>
+      <w:r>
+        <w:t>，材质与尺寸都按住。它直接回答最核心的问题：「位置频率」是物体的</w:t>
+      </w:r>
+      <w:r>
+        <w:rPr>
+          <w:b/>
+        </w:rPr>
+        <w:t>普遍属性</w:t>
+      </w:r>
+      <w:r>
+        <w:t>，还是</w:t>
+      </w:r>
+      <w:r>
+        <w:rPr>
+          <w:b/>
+        </w:rPr>
+        <w:t>球这个形体的专属现象</w:t>
+      </w:r>
+      <w:r>
+        <w:t>？*成本最低，信息量最大。*</w:t>
+      </w:r>
+    </w:p>
+    <w:p>
+      <w:pPr>
+        <w:pStyle w:val="000032"/>
+      </w:pPr>
+      <w:r>
+        <w:rPr>
+          <w:b/>
+        </w:rPr>
+        <w:t>② E4a　同一只球「贴铜箔 / 不贴」的自身对照</w:t>
+      </w:r>
+      <w:r>
+        <w:t xml:space="preserve"> —— 几何、质量、材质全不变，</w:t>
+      </w:r>
+      <w:r>
+        <w:rPr>
+          <w:b/>
+        </w:rPr>
+        <w:t>唯一变的是表面导电性</w:t>
+      </w:r>
+      <w:r>
+        <w:t>——一次 A-B-A 就能把导电路径切开或留下。*本组里最优雅的一招，与 §4.4 双球交换法同源。*</w:t>
+      </w:r>
+    </w:p>
+    <w:p>
+      <w:pPr>
+        <w:pStyle w:val="000032"/>
+      </w:pPr>
+      <w:r>
+        <w:rPr>
+          <w:b/>
+        </w:rPr>
+        <w:t>③ E1　Ø40 / Ø80 / Ø160（同 t/R）</w:t>
+      </w:r>
+      <w:r>
+        <w:t xml:space="preserve"> —— 三点定一条幂律，把「</w:t>
+      </w:r>
+      <w:r>
+        <w:rPr>
+          <w:b/>
+        </w:rPr>
+        <w:t>加性还是乘性</w:t>
+      </w:r>
+      <w:r>
+        <w:t>」这个根本形态分清。*真实瓶颈是 0.2 mm 与 0.8 mm 薄壳的工艺，不是物理。*</w:t>
+      </w:r>
+    </w:p>
+    <w:p>
+      <w:pPr>
+        <w:pStyle w:val="000032"/>
+      </w:pPr>
+      <w:r>
+        <w:rPr>
+          <w:b/>
+        </w:rPr>
+        <w:t>④ E2　铜 → 铝 → 不锈钢 → 黄铜（同尺寸同形状）</w:t>
+      </w:r>
+      <w:r>
+        <w:t xml:space="preserve"> —— 验「材料无关性」：若 </w:t>
+      </w:r>
+      <w:r>
+        <w:rPr>
+          <w:b/>
+        </w:rPr>
+        <w:t>ε_loc 与材质无关</w:t>
+      </w:r>
+      <w:r>
+        <w:t>，位置项就不经过任何材料参数，在方程里只能待在最外层。*铝／不锈钢那一对 c_s 几乎相同而 ρ 相差 3 倍，可额外分离质量通道。*</w:t>
+      </w:r>
+    </w:p>
+    <w:p>
+      <w:pPr>
+        <w:pStyle w:val="000032"/>
+      </w:pPr>
+      <w:r>
+        <w:rPr>
+          <w:b/>
+        </w:rPr>
+        <w:t>⑤ E4b / E4c　绝缘体与活体：树脂球 → 木块 → 假体 → 活体</w:t>
+      </w:r>
+      <w:r>
+        <w:t xml:space="preserve"> —— 风险与成本最高，</w:t>
+      </w:r>
+      <w:r>
+        <w:rPr>
+          <w:b/>
+        </w:rPr>
+        <w:t>必须最后做</w:t>
+      </w:r>
+      <w:r>
+        <w:t>。木块只作定性对照（各向异性＋吸湿本身就是两重伪影源）。活体先过伦理，并用「等质量水袋＋同一件衣服」把衣物与质量效应清干净。</w:t>
+      </w:r>
+    </w:p>
+    <w:p>
+      <w:r>
+        <w:rPr>
+          <w:b/>
+        </w:rPr>
+        <w:t>🚫 三条「不要做」</w:t>
+      </w:r>
+    </w:p>
+    <w:p>
+      <w:pPr>
+        <w:pStyle w:val="000032"/>
+      </w:pPr>
+      <w:r>
+        <w:rPr>
+          <w:b/>
+        </w:rPr>
+        <w:t>不要拿实心块去比空心壳</w:t>
+      </w:r>
+      <w:r>
+        <w:t>，再谈形状差异——那是</w:t>
+      </w:r>
+      <w:r>
+        <w:rPr>
+          <w:b/>
+        </w:rPr>
+        <w:t>模态类型</w:t>
+      </w:r>
+      <w:r>
+        <w:t>差异，不是几何差异（见 10.1b）。</w:t>
+      </w:r>
+    </w:p>
+    <w:p>
+      <w:pPr>
+        <w:pStyle w:val="000032"/>
+      </w:pPr>
+      <w:r>
+        <w:rPr>
+          <w:b/>
+        </w:rPr>
+        <w:t>不要在没重标 M 矩阵的情况下比较新形状</w:t>
+      </w:r>
+      <w:r>
+        <w:t>——盲点移位会让你把「站在节点线上」读成「效应消失」（见 10.3）。</w:t>
+      </w:r>
+    </w:p>
+    <w:p>
+      <w:pPr>
+        <w:pStyle w:val="000032"/>
+      </w:pPr>
+      <w:r>
+        <w:rPr>
+          <w:b/>
+        </w:rPr>
+        <w:t>不要沿用一个「五倍球径」式的门槛</w:t>
+      </w:r>
+      <w:r>
+        <w:t>——面接触物体的运动学完全不同，判据必须逐几何重写（见 10.5）。</w:t>
+      </w:r>
+    </w:p>
+    <w:tbl>
+      <w:tblPr>
+        <w:tblStyle w:val="000059"/>
+        <w:tblW w:type="auto" w:w="0"/>
+        <w:tblLook w:firstColumn="1" w:firstRow="1" w:lastColumn="0" w:lastRow="0" w:noHBand="0" w:noVBand="1" w:val="04A0"/>
+      </w:tblPr>
+      <w:tblGrid>
+        <w:gridCol w:w="4759"/>
+        <w:gridCol w:w="4759"/>
+      </w:tblGrid>
+      <w:tr>
+        <w:tc>
+          <w:tcPr>
+            <w:tcW w:type="dxa" w:w="4759"/>
+          </w:tcPr>
+          <w:p>
+            <w:r>
+              <w:rPr>
+                <w:b/>
+              </w:rPr>
+              <w:t>指标</w:t>
+            </w:r>
+          </w:p>
+        </w:tc>
+        <w:tc>
+          <w:tcPr>
+            <w:tcW w:type="dxa" w:w="4759"/>
+          </w:tcPr>
+          <w:p>
+            <w:r>
+              <w:rPr>
+                <w:b/>
+              </w:rPr>
+              <w:t>数量</w:t>
+            </w:r>
+          </w:p>
+        </w:tc>
+      </w:tr>
+      <w:tr>
+        <w:tc>
+          <w:tcPr>
+            <w:tcW w:type="dxa" w:w="4759"/>
+          </w:tcPr>
+          <w:p>
+            <w:r>
+              <w:t>新增实验族</w:t>
+            </w:r>
+          </w:p>
+        </w:tc>
+        <w:tc>
+          <w:tcPr>
+            <w:tcW w:type="dxa" w:w="4759"/>
+          </w:tcPr>
+          <w:p>
+            <w:r>
+              <w:rPr>
+                <w:b/>
+              </w:rPr>
+              <w:t>4 组</w:t>
+            </w:r>
+          </w:p>
+        </w:tc>
+      </w:tr>
+      <w:tr>
+        <w:tc>
+          <w:tcPr>
+            <w:tcW w:type="dxa" w:w="4759"/>
+          </w:tcPr>
+          <w:p>
+            <w:r>
+              <w:t>新增变量轴</w:t>
+            </w:r>
+          </w:p>
+        </w:tc>
+        <w:tc>
+          <w:tcPr>
+            <w:tcW w:type="dxa" w:w="4759"/>
+          </w:tcPr>
+          <w:p>
+            <w:r>
+              <w:rPr>
+                <w:b/>
+              </w:rPr>
+              <w:t>3 条</w:t>
+            </w:r>
+            <w:r>
+              <w:t>（几何／尺寸／导电性扩展）</w:t>
+            </w:r>
+          </w:p>
+        </w:tc>
+      </w:tr>
+      <w:tr>
+        <w:tc>
+          <w:tcPr>
+            <w:tcW w:type="dxa" w:w="4759"/>
+          </w:tcPr>
+          <w:p>
+            <w:r>
+              <w:t>需重标 M 矩阵的几何体</w:t>
+            </w:r>
+          </w:p>
+        </w:tc>
+        <w:tc>
+          <w:tcPr>
+            <w:tcW w:type="dxa" w:w="4759"/>
+          </w:tcPr>
+          <w:p>
+            <w:r>
+              <w:rPr>
+                <w:b/>
+              </w:rPr>
+              <w:t>≥5 个</w:t>
+            </w:r>
+          </w:p>
+        </w:tc>
+      </w:tr>
+      <w:tr>
+        <w:tc>
+          <w:tcPr>
+            <w:tcW w:type="dxa" w:w="4759"/>
+          </w:tcPr>
+          <w:p>
+            <w:r>
+              <w:t>方程形态</w:t>
+            </w:r>
+          </w:p>
+        </w:tc>
+        <w:tc>
+          <w:tcPr>
+            <w:tcW w:type="dxa" w:w="4759"/>
+          </w:tcPr>
+          <w:p>
+            <w:r>
+              <w:rPr>
+                <w:b/>
+              </w:rPr>
+              <w:t>3 种</w:t>
+            </w:r>
+            <w:r>
+              <w:t>（加性／乘性／含电磁项）</w:t>
+            </w:r>
+          </w:p>
+        </w:tc>
+      </w:tr>
+      <w:tr>
+        <w:tc>
+          <w:tcPr>
+            <w:tcW w:type="dxa" w:w="4759"/>
+          </w:tcPr>
+          <w:p>
+            <w:r>
+              <w:t>每条判据</w:t>
+            </w:r>
+          </w:p>
+        </w:tc>
+        <w:tc>
+          <w:tcPr>
+            <w:tcW w:type="dxa" w:w="4759"/>
+          </w:tcPr>
+          <w:p>
+            <w:r>
+              <w:t>都要</w:t>
+            </w:r>
+            <w:r>
+              <w:rPr>
+                <w:b/>
+              </w:rPr>
+              <w:t>预注册</w:t>
+            </w:r>
+          </w:p>
+        </w:tc>
+      </w:tr>
+    </w:tbl>
+    <w:p>
+      <w:pPr>
+        <w:spacing w:after="80"/>
+        <w:ind w:left="425"/>
+      </w:pPr>
+      <w:r>
+        <w:rPr>
+          <w:b/>
+          <w:color w:val="444444"/>
+          <w:sz w:val="20"/>
+        </w:rPr>
+        <w:t>🔗 与本章配套的文件</w:t>
+      </w:r>
+      <w:r>
+        <w:rPr>
+          <w:color w:val="444444"/>
+          <w:sz w:val="20"/>
+        </w:rPr>
+        <w:t>：本章是</w:t>
+      </w:r>
+      <w:r>
+        <w:rPr>
+          <w:b/>
+          <w:color w:val="444444"/>
+          <w:sz w:val="20"/>
+        </w:rPr>
+        <w:t>设计层</w:t>
+      </w:r>
+      <w:r>
+        <w:rPr>
+          <w:color w:val="444444"/>
+          <w:sz w:val="20"/>
+        </w:rPr>
+        <w:t xml:space="preserve">。落到纸面的操作协议见 </w:t>
+      </w:r>
+      <w:r>
+        <w:rPr>
+          <w:rFonts w:ascii="Consolas" w:hAnsi="Consolas" w:eastAsia="Consolas" w:cs="Consolas"/>
+          <w:color w:val="444444"/>
+          <w:sz w:val="20"/>
+        </w:rPr>
+        <w:t>产出文档/第07章_Harmonograph八路微小频差检测协议.md</w:t>
+      </w:r>
+      <w:r>
+        <w:rPr>
+          <w:color w:val="444444"/>
+          <w:sz w:val="20"/>
+        </w:rPr>
+        <w:t>（读数器与可测性红线）与本规范第 7 章（进动检测）、第 8 章（总体流程）、第 9 章（判定矩阵）。</w:t>
+      </w:r>
+      <w:r>
+        <w:rPr>
+          <w:b/>
+          <w:color w:val="444444"/>
+          <w:sz w:val="20"/>
+        </w:rPr>
+        <w:t>升级实验的判据，最终要合并进第 9 章判定矩阵的第二版。</w:t>
+      </w:r>
+    </w:p>
+    <w:p>
+      <w:pPr>
+        <w:pStyle w:val="00000a"/>
+      </w:pPr>
+      <w:r>
+        <w:t>第 11 章 · 可能的挑战与未知</w:t>
+      </w:r>
+    </w:p>
+    <w:p>
+      <w:pPr>
+        <w:spacing w:after="80"/>
+        <w:ind w:left="425"/>
+      </w:pPr>
+      <w:r>
+        <w:rPr>
+          <w:b/>
+          <w:color w:val="444444"/>
+          <w:sz w:val="20"/>
+        </w:rPr>
+        <w:t>本章性质</w:t>
+      </w:r>
+      <w:r>
+        <w:rPr>
+          <w:color w:val="444444"/>
+          <w:sz w:val="20"/>
+        </w:rPr>
+        <w:t>：前面各章讲的是</w:t>
+      </w:r>
+      <w:r>
+        <w:rPr>
+          <w:b/>
+          <w:color w:val="444444"/>
+          <w:sz w:val="20"/>
+        </w:rPr>
+        <w:t>怎么做</w:t>
+      </w:r>
+      <w:r>
+        <w:rPr>
+          <w:color w:val="444444"/>
+          <w:sz w:val="20"/>
+        </w:rPr>
+        <w:t>，本章讲</w:t>
+      </w:r>
+      <w:r>
+        <w:rPr>
+          <w:b/>
+          <w:color w:val="444444"/>
+          <w:sz w:val="20"/>
+        </w:rPr>
+        <w:t>做起来会卡在哪</w:t>
+      </w:r>
+      <w:r>
+        <w:rPr>
+          <w:color w:val="444444"/>
+          <w:sz w:val="20"/>
+        </w:rPr>
+        <w:t>——而且不回避最难的那几条。写这一章不是为了劝退，恰恰相反：</w:t>
+      </w:r>
+      <w:r>
+        <w:rPr>
+          <w:b/>
+          <w:color w:val="444444"/>
+          <w:sz w:val="20"/>
+        </w:rPr>
+        <w:t>只有把难点提前写清楚，后面的人才不会在同一个坑里反复摔。</w:t>
+      </w:r>
+      <w:r>
+        <w:rPr>
+          <w:color w:val="444444"/>
+          <w:sz w:val="20"/>
+        </w:rPr>
+        <w:br/>
+      </w:r>
+      <w:r>
+        <w:rPr>
+          <w:b/>
+          <w:color w:val="444444"/>
+          <w:sz w:val="20"/>
+        </w:rPr>
+        <w:t>阅读方式</w:t>
+      </w:r>
+      <w:r>
+        <w:rPr>
+          <w:color w:val="444444"/>
+          <w:sz w:val="20"/>
+        </w:rPr>
+        <w:t>：把这一章当「</w:t>
+      </w:r>
+      <w:r>
+        <w:rPr>
+          <w:b/>
+          <w:color w:val="444444"/>
+          <w:sz w:val="20"/>
+        </w:rPr>
+        <w:t>问题清单</w:t>
+      </w:r>
+      <w:r>
+        <w:rPr>
+          <w:color w:val="444444"/>
+          <w:sz w:val="20"/>
+        </w:rPr>
+        <w:t>」，不是「</w:t>
+      </w:r>
+      <w:r>
+        <w:rPr>
+          <w:b/>
+          <w:color w:val="444444"/>
+          <w:sz w:val="20"/>
+        </w:rPr>
+        <w:t>结论清单</w:t>
+      </w:r>
+      <w:r>
+        <w:rPr>
+          <w:color w:val="444444"/>
+          <w:sz w:val="20"/>
+        </w:rPr>
+        <w:t>」。这一章里</w:t>
+      </w:r>
+      <w:r>
+        <w:rPr>
+          <w:b/>
+          <w:color w:val="444444"/>
+          <w:sz w:val="20"/>
+        </w:rPr>
+        <w:t>没有一条是好消息</w:t>
+      </w:r>
+      <w:r>
+        <w:rPr>
+          <w:color w:val="444444"/>
+          <w:sz w:val="20"/>
+        </w:rPr>
+        <w:t xml:space="preserve">，但每一条都配了出路。如果只读一条，读 </w:t>
+      </w:r>
+      <w:r>
+        <w:rPr>
+          <w:b/>
+          <w:color w:val="444444"/>
+          <w:sz w:val="20"/>
+        </w:rPr>
+        <w:t>11.1</w:t>
+      </w:r>
+      <w:r>
+        <w:rPr>
+          <w:color w:val="444444"/>
+          <w:sz w:val="20"/>
+        </w:rPr>
+        <w:t>——它决定了后面所有东西的写法。</w:t>
+      </w:r>
+      <w:r>
+        <w:rPr>
+          <w:color w:val="444444"/>
+          <w:sz w:val="20"/>
+        </w:rPr>
+        <w:br/>
+      </w:r>
+      <w:r>
+        <w:rPr>
+          <w:b/>
+          <w:color w:val="444444"/>
+          <w:sz w:val="20"/>
+        </w:rPr>
+        <w:t>三层标注</w:t>
+      </w:r>
+      <w:r>
+        <w:rPr>
+          <w:color w:val="444444"/>
+          <w:sz w:val="20"/>
+        </w:rPr>
+        <w:t xml:space="preserve">：标 </w:t>
+      </w:r>
+      <w:r>
+        <w:rPr>
+          <w:b/>
+          <w:color w:val="444444"/>
+          <w:sz w:val="20"/>
+        </w:rPr>
+        <w:t>事实</w:t>
+      </w:r>
+      <w:r>
+        <w:rPr>
+          <w:color w:val="444444"/>
+          <w:sz w:val="20"/>
+        </w:rPr>
+        <w:t xml:space="preserve"> 的是可查证的物理／计量事实；标 </w:t>
+      </w:r>
+      <w:r>
+        <w:rPr>
+          <w:b/>
+          <w:color w:val="444444"/>
+          <w:sz w:val="20"/>
+        </w:rPr>
+        <w:t>量级</w:t>
+      </w:r>
+      <w:r>
+        <w:rPr>
+          <w:color w:val="444444"/>
+          <w:sz w:val="20"/>
+        </w:rPr>
+        <w:t xml:space="preserve"> 的是数量级估算，可能有 2–3 倍出入，以实测为准；标 </w:t>
+      </w:r>
+      <w:r>
+        <w:rPr>
+          <w:b/>
+          <w:color w:val="444444"/>
+          <w:sz w:val="20"/>
+        </w:rPr>
+        <w:t>判断</w:t>
+      </w:r>
+      <w:r>
+        <w:rPr>
+          <w:color w:val="444444"/>
+          <w:sz w:val="20"/>
+        </w:rPr>
+        <w:t xml:space="preserve"> 的是我们的主观意见，可以不同意。</w:t>
+      </w:r>
+    </w:p>
+    <w:p>
+      <w:pPr>
+        <w:pStyle w:val="00000c"/>
+      </w:pPr>
+      <w:r>
+        <w:t>11.1 最根本的一条：方程不是「一条」，是「一族」，而且会一直改</w:t>
+      </w:r>
+    </w:p>
+    <w:p>
+      <w:r>
+        <w:t xml:space="preserve">本章 10.1 写下的 </w:t>
+      </w:r>
+      <w:r>
+        <w:rPr>
+          <w:rFonts w:ascii="Consolas" w:hAnsi="Consolas" w:eastAsia="Consolas" w:cs="Consolas"/>
+          <w:sz w:val="20"/>
+        </w:rPr>
+        <w:t>f_n = (c_s / L_eff) · Σ_n</w:t>
+      </w:r>
+      <w:r>
+        <w:t>，</w:t>
+      </w:r>
+      <w:r>
+        <w:rPr>
+          <w:b/>
+        </w:rPr>
+        <w:t>不是答案，是 v1</w:t>
+      </w:r>
+      <w:r>
+        <w:t>。它的成立条件其实很窄：</w:t>
+      </w:r>
+      <w:r>
+        <w:rPr>
+          <w:b/>
+        </w:rPr>
+        <w:t>球对称、均质、各向同性、无阻尼、边界条件固定</w:t>
+      </w:r>
+      <w:r>
+        <w:t>。每放开一个变量，方程就必须长出一项。这正是本项目的出发点：</w:t>
+      </w:r>
+      <w:r>
+        <w:rPr>
+          <w:b/>
+        </w:rPr>
+        <w:t>地点频率方程会随实验升级逐步完善，最终可能是一族方程，而不是一条</w:t>
+      </w:r>
+      <w:r>
+        <w:t>。</w:t>
+      </w:r>
+    </w:p>
+    <w:p>
+      <w:r>
+        <w:t>而且不同</w:t>
+      </w:r>
+      <w:r>
+        <w:rPr>
+          <w:b/>
+        </w:rPr>
+        <w:t>材料属性</w:t>
+      </w:r>
+      <w:r>
+        <w:t>会逼出不同的频谱地点方程：各向同性的金属是一条式子，正交各向异性的木材是另一条（</w:t>
+      </w:r>
+      <w:r>
+        <w:rPr>
+          <w:rFonts w:ascii="Consolas" w:hAnsi="Consolas" w:eastAsia="Consolas" w:cs="Consolas"/>
+          <w:sz w:val="20"/>
+        </w:rPr>
+        <w:t>c_s</w:t>
+      </w:r>
+      <w:r>
+        <w:t xml:space="preserve"> 变成张量 </w:t>
+      </w:r>
+      <w:r>
+        <w:rPr>
+          <w:rFonts w:ascii="Consolas" w:hAnsi="Consolas" w:eastAsia="Consolas" w:cs="Consolas"/>
+          <w:sz w:val="20"/>
+        </w:rPr>
+        <w:t>c_s(θ)</w:t>
+      </w:r>
+      <w:r>
+        <w:t>），吸湿材料还要多一个湿度项——</w:t>
+      </w:r>
+      <w:r>
+        <w:rPr>
+          <w:b/>
+        </w:rPr>
+        <w:t>不是「同一个方程的参数不同」，而是「方程的形式本身不同」</w:t>
+      </w:r>
+      <w:r>
+        <w:t>。这一层，是本项目目前最少人认真对待的地方。</w:t>
+      </w:r>
+    </w:p>
+    <w:tbl>
+      <w:tblPr>
+        <w:tblStyle w:val="000059"/>
+        <w:tblW w:type="auto" w:w="0"/>
+        <w:tblLook w:firstColumn="1" w:firstRow="1" w:lastColumn="0" w:lastRow="0" w:noHBand="0" w:noVBand="1" w:val="04A0"/>
+      </w:tblPr>
+      <w:tblGrid>
+        <w:gridCol w:w="2379"/>
+        <w:gridCol w:w="2379"/>
+        <w:gridCol w:w="2379"/>
+        <w:gridCol w:w="2379"/>
+      </w:tblGrid>
+      <w:tr>
+        <w:tc>
+          <w:tcPr>
+            <w:tcW w:type="dxa" w:w="2379"/>
+          </w:tcPr>
+          <w:p>
+            <w:r>
+              <w:rPr>
+                <w:b/>
+              </w:rPr>
+              <w:t>版本</w:t>
+            </w:r>
+          </w:p>
+        </w:tc>
+        <w:tc>
+          <w:tcPr>
+            <w:tcW w:type="dxa" w:w="2379"/>
+          </w:tcPr>
+          <w:p>
+            <w:r>
+              <w:rPr>
+                <w:b/>
+              </w:rPr>
+              <w:t>放开的假设</w:t>
+            </w:r>
+          </w:p>
+        </w:tc>
+        <w:tc>
+          <w:tcPr>
+            <w:tcW w:type="dxa" w:w="2379"/>
+          </w:tcPr>
+          <w:p>
+            <w:r>
+              <w:rPr>
+                <w:b/>
+              </w:rPr>
+              <w:t>方程长出来的新项</w:t>
+            </w:r>
+          </w:p>
+        </w:tc>
+        <w:tc>
+          <w:tcPr>
+            <w:tcW w:type="dxa" w:w="2379"/>
+          </w:tcPr>
+          <w:p>
+            <w:r>
+              <w:rPr>
+                <w:b/>
+              </w:rPr>
+              <w:t>被哪组实验逼出来</w:t>
+            </w:r>
+          </w:p>
+        </w:tc>
+      </w:tr>
+      <w:tr>
+        <w:tc>
+          <w:tcPr>
+            <w:tcW w:type="dxa" w:w="2379"/>
+          </w:tcPr>
+          <w:p>
+            <w:r>
+              <w:t>v1</w:t>
+            </w:r>
+          </w:p>
+        </w:tc>
+        <w:tc>
+          <w:tcPr>
+            <w:tcW w:type="dxa" w:w="2379"/>
+          </w:tcPr>
+          <w:p>
+            <w:r>
+              <w:t>球 · 均质 · 各向同性 · 无阻尼</w:t>
+            </w:r>
+          </w:p>
+        </w:tc>
+        <w:tc>
+          <w:tcPr>
+            <w:tcW w:type="dxa" w:w="2379"/>
+          </w:tcPr>
+          <w:p>
+            <w:r>
+              <w:t>f = c_s / (2πR)</w:t>
+            </w:r>
+          </w:p>
+        </w:tc>
+        <w:tc>
+          <w:tcPr>
+            <w:tcW w:type="dxa" w:w="2379"/>
+          </w:tcPr>
+          <w:p>
+            <w:r>
+              <w:t>基线（§1.1）</w:t>
+            </w:r>
+          </w:p>
+        </w:tc>
+      </w:tr>
+      <w:tr>
+        <w:tc>
+          <w:tcPr>
+            <w:tcW w:type="dxa" w:w="2379"/>
+          </w:tcPr>
+          <w:p>
+            <w:r>
+              <w:t>v2</w:t>
+            </w:r>
+          </w:p>
+        </w:tc>
+        <w:tc>
+          <w:tcPr>
+            <w:tcW w:type="dxa" w:w="2379"/>
+          </w:tcPr>
+          <w:p>
+            <w:r>
+              <w:t>放开</w:t>
+            </w:r>
+            <w:r>
+              <w:rPr>
+                <w:b/>
+              </w:rPr>
+              <w:t>尺寸</w:t>
+            </w:r>
+          </w:p>
+        </w:tc>
+        <w:tc>
+          <w:tcPr>
+            <w:tcW w:type="dxa" w:w="2379"/>
+          </w:tcPr>
+          <w:p>
+            <w:r>
+              <w:t>1 / L_eff 显式标度</w:t>
+            </w:r>
+          </w:p>
+        </w:tc>
+        <w:tc>
+          <w:tcPr>
+            <w:tcW w:type="dxa" w:w="2379"/>
+          </w:tcPr>
+          <w:p>
+            <w:r>
+              <w:t>E1 尺寸组（Ø40／Ø80／Ø160）</w:t>
+            </w:r>
+          </w:p>
+        </w:tc>
+      </w:tr>
+      <w:tr>
+        <w:tc>
+          <w:tcPr>
+            <w:tcW w:type="dxa" w:w="2379"/>
+          </w:tcPr>
+          <w:p>
+            <w:r>
+              <w:t>v3</w:t>
+            </w:r>
+          </w:p>
+        </w:tc>
+        <w:tc>
+          <w:tcPr>
+            <w:tcW w:type="dxa" w:w="2379"/>
+          </w:tcPr>
+          <w:p>
+            <w:r>
+              <w:t>放开</w:t>
+            </w:r>
+            <w:r>
+              <w:rPr>
+                <w:b/>
+              </w:rPr>
+              <w:t>材质</w:t>
+            </w:r>
+          </w:p>
+        </w:tc>
+        <w:tc>
+          <w:tcPr>
+            <w:tcW w:type="dxa" w:w="2379"/>
+          </w:tcPr>
+          <w:p>
+            <w:r>
+              <w:t>c_s(E, ρ, ν) ＋ 阻尼 ζ_n</w:t>
+            </w:r>
+          </w:p>
+        </w:tc>
+        <w:tc>
+          <w:tcPr>
+            <w:tcW w:type="dxa" w:w="2379"/>
+          </w:tcPr>
+          <w:p>
+            <w:r>
+              <w:t>E2 材质组（铝／不锈钢／黄铜）</w:t>
+            </w:r>
+          </w:p>
+        </w:tc>
+      </w:tr>
+      <w:tr>
+        <w:tc>
+          <w:tcPr>
+            <w:tcW w:type="dxa" w:w="2379"/>
+          </w:tcPr>
+          <w:p>
+            <w:r>
+              <w:t>v4</w:t>
+            </w:r>
+          </w:p>
+        </w:tc>
+        <w:tc>
+          <w:tcPr>
+            <w:tcW w:type="dxa" w:w="2379"/>
+          </w:tcPr>
+          <w:p>
+            <w:r>
+              <w:t>放开</w:t>
+            </w:r>
+            <w:r>
+              <w:rPr>
+                <w:b/>
+              </w:rPr>
+              <w:t>几何形状</w:t>
+            </w:r>
+          </w:p>
+        </w:tc>
+        <w:tc>
+          <w:tcPr>
+            <w:tcW w:type="dxa" w:w="2379"/>
+          </w:tcPr>
+          <w:p>
+            <w:r>
+              <w:t>Σ_n 须数值本征求解</w:t>
+            </w:r>
+          </w:p>
+        </w:tc>
+        <w:tc>
+          <w:tcPr>
+            <w:tcW w:type="dxa" w:w="2379"/>
+          </w:tcPr>
+          <w:p>
+            <w:r>
+              <w:t>E3 几何组（正方体／正四面体）</w:t>
+            </w:r>
+          </w:p>
+        </w:tc>
+      </w:tr>
+      <w:tr>
+        <w:tc>
+          <w:tcPr>
+            <w:tcW w:type="dxa" w:w="2379"/>
+          </w:tcPr>
+          <w:p>
+            <w:r>
+              <w:t>v5</w:t>
+            </w:r>
+          </w:p>
+        </w:tc>
+        <w:tc>
+          <w:tcPr>
+            <w:tcW w:type="dxa" w:w="2379"/>
+          </w:tcPr>
+          <w:p>
+            <w:r>
+              <w:t>放开</w:t>
+            </w:r>
+            <w:r>
+              <w:rPr>
+                <w:b/>
+              </w:rPr>
+              <w:t>导电性</w:t>
+            </w:r>
+          </w:p>
+        </w:tc>
+        <w:tc>
+          <w:tcPr>
+            <w:tcW w:type="dxa" w:w="2379"/>
+          </w:tcPr>
+          <w:p>
+            <w:r>
+              <w:t>＋ δf_EM(σ, ε_r, C_接触)</w:t>
+            </w:r>
+          </w:p>
+        </w:tc>
+        <w:tc>
+          <w:tcPr>
+            <w:tcW w:type="dxa" w:w="2379"/>
+          </w:tcPr>
+          <w:p>
+            <w:r>
+              <w:t>E4 导电组（贴铜箔 A-B-A）</w:t>
+            </w:r>
+          </w:p>
+        </w:tc>
+      </w:tr>
+      <w:tr>
+        <w:tc>
+          <w:tcPr>
+            <w:tcW w:type="dxa" w:w="2379"/>
+          </w:tcPr>
+          <w:p>
+            <w:r>
+              <w:t>v6</w:t>
+            </w:r>
+          </w:p>
+        </w:tc>
+        <w:tc>
+          <w:tcPr>
+            <w:tcW w:type="dxa" w:w="2379"/>
+          </w:tcPr>
+          <w:p>
+            <w:r>
+              <w:t>放开</w:t>
+            </w:r>
+            <w:r>
+              <w:rPr>
+                <w:b/>
+              </w:rPr>
+              <w:t>各向异性／吸湿</w:t>
+            </w:r>
+          </w:p>
+        </w:tc>
+        <w:tc>
+          <w:tcPr>
+            <w:tcW w:type="dxa" w:w="2379"/>
+          </w:tcPr>
+          <w:p>
+            <w:r>
+              <w:t>c_s → c_s(θ, RH) 张量</w:t>
+            </w:r>
+          </w:p>
+        </w:tc>
+        <w:tc>
+          <w:tcPr>
+            <w:tcW w:type="dxa" w:w="2379"/>
+          </w:tcPr>
+          <w:p>
+            <w:r>
+              <w:t>E4b 木块（顺纹／横纹）</w:t>
+            </w:r>
+          </w:p>
+        </w:tc>
+      </w:tr>
+      <w:tr>
+        <w:tc>
+          <w:tcPr>
+            <w:tcW w:type="dxa" w:w="2379"/>
+          </w:tcPr>
+          <w:p>
+            <w:r>
+              <w:t>v7</w:t>
+            </w:r>
+          </w:p>
+        </w:tc>
+        <w:tc>
+          <w:tcPr>
+            <w:tcW w:type="dxa" w:w="2379"/>
+          </w:tcPr>
+          <w:p>
+            <w:r>
+              <w:t>放开</w:t>
+            </w:r>
+            <w:r>
+              <w:rPr>
+                <w:b/>
+              </w:rPr>
+              <w:t>活体</w:t>
+            </w:r>
+          </w:p>
+        </w:tc>
+        <w:tc>
+          <w:tcPr>
+            <w:tcW w:type="dxa" w:w="2379"/>
+          </w:tcPr>
+          <w:p>
+            <w:r>
+              <w:t>＋ 心律／呼吸／肌颤通道</w:t>
+            </w:r>
+          </w:p>
+        </w:tc>
+        <w:tc>
+          <w:tcPr>
+            <w:tcW w:type="dxa" w:w="2379"/>
+          </w:tcPr>
+          <w:p>
+            <w:r>
+              <w:t>E4c 活体（先假体后活体）</w:t>
+            </w:r>
+          </w:p>
+        </w:tc>
+      </w:tr>
+      <w:tr>
+        <w:tc>
+          <w:tcPr>
+            <w:tcW w:type="dxa" w:w="2379"/>
+          </w:tcPr>
+          <w:p>
+            <w:r>
+              <w:t>v?</w:t>
+            </w:r>
+          </w:p>
+        </w:tc>
+        <w:tc>
+          <w:tcPr>
+            <w:tcW w:type="dxa" w:w="2379"/>
+          </w:tcPr>
+          <w:p>
+            <w:r>
+              <w:t>放开</w:t>
+            </w:r>
+            <w:r>
+              <w:rPr>
+                <w:b/>
+              </w:rPr>
+              <w:t>「位置」本身</w:t>
+            </w:r>
+          </w:p>
+        </w:tc>
+        <w:tc>
+          <w:tcPr>
+            <w:tcW w:type="dxa" w:w="2379"/>
+          </w:tcPr>
+          <w:p>
+            <w:r>
+              <w:t>ε_loc 或 δf_loc 的物理形式</w:t>
+            </w:r>
+          </w:p>
+        </w:tc>
+        <w:tc>
+          <w:tcPr>
+            <w:tcW w:type="dxa" w:w="2379"/>
+          </w:tcPr>
+          <w:p>
+            <w:r>
+              <w:rPr>
+                <w:b/>
+              </w:rPr>
+              <w:t>全部实验的终极目标</w:t>
+            </w:r>
+          </w:p>
+        </w:tc>
+      </w:tr>
+    </w:tbl>
+    <w:p>
+      <w:r>
+        <w:rPr>
+          <w:b/>
+        </w:rPr>
+        <w:t>心智准备：今天写下的方程，明天被实验推翻，这是正常工作状态，不是失败</w:t>
+      </w:r>
+    </w:p>
+    <w:p>
+      <w:r>
+        <w:t>本规范每一个公式的右上角，都应该在心里加一行小字：</w:t>
+      </w:r>
+      <w:r>
+        <w:rPr>
+          <w:b/>
+        </w:rPr>
+        <w:t>「v1，待推翻」</w:t>
+      </w:r>
+      <w:r>
+        <w:t>。如果哪一天实测数据与 v3 冲突，正确的动作是</w:t>
+      </w:r>
+      <w:r>
+        <w:rPr>
+          <w:b/>
+        </w:rPr>
+        <w:t>改方程</w:t>
+      </w:r>
+      <w:r>
+        <w:t>，不是改数据、也不是找理由解释掉那一个点。</w:t>
+      </w:r>
+    </w:p>
+    <w:p>
+      <w:r>
+        <w:rPr>
+          <w:b/>
+        </w:rPr>
+        <w:t>判据</w:t>
+      </w:r>
+      <w:r>
+        <w:t>：一个理论如果每次被反驳都能事后加一项补上，它就</w:t>
+      </w:r>
+      <w:r>
+        <w:rPr>
+          <w:b/>
+        </w:rPr>
+        <w:t>永远不可证伪</w:t>
+      </w:r>
+      <w:r>
+        <w:t>。所以每加一项，必须先写清「这一项会在什么情况下被证伪」，再去做实验。</w:t>
+      </w:r>
+    </w:p>
+    <w:p>
+      <w:pPr>
+        <w:pStyle w:val="00000c"/>
+      </w:pPr>
+      <w:r>
+        <w:t>11.2 在变化中找不变量：唯一能证伪的路径</w:t>
+      </w:r>
+    </w:p>
+    <w:p>
+      <w:r>
+        <w:t>换尺寸、换材质、换几何，</w:t>
+      </w:r>
+      <w:r>
+        <w:rPr>
+          <w:b/>
+        </w:rPr>
+        <w:t>什么都在变</w:t>
+      </w:r>
+      <w:r>
+        <w:t>——这最容易让人滑进「怎么解释都行」的泥潭。要跳出泥潭只有一条路：</w:t>
+      </w:r>
+      <w:r>
+        <w:rPr>
+          <w:b/>
+        </w:rPr>
+        <w:t>先声明什么不该变，然后看它到底变不变。</w:t>
+      </w:r>
+    </w:p>
+    <w:p>
+      <w:r>
+        <w:t>这正是本项目的方法论核心：</w:t>
+      </w:r>
+      <w:r>
+        <w:rPr>
+          <w:b/>
+        </w:rPr>
+        <w:t>在变化中找不变的规律</w:t>
+      </w:r>
+      <w:r>
+        <w:t xml:space="preserve">。变的是 </w:t>
+      </w:r>
+      <w:r>
+        <w:rPr>
+          <w:rFonts w:ascii="Consolas" w:hAnsi="Consolas" w:eastAsia="Consolas" w:cs="Consolas"/>
+          <w:sz w:val="20"/>
+        </w:rPr>
+        <w:t>f_n</w:t>
+      </w:r>
+      <w:r>
+        <w:t>（尺寸／材质／几何全都会把它改掉），要找的是那些</w:t>
+      </w:r>
+      <w:r>
+        <w:rPr>
+          <w:b/>
+        </w:rPr>
+        <w:t>理论承诺「不该动」的量</w:t>
+      </w:r>
+      <w:r>
+        <w:t>。下表是本项目目前能想到的不变量候选——</w:t>
+      </w:r>
+      <w:r>
+        <w:rPr>
+          <w:b/>
+        </w:rPr>
+        <w:t>每一条都是一个可以独立被证伪的命题</w:t>
+      </w:r>
+      <w:r>
+        <w:t>。</w:t>
+      </w:r>
+    </w:p>
+    <w:tbl>
+      <w:tblPr>
+        <w:tblStyle w:val="000059"/>
+        <w:tblW w:type="auto" w:w="0"/>
+        <w:tblLook w:firstColumn="1" w:firstRow="1" w:lastColumn="0" w:lastRow="0" w:noHBand="0" w:noVBand="1" w:val="04A0"/>
+      </w:tblPr>
+      <w:tblGrid>
+        <w:gridCol w:w="3173"/>
+        <w:gridCol w:w="3173"/>
+        <w:gridCol w:w="3173"/>
+      </w:tblGrid>
+      <w:tr>
+        <w:tc>
+          <w:tcPr>
+            <w:tcW w:type="dxa" w:w="3173"/>
+          </w:tcPr>
+          <w:p>
+            <w:r>
+              <w:rPr>
+                <w:b/>
+              </w:rPr>
+              <w:t>不变量候选</w:t>
+            </w:r>
+          </w:p>
+        </w:tc>
+        <w:tc>
+          <w:tcPr>
+            <w:tcW w:type="dxa" w:w="3173"/>
+          </w:tcPr>
+          <w:p>
+            <w:r>
+              <w:rPr>
+                <w:b/>
+              </w:rPr>
+              <w:t>理论承诺</w:t>
+            </w:r>
+          </w:p>
+        </w:tc>
+        <w:tc>
+          <w:tcPr>
+            <w:tcW w:type="dxa" w:w="3173"/>
+          </w:tcPr>
+          <w:p>
+            <w:r>
+              <w:rPr>
+                <w:b/>
+              </w:rPr>
+              <w:t>如果它不成立，说明什么</w:t>
+            </w:r>
+          </w:p>
+        </w:tc>
+      </w:tr>
+      <w:tr>
+        <w:tc>
+          <w:tcPr>
+            <w:tcW w:type="dxa" w:w="3173"/>
+          </w:tcPr>
+          <w:p>
+            <w:r>
+              <w:t xml:space="preserve">ε_loc </w:t>
+            </w:r>
+            <w:r>
+              <w:rPr>
+                <w:b/>
+              </w:rPr>
+              <w:t>只依赖位置</w:t>
+            </w:r>
+          </w:p>
+        </w:tc>
+        <w:tc>
+          <w:tcPr>
+            <w:tcW w:type="dxa" w:w="3173"/>
+          </w:tcPr>
+          <w:p>
+            <w:r>
+              <w:t>换材质、换尺寸后，同一位置的 ε_loc 应当同量级、同符号</w:t>
+            </w:r>
+          </w:p>
+        </w:tc>
+        <w:tc>
+          <w:tcPr>
+            <w:tcW w:type="dxa" w:w="3173"/>
+          </w:tcPr>
+          <w:p>
+            <w:r>
+              <w:t>ε_loc 与材料耦合 → 它不是「位置的属性」，而是「物体×位置」的联合属性</w:t>
+            </w:r>
+          </w:p>
+        </w:tc>
+      </w:tr>
+      <w:tr>
+        <w:tc>
+          <w:tcPr>
+            <w:tcW w:type="dxa" w:w="3173"/>
+          </w:tcPr>
+          <w:p>
+            <w:r>
+              <w:t xml:space="preserve">标度指数 </w:t>
+            </w:r>
+            <w:r>
+              <w:rPr>
+                <w:b/>
+              </w:rPr>
+              <w:t>p</w:t>
+            </w:r>
+            <w:r>
+              <w:t xml:space="preserve"> 单一</w:t>
+            </w:r>
+          </w:p>
+        </w:tc>
+        <w:tc>
+          <w:tcPr>
+            <w:tcW w:type="dxa" w:w="3173"/>
+          </w:tcPr>
+          <w:p>
+            <w:r>
+              <w:t>Δf 对 R 的幂律指数 p 在全部尺寸上恒定（0 或 +1）</w:t>
+            </w:r>
+          </w:p>
+        </w:tc>
+        <w:tc>
+          <w:tcPr>
+            <w:tcW w:type="dxa" w:w="3173"/>
+          </w:tcPr>
+          <w:p>
+            <w:r>
+              <w:t>p 随 R 漂移 → 至少存在两种机制叠加</w:t>
+            </w:r>
+          </w:p>
+        </w:tc>
+      </w:tr>
+      <w:tr>
+        <w:tc>
+          <w:tcPr>
+            <w:tcW w:type="dxa" w:w="3173"/>
+          </w:tcPr>
+          <w:p>
+            <w:r>
+              <w:rPr>
+                <w:b/>
+              </w:rPr>
+              <w:t>R_S/R_V</w:t>
+            </w:r>
+            <w:r>
+              <w:t xml:space="preserve"> 是形状指纹</w:t>
+            </w:r>
+          </w:p>
+        </w:tc>
+        <w:tc>
+          <w:tcPr>
+            <w:tcW w:type="dxa" w:w="3173"/>
+          </w:tcPr>
+          <w:p>
+            <w:r>
+              <w:t>三种归一化中，只有一种能把球／正方体／正四面体的数据收拢成一条线</w:t>
+            </w:r>
+          </w:p>
+        </w:tc>
+        <w:tc>
+          <w:tcPr>
+            <w:tcW w:type="dxa" w:w="3173"/>
+          </w:tcPr>
+          <w:p>
+            <w:r>
+              <w:t>三种都收不拢 → 效应的长度尺度不是任何一种等效半径</w:t>
+            </w:r>
+          </w:p>
+        </w:tc>
+      </w:tr>
+      <w:tr>
+        <w:tc>
+          <w:tcPr>
+            <w:tcW w:type="dxa" w:w="3173"/>
+          </w:tcPr>
+          <w:p>
+            <w:r>
+              <w:t xml:space="preserve">δf_EM </w:t>
+            </w:r>
+            <w:r>
+              <w:rPr>
+                <w:b/>
+              </w:rPr>
+              <w:t>可开关</w:t>
+            </w:r>
+          </w:p>
+        </w:tc>
+        <w:tc>
+          <w:tcPr>
+            <w:tcW w:type="dxa" w:w="3173"/>
+          </w:tcPr>
+          <w:p>
+            <w:r>
+              <w:t>贴铜箔 A-B-A 后，导电那双应有可测差异，绝缘那双应无</w:t>
+            </w:r>
+          </w:p>
+        </w:tc>
+        <w:tc>
+          <w:tcPr>
+            <w:tcW w:type="dxa" w:w="3173"/>
+          </w:tcPr>
+          <w:p>
+            <w:r>
+              <w:t>绝缘体同量级 → 机制</w:t>
+            </w:r>
+            <w:r>
+              <w:rPr>
+                <w:b/>
+              </w:rPr>
+              <w:t>不含导电路径</w:t>
+            </w:r>
+            <w:r>
+              <w:t>（这也是一条重要结论，见 10.6）</w:t>
+            </w:r>
+          </w:p>
+        </w:tc>
+      </w:tr>
+      <w:tr>
+        <w:tc>
+          <w:tcPr>
+            <w:tcW w:type="dxa" w:w="3173"/>
+          </w:tcPr>
+          <w:p>
+            <w:r>
+              <w:t xml:space="preserve">模态灵敏度矩阵 </w:t>
+            </w:r>
+            <w:r>
+              <w:rPr>
+                <w:b/>
+              </w:rPr>
+              <w:t>M 的秩</w:t>
+            </w:r>
+          </w:p>
+        </w:tc>
+        <w:tc>
+          <w:tcPr>
+            <w:tcW w:type="dxa" w:w="3173"/>
+          </w:tcPr>
+          <w:p>
+            <w:r>
+              <w:t>补点挪点后 rank(M) 能到 6</w:t>
+            </w:r>
+          </w:p>
+        </w:tc>
+        <w:tc>
+          <w:tcPr>
+            <w:tcW w:type="dxa" w:w="3173"/>
+          </w:tcPr>
+          <w:p>
+            <w:r>
+              <w:t>永远到不了 → 8 点阵列</w:t>
+            </w:r>
+            <w:r>
+              <w:rPr>
+                <w:b/>
+              </w:rPr>
+              <w:t>结构性看不见</w:t>
+            </w:r>
+            <w:r>
+              <w:t>某些模态，装置设计须改</w:t>
+            </w:r>
+          </w:p>
+        </w:tc>
+      </w:tr>
+      <w:tr>
+        <w:tc>
+          <w:tcPr>
+            <w:tcW w:type="dxa" w:w="3173"/>
+          </w:tcPr>
+          <w:p>
+            <w:r>
+              <w:t>站点间</w:t>
+            </w:r>
+            <w:r>
+              <w:rPr>
+                <w:b/>
+              </w:rPr>
+              <w:t>可互换性</w:t>
+            </w:r>
+          </w:p>
+        </w:tc>
+        <w:tc>
+          <w:tcPr>
+            <w:tcW w:type="dxa" w:w="3173"/>
+          </w:tcPr>
+          <w:p>
+            <w:r>
+              <w:t>把整套装置搬到另一个站点，结果按同一坐标系复现</w:t>
+            </w:r>
+          </w:p>
+        </w:tc>
+        <w:tc>
+          <w:tcPr>
+            <w:tcW w:type="dxa" w:w="3173"/>
+          </w:tcPr>
+          <w:p>
+            <w:r>
+              <w:t>站点差异显著 → 出现了一个「站点」变量，它是什么必须先搞清楚</w:t>
+            </w:r>
+          </w:p>
+        </w:tc>
+      </w:tr>
+    </w:tbl>
+    <w:p>
+      <w:pPr>
+        <w:spacing w:after="80"/>
+        <w:ind w:left="425"/>
+      </w:pPr>
+      <w:r>
+        <w:rPr>
+          <w:b/>
+          <w:color w:val="444444"/>
+          <w:sz w:val="20"/>
+        </w:rPr>
+        <w:t>🪨 一句话记住</w:t>
+      </w:r>
+      <w:r>
+        <w:rPr>
+          <w:color w:val="444444"/>
+          <w:sz w:val="20"/>
+        </w:rPr>
+        <w:t>：</w:t>
+      </w:r>
+      <w:r>
+        <w:rPr>
+          <w:b/>
+          <w:color w:val="444444"/>
+          <w:sz w:val="20"/>
+        </w:rPr>
+        <w:t>只会拟合「什么在变」的理论，等于没有理论；能预言「什么不该变」的理论，才有资格被检验。</w:t>
+      </w:r>
+    </w:p>
+    <w:p>
+      <w:pPr>
+        <w:pStyle w:val="00000c"/>
+      </w:pPr>
+      <w:r>
+        <w:t>11.3 最底层的一关：量纲与零点还没有</w:t>
+      </w:r>
+    </w:p>
+    <w:p>
+      <w:r>
+        <w:t>「地点频率」到今天还</w:t>
+      </w:r>
+      <w:r>
+        <w:rPr>
+          <w:b/>
+        </w:rPr>
+        <w:t>不是一个独立量纲</w:t>
+      </w:r>
+      <w:r>
+        <w:t>。它在实验里的身份是：</w:t>
+      </w:r>
+      <w:r>
+        <w:rPr>
+          <w:b/>
+        </w:rPr>
+        <w:t>某个本征频率上的一个微小偏移量</w:t>
+      </w:r>
+      <w:r>
+        <w:t>。这带来两个绕不过去的问题。</w:t>
+      </w:r>
+    </w:p>
+    <w:p>
+      <w:r>
+        <w:rPr>
+          <w:b/>
+        </w:rPr>
+        <w:t>问题一 · 单位：它是 Hz，还是无量纲比？</w:t>
+      </w:r>
+    </w:p>
+    <w:p>
+      <w:r>
+        <w:t>如果 ε_loc 是「频率的相对偏移」，那它无量纲，但这样它就</w:t>
+      </w:r>
+      <w:r>
+        <w:rPr>
+          <w:b/>
+        </w:rPr>
+        <w:t>依赖被测物体</w:t>
+      </w:r>
+      <w:r>
+        <w:t>（换只球数值就变），不是位置自己的属性。如果它是「位置的某种标量」，那它的单位是什么？和什么换算？</w:t>
+      </w:r>
+      <w:r>
+        <w:rPr>
+          <w:b/>
+        </w:rPr>
+        <w:t>这个问题不定下来，跨实验室的数据就没法放在一起。</w:t>
+      </w:r>
+    </w:p>
+    <w:p>
+      <w:r>
+        <w:rPr>
+          <w:b/>
+        </w:rPr>
+        <w:t>问题二 · 零点：没有绝对零点，只有「相对谁」</w:t>
+      </w:r>
+    </w:p>
+    <w:p>
+      <w:r>
+        <w:t>所有测量都是</w:t>
+      </w:r>
+      <w:r>
+        <w:rPr>
+          <w:b/>
+        </w:rPr>
+        <w:t>相对某个参考位置 x₀ 的差</w:t>
+      </w:r>
+      <w:r>
+        <w:t>。x₀ 怎么选？选参考球？选站点中心？选地心？</w:t>
+      </w:r>
+      <w:r>
+        <w:rPr>
+          <w:b/>
+        </w:rPr>
+        <w:t>换一个 x₀，全部数字平移，结论却可能翻面。</w:t>
+      </w:r>
+      <w:r>
+        <w:t xml:space="preserve"> 温标在极低温要换成磁温标、噪声温标——我们目前</w:t>
+      </w:r>
+      <w:r>
+        <w:rPr>
+          <w:b/>
+        </w:rPr>
+        <w:t>没有等价物</w:t>
+      </w:r>
+      <w:r>
+        <w:t>。</w:t>
+      </w:r>
+    </w:p>
+    <w:p>
+      <w:r>
+        <w:rPr>
+          <w:b/>
+        </w:rPr>
+        <w:t>出路</w:t>
+      </w:r>
+      <w:r>
+        <w:t>：先不追求「绝对值」，只建立</w:t>
+      </w:r>
+      <w:r>
+        <w:rPr>
+          <w:b/>
+        </w:rPr>
+        <w:t>可比的差</w:t>
+      </w:r>
+      <w:r>
+        <w:t>——同一坐标系、同一参考球、同一站点、同一温控，把「A 点相对 B 点差多少」做成一条稳定的因果链。只有在同一坐标系里的差，才是能被别人复现的量。</w:t>
+      </w:r>
+      <w:r>
+        <w:rPr>
+          <w:b/>
+        </w:rPr>
+        <w:t>先把「差」做扎实，再谈「量」。</w:t>
+      </w:r>
+    </w:p>
+    <w:p>
+      <w:pPr>
+        <w:pStyle w:val="00000c"/>
+      </w:pPr>
+      <w:r>
+        <w:t>11.4 信号可能被自己淹没：灵敏度与漂移是同一件事</w:t>
+      </w:r>
+    </w:p>
+    <w:p>
+      <w:r>
+        <w:t>薄壳弯曲模的「极敏感」是本项目的命根子——但</w:t>
+      </w:r>
+      <w:r>
+        <w:rPr>
+          <w:b/>
+        </w:rPr>
+        <w:t>同一个灵敏度，也对温度、气压、湿度、气流、日照、人员靠近全部敏感</w:t>
+      </w:r>
+      <w:r>
+        <w:t>。我们想听见的信号，和我们想躲开的噪声，</w:t>
+      </w:r>
+      <w:r>
+        <w:rPr>
+          <w:b/>
+        </w:rPr>
+        <w:t>走的是同一条通道</w:t>
+      </w:r>
+      <w:r>
+        <w:t>。这是最不客气的一条挑战。</w:t>
+      </w:r>
+    </w:p>
+    <w:p>
+      <w:r>
+        <w:rPr>
+          <w:b/>
+        </w:rPr>
+        <w:t>数量级算一遍（估算，以实测为准）</w:t>
+      </w:r>
+    </w:p>
+    <w:p>
+      <w:pPr>
+        <w:spacing w:before="80" w:after="80"/>
+        <w:ind w:left="283"/>
+      </w:pPr>
+      <w:r>
+        <w:rPr>
+          <w:rFonts w:ascii="Consolas" w:hAnsi="Consolas" w:eastAsia="Consolas" w:cs="Consolas"/>
+          <w:sz w:val="18"/>
+        </w:rPr>
+        <w:t>铜线膨胀系数 α ≈ 16.5×10⁻⁶ /K</w:t>
+      </w:r>
+      <w:r>
+        <w:br/>
+      </w:r>
+      <w:r>
+        <w:rPr>
+          <w:rFonts w:ascii="Consolas" w:hAnsi="Consolas" w:eastAsia="Consolas" w:cs="Consolas"/>
+          <w:sz w:val="18"/>
+        </w:rPr>
+        <w:t>弯曲模频率对温度的依赖（一阶近似）：  |Δf / f| ≈ 2α · ΔT  ~  3×10⁻⁵ · ΔT</w:t>
+      </w:r>
+      <w:r>
+        <w:br/>
+      </w:r>
+      <w:r>
+        <w:rPr>
+          <w:rFonts w:ascii="Consolas" w:hAnsi="Consolas" w:eastAsia="Consolas" w:cs="Consolas"/>
+          <w:sz w:val="18"/>
+        </w:rPr>
+        <w:t xml:space="preserve"> </w:t>
+      </w:r>
+      <w:r>
+        <w:br/>
+      </w:r>
+      <w:r>
+        <w:rPr>
+          <w:rFonts w:ascii="Consolas" w:hAnsi="Consolas" w:eastAsia="Consolas" w:cs="Consolas"/>
+          <w:sz w:val="18"/>
+        </w:rPr>
+        <w:t>要压到 10⁻⁶ 量级 → 控温须优于 0.03 K</w:t>
+      </w:r>
+      <w:r>
+        <w:br/>
+      </w:r>
+      <w:r>
+        <w:rPr>
+          <w:rFonts w:ascii="Consolas" w:hAnsi="Consolas" w:eastAsia="Consolas" w:cs="Consolas"/>
+          <w:sz w:val="18"/>
+        </w:rPr>
+        <w:t>要压到 10⁻⁷ 量级 → 控温须优于 0.003 K，</w:t>
+      </w:r>
+      <w:r>
+        <w:br/>
+      </w:r>
+      <w:r>
+        <w:rPr>
+          <w:rFonts w:ascii="Consolas" w:hAnsi="Consolas" w:eastAsia="Consolas" w:cs="Consolas"/>
+          <w:sz w:val="18"/>
+        </w:rPr>
+        <w:t xml:space="preserve">                    且整台装置的热时间常数要远长于一次读数时长</w:t>
+      </w:r>
+    </w:p>
+    <w:p>
+      <w:r>
+        <w:t>另：弹性模量本身随温度下降（软化），方向与几何膨胀相反，两者部分抵消——</w:t>
+      </w:r>
+      <w:r>
+        <w:rPr>
+          <w:b/>
+        </w:rPr>
+        <w:t>净系数必须实测标定，不能照抄</w:t>
+      </w:r>
+      <w:r>
+        <w:t>。</w:t>
+      </w:r>
+    </w:p>
+    <w:p>
+      <w:r>
+        <w:t>再叠加一层：</w:t>
+      </w:r>
+      <w:r>
+        <w:rPr>
+          <w:b/>
+        </w:rPr>
+        <w:t>1/f 漂移</w:t>
+      </w:r>
+      <w:r>
+        <w:t>（积分器、放大器、参考源）、</w:t>
+      </w:r>
+      <w:r>
+        <w:rPr>
+          <w:b/>
+        </w:rPr>
+        <w:t>接触热电势</w:t>
+      </w:r>
+      <w:r>
+        <w:t>（不同金属接头处的 μV 级电压）、</w:t>
+      </w:r>
+      <w:r>
+        <w:rPr>
+          <w:b/>
+        </w:rPr>
+        <w:t>气浮／声场残余</w:t>
+      </w:r>
+      <w:r>
+        <w:t>。</w:t>
+      </w:r>
+      <w:r>
+        <w:rPr>
+          <w:b/>
+        </w:rPr>
+        <w:t>这些不是「噪声」，是「结构性的慢变」</w:t>
+      </w:r>
+      <w:r>
+        <w:t>——平均 100 次也消不掉，因为它们在一次实验之内就在漂。</w:t>
+      </w:r>
+    </w:p>
+    <w:tbl>
+      <w:tblPr>
+        <w:tblStyle w:val="000059"/>
+        <w:tblW w:type="auto" w:w="0"/>
+        <w:tblLook w:firstColumn="1" w:firstRow="1" w:lastColumn="0" w:lastRow="0" w:noHBand="0" w:noVBand="1" w:val="04A0"/>
+      </w:tblPr>
+      <w:tblGrid>
+        <w:gridCol w:w="3173"/>
+        <w:gridCol w:w="3173"/>
+        <w:gridCol w:w="3173"/>
+      </w:tblGrid>
+      <w:tr>
+        <w:tc>
+          <w:tcPr>
+            <w:tcW w:type="dxa" w:w="3173"/>
+          </w:tcPr>
+          <w:p>
+            <w:r>
+              <w:rPr>
+                <w:b/>
+              </w:rPr>
+              <w:t>手法</w:t>
+            </w:r>
+          </w:p>
+        </w:tc>
+        <w:tc>
+          <w:tcPr>
+            <w:tcW w:type="dxa" w:w="3173"/>
+          </w:tcPr>
+          <w:p>
+            <w:r>
+              <w:rPr>
+                <w:b/>
+              </w:rPr>
+              <w:t>做法</w:t>
+            </w:r>
+          </w:p>
+        </w:tc>
+        <w:tc>
+          <w:tcPr>
+            <w:tcW w:type="dxa" w:w="3173"/>
+          </w:tcPr>
+          <w:p>
+            <w:r>
+              <w:rPr>
+                <w:b/>
+              </w:rPr>
+              <w:t>代价／备注</w:t>
+            </w:r>
+          </w:p>
+        </w:tc>
+      </w:tr>
+      <w:tr>
+        <w:tc>
+          <w:tcPr>
+            <w:tcW w:type="dxa" w:w="3173"/>
+          </w:tcPr>
+          <w:p>
+            <w:r>
+              <w:t>① 差分优先于绝对</w:t>
+            </w:r>
+          </w:p>
+        </w:tc>
+        <w:tc>
+          <w:tcPr>
+            <w:tcW w:type="dxa" w:w="3173"/>
+          </w:tcPr>
+          <w:p>
+            <w:r>
+              <w:t>同一只球 A-B-A 自比（同一次温漂之内完成），比「这次读数 vs 上次读数」可靠一个量级</w:t>
+            </w:r>
+          </w:p>
+        </w:tc>
+        <w:tc>
+          <w:tcPr>
+            <w:tcW w:type="dxa" w:w="3173"/>
+          </w:tcPr>
+          <w:p>
+            <w:r>
+              <w:t>*漂移是共模的，位置效应是差模的。*</w:t>
+            </w:r>
+          </w:p>
+        </w:tc>
+      </w:tr>
+      <w:tr>
+        <w:tc>
+          <w:tcPr>
+            <w:tcW w:type="dxa" w:w="3173"/>
+          </w:tcPr>
+          <w:p>
+            <w:r>
+              <w:t>② 把位置效应「调制」起来</w:t>
+            </w:r>
+          </w:p>
+        </w:tc>
+        <w:tc>
+          <w:tcPr>
+            <w:tcW w:type="dxa" w:w="3173"/>
+          </w:tcPr>
+          <w:p>
+            <w:r>
+              <w:t>用小位移周期性来回移动、再用锁相读出那个频率上的响应——慢漂落在直流，信号落在调制频率</w:t>
+            </w:r>
+          </w:p>
+        </w:tc>
+        <w:tc>
+          <w:tcPr>
+            <w:tcW w:type="dxa" w:w="3173"/>
+          </w:tcPr>
+          <w:p>
+            <w:r>
+              <w:t>*代价：引入机械振动通道，必须用 §7.7.3 的手法判伪。*</w:t>
+            </w:r>
+          </w:p>
+        </w:tc>
+      </w:tr>
+      <w:tr>
+        <w:tc>
+          <w:tcPr>
+            <w:tcW w:type="dxa" w:w="3173"/>
+          </w:tcPr>
+          <w:p>
+            <w:r>
+              <w:t>③ 非接触支撑</w:t>
+            </w:r>
+          </w:p>
+        </w:tc>
+        <w:tc>
+          <w:tcPr>
+            <w:tcW w:type="dxa" w:w="3173"/>
+          </w:tcPr>
+          <w:p>
+            <w:r>
+              <w:t>声悬浮／气浮／磁悬浮／超导钉扎，把支撑从方程里去掉</w:t>
+            </w:r>
+          </w:p>
+        </w:tc>
+        <w:tc>
+          <w:tcPr>
+            <w:tcW w:type="dxa" w:w="3173"/>
+          </w:tcPr>
+          <w:p>
+            <w:r>
+              <w:t>见 11.5</w:t>
+            </w:r>
+          </w:p>
+        </w:tc>
+      </w:tr>
+      <w:tr>
+        <w:tc>
+          <w:tcPr>
+            <w:tcW w:type="dxa" w:w="3173"/>
+          </w:tcPr>
+          <w:p>
+            <w:r>
+              <w:t>④ 参考通道同构</w:t>
+            </w:r>
+          </w:p>
+        </w:tc>
+        <w:tc>
+          <w:tcPr>
+            <w:tcW w:type="dxa" w:w="3173"/>
+          </w:tcPr>
+          <w:p>
+            <w:r>
+              <w:t>同一温控箱内放一只「不动、不换、只测量」的参考球，作共模扣除的基准</w:t>
+            </w:r>
+          </w:p>
+        </w:tc>
+        <w:tc>
+          <w:tcPr>
+            <w:tcW w:type="dxa" w:w="3173"/>
+          </w:tcPr>
+          <w:p>
+            <w:r>
+              <w:t>*参考球本身漂了，整套结论就一起漂。*</w:t>
+            </w:r>
+          </w:p>
+        </w:tc>
+      </w:tr>
+    </w:tbl>
+    <w:p>
+      <w:pPr>
+        <w:pStyle w:val="00000c"/>
+      </w:pPr>
+      <w:r>
+        <w:t>11.5 一个自相矛盾的要求：既要移动物体，又要边界条件不变</w:t>
+      </w:r>
+    </w:p>
+    <w:p>
+      <w:r>
+        <w:t>这是第 10 章四组升级实验最深的一处困难，值得单独拎出来。</w:t>
+      </w:r>
+    </w:p>
+    <w:p>
+      <w:r>
+        <w:t>弯曲模的本征频率</w:t>
+      </w:r>
+      <w:r>
+        <w:rPr>
+          <w:b/>
+        </w:rPr>
+        <w:t>强烈依赖支撑条件</w:t>
+      </w:r>
+      <w:r>
+        <w:t>——接触点位置、接触刚度、预紧力、支撑材料，任何一样变了，</w:t>
+      </w:r>
+      <w:r>
+        <w:rPr>
+          <w:rFonts w:ascii="Consolas" w:hAnsi="Consolas" w:eastAsia="Consolas" w:cs="Consolas"/>
+          <w:sz w:val="20"/>
+        </w:rPr>
+        <w:t>f_n</w:t>
+      </w:r>
+      <w:r>
+        <w:t xml:space="preserve"> 就动几个百分点。而我们要看的 ε_loc 假设在 10⁻⁶ 量级。</w:t>
+      </w:r>
+      <w:r>
+        <w:rPr>
+          <w:b/>
+        </w:rPr>
+        <w:t>也就是说：换一次支撑方式带来的频率变化，比待测效应大 3–5 个数量级。</w:t>
+      </w:r>
+    </w:p>
+    <w:p>
+      <w:r>
+        <w:rPr>
+          <w:b/>
+        </w:rPr>
+        <w:t>🔴 根本矛盾：「移动物体到新位置」与「保持边界条件完全一致」在接触式装置里是互相矛盾的。</w:t>
+      </w:r>
+      <w:r>
+        <w:t xml:space="preserve"> 你把球挪一挪，支撑点相对球体的位置就变了——你同时改了「位置」和「边界」，两个变量一起动，实验作废。</w:t>
+      </w:r>
+    </w:p>
+    <w:tbl>
+      <w:tblPr>
+        <w:tblStyle w:val="000059"/>
+        <w:tblW w:type="auto" w:w="0"/>
+        <w:tblLook w:firstColumn="1" w:firstRow="1" w:lastColumn="0" w:lastRow="0" w:noHBand="0" w:noVBand="1" w:val="04A0"/>
+      </w:tblPr>
+      <w:tblGrid>
+        <w:gridCol w:w="3173"/>
+        <w:gridCol w:w="3173"/>
+        <w:gridCol w:w="3173"/>
+      </w:tblGrid>
+      <w:tr>
+        <w:tc>
+          <w:tcPr>
+            <w:tcW w:type="dxa" w:w="3173"/>
+          </w:tcPr>
+          <w:p>
+            <w:r>
+              <w:rPr>
+                <w:b/>
+              </w:rPr>
+              <w:t>方案</w:t>
+            </w:r>
+          </w:p>
+        </w:tc>
+        <w:tc>
+          <w:tcPr>
+            <w:tcW w:type="dxa" w:w="3173"/>
+          </w:tcPr>
+          <w:p>
+            <w:r>
+              <w:rPr>
+                <w:b/>
+              </w:rPr>
+              <w:t>怎么解这个矛盾</w:t>
+            </w:r>
+          </w:p>
+        </w:tc>
+        <w:tc>
+          <w:tcPr>
+            <w:tcW w:type="dxa" w:w="3173"/>
+          </w:tcPr>
+          <w:p>
+            <w:r>
+              <w:rPr>
+                <w:b/>
+              </w:rPr>
+              <w:t>代价／新风险</w:t>
+            </w:r>
+          </w:p>
+        </w:tc>
+      </w:tr>
+      <w:tr>
+        <w:tc>
+          <w:tcPr>
+            <w:tcW w:type="dxa" w:w="3173"/>
+          </w:tcPr>
+          <w:p>
+            <w:r>
+              <w:t>A · 非接触悬浮</w:t>
+            </w:r>
+          </w:p>
+        </w:tc>
+        <w:tc>
+          <w:tcPr>
+            <w:tcW w:type="dxa" w:w="3173"/>
+          </w:tcPr>
+          <w:p>
+            <w:r>
+              <w:t>物体悬在声场／磁场／超导钉扎里，支撑被彻底去掉；位置由场来定</w:t>
+            </w:r>
+          </w:p>
+        </w:tc>
+        <w:tc>
+          <w:tcPr>
+            <w:tcW w:type="dxa" w:w="3173"/>
+          </w:tcPr>
+          <w:p>
+            <w:r>
+              <w:t>悬浮场本身是一种场，可能与待测效应耦合；声悬浮的声压会激励壳体</w:t>
+            </w:r>
+          </w:p>
+        </w:tc>
+      </w:tr>
+      <w:tr>
+        <w:tc>
+          <w:tcPr>
+            <w:tcW w:type="dxa" w:w="3173"/>
+          </w:tcPr>
+          <w:p>
+            <w:r>
+              <w:t>B · 站点原位法</w:t>
+            </w:r>
+          </w:p>
+        </w:tc>
+        <w:tc>
+          <w:tcPr>
+            <w:tcW w:type="dxa" w:w="3173"/>
+          </w:tcPr>
+          <w:p>
+            <w:r>
+              <w:rPr>
+                <w:b/>
+              </w:rPr>
+              <w:t>不动物体，动「读数」</w:t>
+            </w:r>
+            <w:r>
+              <w:t>：一批同批同模的球分别固定在若干站点，站点支撑永久固定</w:t>
+            </w:r>
+          </w:p>
+        </w:tc>
+        <w:tc>
+          <w:tcPr>
+            <w:tcW w:type="dxa" w:w="3173"/>
+          </w:tcPr>
+          <w:p>
+            <w:r>
+              <w:t>需要多只球与多套读数器；球与球之间的差异变成新的共模项</w:t>
+            </w:r>
+          </w:p>
+        </w:tc>
+      </w:tr>
+      <w:tr>
+        <w:tc>
+          <w:tcPr>
+            <w:tcW w:type="dxa" w:w="3173"/>
+          </w:tcPr>
+          <w:p>
+            <w:r>
+              <w:t>C · 悬挂对消</w:t>
+            </w:r>
+          </w:p>
+        </w:tc>
+        <w:tc>
+          <w:tcPr>
+            <w:tcW w:type="dxa" w:w="3173"/>
+          </w:tcPr>
+          <w:p>
+            <w:r>
+              <w:t>用极细丝悬挂于质心，反向悬挂做对照，把悬挂带来的不对称对称化</w:t>
+            </w:r>
+          </w:p>
+        </w:tc>
+        <w:tc>
+          <w:tcPr>
+            <w:tcW w:type="dxa" w:w="3173"/>
+          </w:tcPr>
+          <w:p>
+            <w:r>
+              <w:t>细丝引入阻尼与热桥；对气流更敏感</w:t>
+            </w:r>
+          </w:p>
+        </w:tc>
+      </w:tr>
+      <w:tr>
+        <w:tc>
+          <w:tcPr>
+            <w:tcW w:type="dxa" w:w="3173"/>
+          </w:tcPr>
+          <w:p>
+            <w:r>
+              <w:t>D · 接受接触但锁死</w:t>
+            </w:r>
+          </w:p>
+        </w:tc>
+        <w:tc>
+          <w:tcPr>
+            <w:tcW w:type="dxa" w:w="3173"/>
+          </w:tcPr>
+          <w:p>
+            <w:r>
+              <w:t>支撑点与球体的</w:t>
+            </w:r>
+            <w:r>
+              <w:rPr>
+                <w:b/>
+              </w:rPr>
+              <w:t>相对关系</w:t>
+            </w:r>
+            <w:r>
+              <w:t>绝对不变（物体与支撑作为一个整体运动）</w:t>
+            </w:r>
+          </w:p>
+        </w:tc>
+        <w:tc>
+          <w:tcPr>
+            <w:tcW w:type="dxa" w:w="3173"/>
+          </w:tcPr>
+          <w:p>
+            <w:r>
+              <w:t>那么「移动」的实际是整体——待测的到底是什么，必须先说清</w:t>
+            </w:r>
+          </w:p>
+        </w:tc>
+      </w:tr>
+    </w:tbl>
+    <w:p>
+      <w:r>
+        <w:rPr>
+          <w:b/>
+        </w:rPr>
+        <w:t>方案 B 值得特别注意：它把「移动」从实验里彻底移除。</w:t>
+      </w:r>
+      <w:r>
+        <w:t xml:space="preserve"> 如果「站点原位法」也能测出站点差异，那这个差异就与「搬运过程」无关——这反而是比搬运法更干净的一类证据。</w:t>
+      </w:r>
+    </w:p>
+    <w:p>
+      <w:pPr>
+        <w:pStyle w:val="00000c"/>
+      </w:pPr>
+      <w:r>
+        <w:t>11.6 简并、盲点与逆问题：看不见，不等于不存在</w:t>
+      </w:r>
+    </w:p>
+    <w:p>
+      <w:r>
+        <w:rPr>
+          <w:b/>
+        </w:rPr>
+        <w:t>盲点问题</w:t>
+      </w:r>
+      <w:r>
+        <w:t>：非球对称体有</w:t>
+      </w:r>
+      <w:r>
+        <w:rPr>
+          <w:b/>
+        </w:rPr>
+        <w:t>节点线</w:t>
+      </w:r>
+      <w:r>
+        <w:t>（振动恒为零的线）。8 个传感器一旦有若干个落在节点附近，读到的就是「零」——</w:t>
+      </w:r>
+      <w:r>
+        <w:rPr>
+          <w:b/>
+        </w:rPr>
+        <w:t>这会被误读成「这个位置没有效应」</w:t>
+      </w:r>
+      <w:r>
+        <w:t>，而真相是「这个位置的模态看不见」。10.3 的「一个形状一份 M 矩阵」正是为此。</w:t>
+      </w:r>
+    </w:p>
+    <w:p>
+      <w:r>
+        <w:rPr>
+          <w:b/>
+        </w:rPr>
+        <w:t>逆问题问题</w:t>
+      </w:r>
+      <w:r>
+        <w:t>：实验给我们的是「8 个点的频差」，我们想反推的是「位置／场」。这是典型的</w:t>
+      </w:r>
+      <w:r>
+        <w:rPr>
+          <w:b/>
+        </w:rPr>
+        <w:t>病态逆问题</w:t>
+      </w:r>
+      <w:r>
+        <w:t>——解不唯一，微小的观测误差会被放大成巨大的参数误差。</w:t>
+      </w:r>
+      <w:r>
+        <w:rPr>
+          <w:b/>
+        </w:rPr>
+        <w:t>不做正则化、不公开先验，得到的「结论」可以任意挑选。</w:t>
+      </w:r>
+    </w:p>
+    <w:tbl>
+      <w:tblPr>
+        <w:tblStyle w:val="000059"/>
+        <w:tblW w:type="auto" w:w="0"/>
+        <w:tblLook w:firstColumn="1" w:firstRow="1" w:lastColumn="0" w:lastRow="0" w:noHBand="0" w:noVBand="1" w:val="04A0"/>
+      </w:tblPr>
+      <w:tblGrid>
+        <w:gridCol w:w="3173"/>
+        <w:gridCol w:w="3173"/>
+        <w:gridCol w:w="3173"/>
+      </w:tblGrid>
+      <w:tr>
+        <w:tc>
+          <w:tcPr>
+            <w:tcW w:type="dxa" w:w="3173"/>
+          </w:tcPr>
+          <w:p>
+            <w:r>
+              <w:rPr>
+                <w:b/>
+              </w:rPr>
+              <w:t>困境</w:t>
+            </w:r>
+          </w:p>
+        </w:tc>
+        <w:tc>
+          <w:tcPr>
+            <w:tcW w:type="dxa" w:w="3173"/>
+          </w:tcPr>
+          <w:p>
+            <w:r>
+              <w:rPr>
+                <w:b/>
+              </w:rPr>
+              <w:t>表现</w:t>
+            </w:r>
+          </w:p>
+        </w:tc>
+        <w:tc>
+          <w:tcPr>
+            <w:tcW w:type="dxa" w:w="3173"/>
+          </w:tcPr>
+          <w:p>
+            <w:r>
+              <w:rPr>
+                <w:b/>
+              </w:rPr>
+              <w:t>出路</w:t>
+            </w:r>
+          </w:p>
+        </w:tc>
+      </w:tr>
+      <w:tr>
+        <w:tc>
+          <w:tcPr>
+            <w:tcW w:type="dxa" w:w="3173"/>
+          </w:tcPr>
+          <w:p>
+            <w:r>
+              <w:t>节点盲点</w:t>
+            </w:r>
+          </w:p>
+        </w:tc>
+        <w:tc>
+          <w:tcPr>
+            <w:tcW w:type="dxa" w:w="3173"/>
+          </w:tcPr>
+          <w:p>
+            <w:r>
+              <w:t>某些位置读数恒为 0，误判为「无效应」</w:t>
+            </w:r>
+          </w:p>
+        </w:tc>
+        <w:tc>
+          <w:tcPr>
+            <w:tcW w:type="dxa" w:w="3173"/>
+          </w:tcPr>
+          <w:p>
+            <w:r>
+              <w:t>重标 M、检查 rank(M)、补点挪点；</w:t>
+            </w:r>
+            <w:r>
+              <w:rPr>
+                <w:b/>
+              </w:rPr>
+              <w:t>换几何时必须重做一遍</w:t>
+            </w:r>
+          </w:p>
+        </w:tc>
+      </w:tr>
+      <w:tr>
+        <w:tc>
+          <w:tcPr>
+            <w:tcW w:type="dxa" w:w="3173"/>
+          </w:tcPr>
+          <w:p>
+            <w:r>
+              <w:t>简并劈裂</w:t>
+            </w:r>
+          </w:p>
+        </w:tc>
+        <w:tc>
+          <w:tcPr>
+            <w:tcW w:type="dxa" w:w="3173"/>
+          </w:tcPr>
+          <w:p>
+            <w:r>
+              <w:t>球 O(3) → 正方体 O_h → 四面体 T_d，谱线劈开，峰对不上号</w:t>
+            </w:r>
+          </w:p>
+        </w:tc>
+        <w:tc>
+          <w:tcPr>
+            <w:tcW w:type="dxa" w:w="3173"/>
+          </w:tcPr>
+          <w:p>
+            <w:r>
+              <w:t>用群表示论给劈裂做完整分类；</w:t>
+            </w:r>
+            <w:r>
+              <w:rPr>
+                <w:b/>
+              </w:rPr>
+              <w:t>先认出模态，再比频率</w:t>
+            </w:r>
+          </w:p>
+        </w:tc>
+      </w:tr>
+      <w:tr>
+        <w:tc>
+          <w:tcPr>
+            <w:tcW w:type="dxa" w:w="3173"/>
+          </w:tcPr>
+          <w:p>
+            <w:r>
+              <w:t>逆问题病态</w:t>
+            </w:r>
+          </w:p>
+        </w:tc>
+        <w:tc>
+          <w:tcPr>
+            <w:tcW w:type="dxa" w:w="3173"/>
+          </w:tcPr>
+          <w:p>
+            <w:r>
+              <w:t>同样的数据可以被多套参数解释</w:t>
+            </w:r>
+          </w:p>
+        </w:tc>
+        <w:tc>
+          <w:tcPr>
+            <w:tcW w:type="dxa" w:w="3173"/>
+          </w:tcPr>
+          <w:p>
+            <w:r>
+              <w:t>贝叶斯／正则化＋</w:t>
+            </w:r>
+            <w:r>
+              <w:rPr>
+                <w:b/>
+              </w:rPr>
+              <w:t>先验公开</w:t>
+            </w:r>
+            <w:r>
+              <w:t>；先做正向预言再验证，不做「事后拟合」</w:t>
+            </w:r>
+          </w:p>
+        </w:tc>
+      </w:tr>
+      <w:tr>
+        <w:tc>
+          <w:tcPr>
+            <w:tcW w:type="dxa" w:w="3173"/>
+          </w:tcPr>
+          <w:p>
+            <w:r>
+              <w:t>信噪比交换</w:t>
+            </w:r>
+          </w:p>
+        </w:tc>
+        <w:tc>
+          <w:tcPr>
+            <w:tcW w:type="dxa" w:w="3173"/>
+          </w:tcPr>
+          <w:p>
+            <w:r>
+              <w:t>加平均降噪 → 但慢漂不服从 1/√N</w:t>
+            </w:r>
+          </w:p>
+        </w:tc>
+        <w:tc>
+          <w:tcPr>
+            <w:tcW w:type="dxa" w:w="3173"/>
+          </w:tcPr>
+          <w:p>
+            <w:r>
+              <w:t>先做 Allan 方差分析，定出最佳平均时长（见 §4.2 基线噪声）</w:t>
+            </w:r>
+          </w:p>
+        </w:tc>
+      </w:tr>
+    </w:tbl>
+    <w:p>
+      <w:pPr>
+        <w:pStyle w:val="00000c"/>
+      </w:pPr>
+      <w:r>
+        <w:t>11.7 因果：位置可能只是代理变量</w:t>
+      </w:r>
+    </w:p>
+    <w:p>
+      <w:r>
+        <w:t>最需要警惕的一条逻辑陷阱。</w:t>
+      </w:r>
+      <w:r>
+        <w:rPr>
+          <w:b/>
+        </w:rPr>
+        <w:t>「A 点读数与 B 点读数不同」——这只说明相关，不说明「位置导致了频率变化」。</w:t>
+      </w:r>
+      <w:r>
+        <w:t xml:space="preserve"> 真实的因果可能是：某一种底层场在空间上不均匀，位置只是这个场的代理变量；也可能完全相反，是装置对空间的某种几何依赖。</w:t>
+      </w:r>
+    </w:p>
+    <w:tbl>
+      <w:tblPr>
+        <w:tblStyle w:val="000059"/>
+        <w:tblW w:type="auto" w:w="0"/>
+        <w:tblLook w:firstColumn="1" w:firstRow="1" w:lastColumn="0" w:lastRow="0" w:noHBand="0" w:noVBand="1" w:val="04A0"/>
+      </w:tblPr>
+      <w:tblGrid>
+        <w:gridCol w:w="3173"/>
+        <w:gridCol w:w="3173"/>
+        <w:gridCol w:w="3173"/>
+      </w:tblGrid>
+      <w:tr>
+        <w:tc>
+          <w:tcPr>
+            <w:tcW w:type="dxa" w:w="3173"/>
+          </w:tcPr>
+          <w:p>
+            <w:r>
+              <w:rPr>
+                <w:b/>
+              </w:rPr>
+              <w:t>如果真因是…</w:t>
+            </w:r>
+          </w:p>
+        </w:tc>
+        <w:tc>
+          <w:tcPr>
+            <w:tcW w:type="dxa" w:w="3173"/>
+          </w:tcPr>
+          <w:p>
+            <w:r>
+              <w:rPr>
+                <w:b/>
+              </w:rPr>
+              <w:t>会看到什么</w:t>
+            </w:r>
+          </w:p>
+        </w:tc>
+        <w:tc>
+          <w:tcPr>
+            <w:tcW w:type="dxa" w:w="3173"/>
+          </w:tcPr>
+          <w:p>
+            <w:r>
+              <w:rPr>
+                <w:b/>
+              </w:rPr>
+              <w:t>怎么区分</w:t>
+            </w:r>
+          </w:p>
+        </w:tc>
+      </w:tr>
+      <w:tr>
+        <w:tc>
+          <w:tcPr>
+            <w:tcW w:type="dxa" w:w="3173"/>
+          </w:tcPr>
+          <w:p>
+            <w:r>
+              <w:t>位置本身参与耦合</w:t>
+            </w:r>
+          </w:p>
+        </w:tc>
+        <w:tc>
+          <w:tcPr>
+            <w:tcW w:type="dxa" w:w="3173"/>
+          </w:tcPr>
+          <w:p>
+            <w:r>
+              <w:t>移动物体（而不改任何场）就应当改变频率</w:t>
+            </w:r>
+          </w:p>
+        </w:tc>
+        <w:tc>
+          <w:tcPr>
+            <w:tcW w:type="dxa" w:w="3173"/>
+          </w:tcPr>
+          <w:p>
+            <w:r>
+              <w:t>方案 B 站点原位法：不搬物体、换站点，看是否同样出差异</w:t>
+            </w:r>
+          </w:p>
+        </w:tc>
+      </w:tr>
+      <w:tr>
+        <w:tc>
+          <w:tcPr>
+            <w:tcW w:type="dxa" w:w="3173"/>
+          </w:tcPr>
+          <w:p>
+            <w:r>
+              <w:t>某种空间不均匀场（场是载荷）</w:t>
+            </w:r>
+          </w:p>
+        </w:tc>
+        <w:tc>
+          <w:tcPr>
+            <w:tcW w:type="dxa" w:w="3173"/>
+          </w:tcPr>
+          <w:p>
+            <w:r>
+              <w:t>把该场屏蔽掉，差异应当消失</w:t>
+            </w:r>
+          </w:p>
+        </w:tc>
+        <w:tc>
+          <w:tcPr>
+            <w:tcW w:type="dxa" w:w="3173"/>
+          </w:tcPr>
+          <w:p>
+            <w:r>
+              <w:rPr>
+                <w:b/>
+              </w:rPr>
+              <w:t>屏蔽对照</w:t>
+            </w:r>
+            <w:r>
+              <w:t>：法拉第笼／磁屏蔽／真空或惰性气氛／换朝向——逐项试</w:t>
+            </w:r>
+          </w:p>
+        </w:tc>
+      </w:tr>
+      <w:tr>
+        <w:tc>
+          <w:tcPr>
+            <w:tcW w:type="dxa" w:w="3173"/>
+          </w:tcPr>
+          <w:p>
+            <w:r>
+              <w:t>装置对空间的几何依赖（如地磁场与姿态）</w:t>
+            </w:r>
+          </w:p>
+        </w:tc>
+        <w:tc>
+          <w:tcPr>
+            <w:tcW w:type="dxa" w:w="3173"/>
+          </w:tcPr>
+          <w:p>
+            <w:r>
+              <w:t>旋转物体／装置，差异应当随姿态变化</w:t>
+            </w:r>
+          </w:p>
+        </w:tc>
+        <w:tc>
+          <w:tcPr>
+            <w:tcW w:type="dxa" w:w="3173"/>
+          </w:tcPr>
+          <w:p>
+            <w:r>
+              <w:rPr>
+                <w:b/>
+              </w:rPr>
+              <w:t>旋转对照</w:t>
+            </w:r>
+            <w:r>
+              <w:t>：物体原地转 90°／180°，位置不变而朝向变</w:t>
+            </w:r>
+          </w:p>
+        </w:tc>
+      </w:tr>
+      <w:tr>
+        <w:tc>
+          <w:tcPr>
+            <w:tcW w:type="dxa" w:w="3173"/>
+          </w:tcPr>
+          <w:p>
+            <w:r>
+              <w:t>环境巧合（如空调出风方向）</w:t>
+            </w:r>
+          </w:p>
+        </w:tc>
+        <w:tc>
+          <w:tcPr>
+            <w:tcW w:type="dxa" w:w="3173"/>
+          </w:tcPr>
+          <w:p>
+            <w:r>
+              <w:t>换一个通风方式，差异应当变</w:t>
+            </w:r>
+          </w:p>
+        </w:tc>
+        <w:tc>
+          <w:tcPr>
+            <w:tcW w:type="dxa" w:w="3173"/>
+          </w:tcPr>
+          <w:p>
+            <w:r>
+              <w:t>改变空调风向／人员站位，做 sham 假处理</w:t>
+            </w:r>
+          </w:p>
+        </w:tc>
+      </w:tr>
+    </w:tbl>
+    <w:p>
+      <w:r>
+        <w:t>这里的操作纪律其实很简单，但极容易被跳过：</w:t>
+      </w:r>
+      <w:r>
+        <w:rPr>
+          <w:b/>
+        </w:rPr>
+        <w:t>每一次「A 点 vs B 点」，都必须配一个「位置不变、只改一个别的东西」的对照。</w:t>
+      </w:r>
+      <w:r>
+        <w:t xml:space="preserve"> 没有对照的差异，不进结论。</w:t>
+      </w:r>
+    </w:p>
+    <w:p>
+      <w:pPr>
+        <w:pStyle w:val="00000c"/>
+      </w:pPr>
+      <w:r>
+        <w:t>11.8 标准化与溯源：没有参考源，就没有「准」</w:t>
+      </w:r>
+    </w:p>
+    <w:p>
+      <w:r>
+        <w:t>计量学的一切建立在</w:t>
+      </w:r>
+      <w:r>
+        <w:rPr>
+          <w:b/>
+        </w:rPr>
+        <w:t>溯源链</w:t>
+      </w:r>
+      <w:r>
+        <w:t>上：有米原器，有铯钟，有约瑟夫森电压标准。而「位置频率」</w:t>
+      </w:r>
+      <w:r>
+        <w:rPr>
+          <w:b/>
+        </w:rPr>
+        <w:t>今天连一只可以被送检的标准件都没有</w:t>
+      </w:r>
+      <w:r>
+        <w:t>。这意味着：</w:t>
+      </w:r>
+      <w:r>
+        <w:rPr>
+          <w:b/>
+        </w:rPr>
+        <w:t>两个实验室说自己测到了同一个效应，我们无法判断它们说的是不是同一件事。</w:t>
+      </w:r>
+    </w:p>
+    <w:p>
+      <w:pPr>
+        <w:pStyle w:val="000032"/>
+      </w:pPr>
+      <w:r>
+        <w:rPr>
+          <w:b/>
+        </w:rPr>
+        <w:t>① 先造「同批同模」的一小批球</w:t>
+      </w:r>
+      <w:r>
+        <w:t xml:space="preserve"> —— 同炉料、同工艺、同壁厚公差。*批次之间的 E、ρ 差几个百分点是常态——这不是次要误差，它会直接吃掉标度律。*</w:t>
+      </w:r>
+    </w:p>
+    <w:p>
+      <w:pPr>
+        <w:pStyle w:val="000032"/>
+      </w:pPr>
+      <w:r>
+        <w:rPr>
+          <w:b/>
+        </w:rPr>
+        <w:t>② 固定几个「标准站点」</w:t>
+      </w:r>
+      <w:r>
+        <w:t xml:space="preserve"> —— 站点的位置、朝向、支撑、温控全部记录成可复现的规格文件，公开共享。</w:t>
+      </w:r>
+    </w:p>
+    <w:p>
+      <w:pPr>
+        <w:pStyle w:val="000032"/>
+      </w:pPr>
+      <w:r>
+        <w:rPr>
+          <w:b/>
+        </w:rPr>
+        <w:t>③ 建立「位置-频率」查找表（v0）</w:t>
+      </w:r>
+      <w:r>
+        <w:t xml:space="preserve"> —— 不追求绝对值，只给相对差 + 不确定度。*它是这个领域的第一份「原器候选」。*</w:t>
+      </w:r>
+    </w:p>
+    <w:p>
+      <w:pPr>
+        <w:pStyle w:val="000032"/>
+      </w:pPr>
+      <w:r>
+        <w:rPr>
+          <w:b/>
+        </w:rPr>
+        <w:t>④ 公开测不到的东西</w:t>
+      </w:r>
+      <w:r>
+        <w:t xml:space="preserve"> —— 上限、分辨率、本底。*一个不公布分辨率上限的实验，等于没有在做计量。*</w:t>
+      </w:r>
+    </w:p>
+    <w:p>
+      <w:pPr>
+        <w:pStyle w:val="00000c"/>
+      </w:pPr>
+      <w:r>
+        <w:t>11.9 科学社会学：标签、门槛、以及必须的「自清」</w:t>
+      </w:r>
+    </w:p>
+    <w:p>
+      <w:r>
+        <w:t>这一条与技术无关，但可能决定项目生死。</w:t>
+      </w:r>
+    </w:p>
+    <w:p>
+      <w:r>
+        <w:rPr>
+          <w:b/>
+        </w:rPr>
+        <w:t>挑战 · 话题自带「边缘」标签</w:t>
+      </w:r>
+      <w:r>
+        <w:t>：这个题目天然会被主流期刊以</w:t>
+      </w:r>
+      <w:r>
+        <w:rPr>
+          <w:b/>
+        </w:rPr>
+        <w:t>「方法不够严谨」</w:t>
+      </w:r>
+      <w:r>
+        <w:t>退回——不是因为结论，而是因为来源。这不是抱怨，是必须提前接受的现实。</w:t>
+      </w:r>
+    </w:p>
+    <w:p>
+      <w:r>
+        <w:rPr>
+          <w:b/>
+        </w:rPr>
+        <w:t>出路 · 用门槛最低、但最严的方式设计</w:t>
+      </w:r>
+      <w:r>
+        <w:t>：即本项目既有的一套——</w:t>
+      </w:r>
+      <w:r>
+        <w:rPr>
+          <w:b/>
+        </w:rPr>
+        <w:t>sham 假处理、预注册判据、盲测、原始数据全量公开</w:t>
+      </w:r>
+      <w:r>
+        <w:t>。让结果</w:t>
+      </w:r>
+      <w:r>
+        <w:rPr>
+          <w:b/>
+        </w:rPr>
+        <w:t>无法被以方法驳回</w:t>
+      </w:r>
+      <w:r>
+        <w:t>——只能被以「复现失败」驳回，而那是科学的正常程序。</w:t>
+      </w:r>
+    </w:p>
+    <w:p>
+      <w:r>
+        <w:rPr>
+          <w:b/>
+        </w:rPr>
+        <w:t>🧹 自清：这是入场券，不是可选项。</w:t>
+      </w:r>
+      <w:r>
+        <w:t xml:space="preserve"> 同一片「非常规物理」的土壤里，长着大量伪科学——永动机、伪重力、无源装置、把「测不准」讲成「测不到」的玄学。这些会把整个方向一起拖下水。</w:t>
+      </w:r>
+      <w:r>
+        <w:rPr>
+          <w:b/>
+        </w:rPr>
+        <w:t>本规范一贯坚持的「三层分离原则」（原话／我们的设计／远景推演，远景永不进入验收标准）本身就是一道切割刀。</w:t>
+      </w:r>
+      <w:r>
+        <w:t xml:space="preserve"> 凡是不愿意把自己放在可证伪位置上的说法，就不属于这个项目。</w:t>
+      </w:r>
+    </w:p>
+    <w:p>
+      <w:pPr>
+        <w:pStyle w:val="00000c"/>
+      </w:pPr>
+      <w:r>
+        <w:t>11.10 组织形态：开源，加举国之力——像当年攻关那样</w:t>
+      </w:r>
+    </w:p>
+    <w:p>
+      <w:r>
+        <w:t>前面 9 条是技术挑战，这一条是</w:t>
+      </w:r>
+      <w:r>
+        <w:rPr>
+          <w:b/>
+        </w:rPr>
+        <w:t>组织挑战</w:t>
+      </w:r>
+      <w:r>
+        <w:t>，而它可能是其中最难的。</w:t>
+      </w:r>
+    </w:p>
+    <w:p>
+      <w:r>
+        <w:rPr>
+          <w:b/>
+        </w:rPr>
+        <w:t>为什么这件事「一个人做不完」</w:t>
+      </w:r>
+    </w:p>
+    <w:p>
+      <w:r>
+        <w:t xml:space="preserve">把 11.4–11.6 拼起来看：要一台 </w:t>
+      </w:r>
+      <w:r>
+        <w:rPr>
+          <w:b/>
+        </w:rPr>
+        <w:t>0.01 K 恒温 + 隔振 + 隔声 + 非接触支撑 + 8 路同步幅相校准</w:t>
+      </w:r>
+      <w:r>
+        <w:t xml:space="preserve"> 的台子；要一批同批同模的球；要几何／材质／尺寸／导电四组实验，每组都要重标 M 矩阵；要在 10⁻⁷ 量级做一次读数就得等 9.3 小时。</w:t>
+      </w:r>
+      <w:r>
+        <w:rPr>
+          <w:b/>
+        </w:rPr>
+        <w:t>这不是一台装置的工作量，是一个体系的工作量。</w:t>
+      </w:r>
+    </w:p>
+    <w:p>
+      <w:r>
+        <w:t>更关键的是</w:t>
+      </w:r>
+      <w:r>
+        <w:rPr>
+          <w:b/>
+        </w:rPr>
+        <w:t>统计功效</w:t>
+      </w:r>
+      <w:r>
+        <w:t>：这类效应的量级极小，单一实验室的某一次「看到了」，说服力几乎为零。</w:t>
+      </w:r>
+      <w:r>
+        <w:rPr>
+          <w:b/>
+        </w:rPr>
+        <w:t>只有多个独立实验室、用各自不同的装置、各自不同的温控，都看到同一件事——它才成了事实。</w:t>
+      </w:r>
+      <w:r>
+        <w:t xml:space="preserve"> 而「多实验室复现」这件事，天然只能靠开放协作来完成。</w:t>
+      </w:r>
+    </w:p>
+    <w:p>
+      <w:r>
+        <w:rPr>
+          <w:b/>
+        </w:rPr>
+        <w:t>两条腿走路</w:t>
+      </w:r>
+    </w:p>
+    <w:tbl>
+      <w:tblPr>
+        <w:tblStyle w:val="000059"/>
+        <w:tblW w:type="auto" w:w="0"/>
+        <w:tblLook w:firstColumn="1" w:firstRow="1" w:lastColumn="0" w:lastRow="0" w:noHBand="0" w:noVBand="1" w:val="04A0"/>
+      </w:tblPr>
+      <w:tblGrid>
+        <w:gridCol w:w="3173"/>
+        <w:gridCol w:w="3173"/>
+        <w:gridCol w:w="3173"/>
+      </w:tblGrid>
+      <w:tr>
+        <w:tc>
+          <w:tcPr>
+            <w:tcW w:type="dxa" w:w="3173"/>
+          </w:tcPr>
+          <w:p/>
+        </w:tc>
+        <w:tc>
+          <w:tcPr>
+            <w:tcW w:type="dxa" w:w="3173"/>
+          </w:tcPr>
+          <w:p>
+            <w:r>
+              <w:rPr>
+                <w:b/>
+              </w:rPr>
+              <w:t>开放协作（让全球科学家、数学家参与）</w:t>
+            </w:r>
+          </w:p>
+        </w:tc>
+        <w:tc>
+          <w:tcPr>
+            <w:tcW w:type="dxa" w:w="3173"/>
+          </w:tcPr>
+          <w:p>
+            <w:r>
+              <w:rPr>
+                <w:b/>
+              </w:rPr>
+              <w:t>举国之力（像当年攻克原子弹那样团结一致）</w:t>
+            </w:r>
+          </w:p>
+        </w:tc>
+      </w:tr>
+      <w:tr>
+        <w:tc>
+          <w:tcPr>
+            <w:tcW w:type="dxa" w:w="3173"/>
+          </w:tcPr>
+          <w:p>
+            <w:r>
+              <w:t>为什么要</w:t>
+            </w:r>
+          </w:p>
+        </w:tc>
+        <w:tc>
+          <w:tcPr>
+            <w:tcW w:type="dxa" w:w="3173"/>
+          </w:tcPr>
+          <w:p>
+            <w:r>
+              <w:t>复现次数＝统计功效；单一实验室的温漂无法自证；数学工具（群表示论、逆问题、随机分析、数值本征求解）必须靠</w:t>
+            </w:r>
+            <w:r>
+              <w:rPr>
+                <w:b/>
+              </w:rPr>
+              <w:t>公开问题</w:t>
+            </w:r>
+            <w:r>
+              <w:t>才能吸引到最好的脑袋</w:t>
+            </w:r>
+          </w:p>
+        </w:tc>
+        <w:tc>
+          <w:tcPr>
+            <w:tcW w:type="dxa" w:w="3173"/>
+          </w:tcPr>
+          <w:p>
+            <w:r>
+              <w:t>极低温控台、隔振地基、批量同模制件、长周期人力——这些</w:t>
+            </w:r>
+            <w:r>
+              <w:rPr>
+                <w:b/>
+              </w:rPr>
+              <w:t>不是爱好者能自筹的</w:t>
+            </w:r>
+            <w:r>
+              <w:t>；且需要一条稳定的长周期投入，不能靠碎片热情</w:t>
+            </w:r>
+          </w:p>
+        </w:tc>
+      </w:tr>
+      <w:tr>
+        <w:tc>
+          <w:tcPr>
+            <w:tcW w:type="dxa" w:w="3173"/>
+          </w:tcPr>
+          <w:p>
+            <w:r>
+              <w:t>怎么落地</w:t>
+            </w:r>
+          </w:p>
+        </w:tc>
+        <w:tc>
+          <w:tcPr>
+            <w:tcW w:type="dxa" w:w="3173"/>
+          </w:tcPr>
+          <w:p>
+            <w:r>
+              <w:t>装置规格、协议、判据、原始数据、失败记录</w:t>
+            </w:r>
+            <w:r>
+              <w:rPr>
+                <w:b/>
+              </w:rPr>
+              <w:t>全部公开</w:t>
+            </w:r>
+            <w:r>
+              <w:t>；判据</w:t>
+            </w:r>
+            <w:r>
+              <w:rPr>
+                <w:b/>
+              </w:rPr>
+              <w:t>先预注册再开测</w:t>
+            </w:r>
+            <w:r>
+              <w:t>；任何人都可以按同一份协议搭台复现，结论进同一个公开台账</w:t>
+            </w:r>
+          </w:p>
+        </w:tc>
+        <w:tc>
+          <w:tcPr>
+            <w:tcW w:type="dxa" w:w="3173"/>
+          </w:tcPr>
+          <w:p>
+            <w:r>
+              <w:t>把「位置频率」立项为一个</w:t>
+            </w:r>
+            <w:r>
+              <w:rPr>
+                <w:b/>
+              </w:rPr>
+              <w:t>有目标、有分工、有统一口径、允许失败</w:t>
+            </w:r>
+            <w:r>
+              <w:t>的长周期课题：一个主机站点 + 若干复现站点 + 一个公开数据台账 + 一组数学问题清单</w:t>
+            </w:r>
+          </w:p>
+        </w:tc>
+      </w:tr>
+      <w:tr>
+        <w:tc>
+          <w:tcPr>
+            <w:tcW w:type="dxa" w:w="3173"/>
+          </w:tcPr>
+          <w:p>
+            <w:r>
+              <w:t>必须包含</w:t>
+            </w:r>
+          </w:p>
+        </w:tc>
+        <w:tc>
+          <w:tcPr>
+            <w:tcW w:type="dxa" w:w="3173"/>
+          </w:tcPr>
+          <w:p>
+            <w:r>
+              <w:t>一个第三方裁判机制：谁的结论要被采信，由</w:t>
+            </w:r>
+            <w:r>
+              <w:rPr>
+                <w:b/>
+              </w:rPr>
+              <w:t>别人的复现</w:t>
+            </w:r>
+            <w:r>
+              <w:t>决定，不由原作者说了算</w:t>
+            </w:r>
+          </w:p>
+        </w:tc>
+        <w:tc>
+          <w:tcPr>
+            <w:tcW w:type="dxa" w:w="3173"/>
+          </w:tcPr>
+          <w:p>
+            <w:r>
+              <w:t>统一口径：量纲定义、参考零点、判据门槛、不确定度写法——</w:t>
+            </w:r>
+            <w:r>
+              <w:rPr>
+                <w:b/>
+              </w:rPr>
+              <w:t>这些必须先谈定，否则数据合不到一起</w:t>
+            </w:r>
+          </w:p>
+        </w:tc>
+      </w:tr>
+      <w:tr>
+        <w:tc>
+          <w:tcPr>
+            <w:tcW w:type="dxa" w:w="3173"/>
+          </w:tcPr>
+          <w:p>
+            <w:r>
+              <w:t>不能变成</w:t>
+            </w:r>
+          </w:p>
+        </w:tc>
+        <w:tc>
+          <w:tcPr>
+            <w:tcW w:type="dxa" w:w="3173"/>
+          </w:tcPr>
+          <w:p>
+            <w:r>
+              <w:t>不能变成「谁能发推谁说了算」的流量场</w:t>
+            </w:r>
+          </w:p>
+        </w:tc>
+        <w:tc>
+          <w:tcPr>
+            <w:tcW w:type="dxa" w:w="3173"/>
+          </w:tcPr>
+          <w:p>
+            <w:r>
+              <w:t>不能变成「只许成功不许失败」的任务——</w:t>
+            </w:r>
+            <w:r>
+              <w:rPr>
+                <w:b/>
+              </w:rPr>
+              <w:t>这类探索，全零结果的价值不比全亮低</w:t>
+            </w:r>
+          </w:p>
+        </w:tc>
+      </w:tr>
+    </w:tbl>
+    <w:p>
+      <w:r>
+        <w:rPr>
+          <w:b/>
+        </w:rPr>
+        <w:t>🌍 开源不是天真，是方法</w:t>
+      </w:r>
+    </w:p>
+    <w:p>
+      <w:r>
+        <w:t xml:space="preserve">技术源自 </w:t>
+      </w:r>
+      <w:r>
+        <w:rPr>
+          <w:b/>
+        </w:rPr>
+        <w:t>Bashar 的通灵信息</w:t>
+      </w:r>
+      <w:r>
+        <w:t>——它从一开始就不属于任何实验室、公司或国家，是</w:t>
+      </w:r>
+      <w:r>
+        <w:rPr>
+          <w:b/>
+        </w:rPr>
+        <w:t>递交给整个人类的公共知识</w:t>
+      </w:r>
+      <w:r>
+        <w:t>。所以「开源」不是一种姿态，而是</w:t>
+      </w:r>
+      <w:r>
+        <w:rPr>
+          <w:b/>
+        </w:rPr>
+        <w:t>这个方法本身的要求</w:t>
+      </w:r>
+      <w:r>
+        <w:t>：</w:t>
+      </w:r>
+      <w:r>
+        <w:rPr>
+          <w:b/>
+        </w:rPr>
+        <w:t>参与的人越多，复现越多，误差越小，结论越硬，落地越早。</w:t>
+      </w:r>
+    </w:p>
+    <w:p>
+      <w:r>
+        <w:t>而当「位置」这件事被真正读懂，</w:t>
+      </w:r>
+      <w:r>
+        <w:rPr>
+          <w:b/>
+        </w:rPr>
+        <w:t>距离才第一次从成本表里消失——地球村那一刻才算真的建成。</w:t>
+      </w:r>
+    </w:p>
+    <w:p>
+      <w:pPr>
+        <w:pStyle w:val="00000c"/>
+      </w:pPr>
+      <w:r>
+        <w:t>11.11 还能想到的挑战（继续列下去）</w:t>
+      </w:r>
+    </w:p>
+    <w:tbl>
+      <w:tblPr>
+        <w:tblStyle w:val="000059"/>
+        <w:tblW w:type="auto" w:w="0"/>
+        <w:tblLook w:firstColumn="1" w:firstRow="1" w:lastColumn="0" w:lastRow="0" w:noHBand="0" w:noVBand="1" w:val="04A0"/>
+      </w:tblPr>
+      <w:tblGrid>
+        <w:gridCol w:w="2379"/>
+        <w:gridCol w:w="2379"/>
+        <w:gridCol w:w="2379"/>
+        <w:gridCol w:w="2379"/>
+      </w:tblGrid>
+      <w:tr>
+        <w:tc>
+          <w:tcPr>
+            <w:tcW w:type="dxa" w:w="2379"/>
+          </w:tcPr>
+          <w:p>
+            <w:r>
+              <w:rPr>
+                <w:b/>
+              </w:rPr>
+              <w:t>#</w:t>
+            </w:r>
+          </w:p>
+        </w:tc>
+        <w:tc>
+          <w:tcPr>
+            <w:tcW w:type="dxa" w:w="2379"/>
+          </w:tcPr>
+          <w:p>
+            <w:r>
+              <w:rPr>
+                <w:b/>
+              </w:rPr>
+              <w:t>挑战</w:t>
+            </w:r>
+          </w:p>
+        </w:tc>
+        <w:tc>
+          <w:tcPr>
+            <w:tcW w:type="dxa" w:w="2379"/>
+          </w:tcPr>
+          <w:p>
+            <w:r>
+              <w:rPr>
+                <w:b/>
+              </w:rPr>
+              <w:t>为什么会卡住</w:t>
+            </w:r>
+          </w:p>
+        </w:tc>
+        <w:tc>
+          <w:tcPr>
+            <w:tcW w:type="dxa" w:w="2379"/>
+          </w:tcPr>
+          <w:p>
+            <w:r>
+              <w:rPr>
+                <w:b/>
+              </w:rPr>
+              <w:t>缓解办法</w:t>
+            </w:r>
+          </w:p>
+        </w:tc>
+      </w:tr>
+      <w:tr>
+        <w:tc>
+          <w:tcPr>
+            <w:tcW w:type="dxa" w:w="2379"/>
+          </w:tcPr>
+          <w:p>
+            <w:r>
+              <w:t>C1</w:t>
+            </w:r>
+          </w:p>
+        </w:tc>
+        <w:tc>
+          <w:tcPr>
+            <w:tcW w:type="dxa" w:w="2379"/>
+          </w:tcPr>
+          <w:p>
+            <w:r>
+              <w:t>材料批次差异</w:t>
+            </w:r>
+          </w:p>
+        </w:tc>
+        <w:tc>
+          <w:tcPr>
+            <w:tcW w:type="dxa" w:w="2379"/>
+          </w:tcPr>
+          <w:p>
+            <w:r>
+              <w:t>同牌号铜的弹性模量、密度、晶粒度可有几个百分点差异——与我们要找的效应同一量级时，直接淹没</w:t>
+            </w:r>
+          </w:p>
+        </w:tc>
+        <w:tc>
+          <w:tcPr>
+            <w:tcW w:type="dxa" w:w="2379"/>
+          </w:tcPr>
+          <w:p>
+            <w:r>
+              <w:t>同炉同批取件；每只球单独测 E、ρ、ν 并记录；批次作为自变量显式入模</w:t>
+            </w:r>
+          </w:p>
+        </w:tc>
+      </w:tr>
+      <w:tr>
+        <w:tc>
+          <w:tcPr>
+            <w:tcW w:type="dxa" w:w="2379"/>
+          </w:tcPr>
+          <w:p>
+            <w:r>
+              <w:t>C2</w:t>
+            </w:r>
+          </w:p>
+        </w:tc>
+        <w:tc>
+          <w:tcPr>
+            <w:tcW w:type="dxa" w:w="2379"/>
+          </w:tcPr>
+          <w:p>
+            <w:r>
+              <w:t>表面氧化与吸附层</w:t>
+            </w:r>
+          </w:p>
+        </w:tc>
+        <w:tc>
+          <w:tcPr>
+            <w:tcW w:type="dxa" w:w="2379"/>
+          </w:tcPr>
+          <w:p>
+            <w:r>
+              <w:t>铜面几小时就开始长氧化层，改变表面电导与质量分布，形成天数级慢漂</w:t>
+            </w:r>
+          </w:p>
+        </w:tc>
+        <w:tc>
+          <w:tcPr>
+            <w:tcW w:type="dxa" w:w="2379"/>
+          </w:tcPr>
+          <w:p>
+            <w:r>
+              <w:t>镀薄层惰性金属／惰性气氛；每轮实验前后各测一次基线，漂移作为协变量</w:t>
+            </w:r>
+          </w:p>
+        </w:tc>
+      </w:tr>
+      <w:tr>
+        <w:tc>
+          <w:tcPr>
+            <w:tcW w:type="dxa" w:w="2379"/>
+          </w:tcPr>
+          <w:p>
+            <w:r>
+              <w:t>C3</w:t>
+            </w:r>
+          </w:p>
+        </w:tc>
+        <w:tc>
+          <w:tcPr>
+            <w:tcW w:type="dxa" w:w="2379"/>
+          </w:tcPr>
+          <w:p>
+            <w:r>
+              <w:t>电磁环境</w:t>
+            </w:r>
+          </w:p>
+        </w:tc>
+        <w:tc>
+          <w:tcPr>
+            <w:tcW w:type="dxa" w:w="2379"/>
+          </w:tcPr>
+          <w:p>
+            <w:r>
+              <w:t>工频 50 Hz、手机基站、Wi-Fi 2.4／5 GHz、开关电源——都可能落在敏感通道上</w:t>
+            </w:r>
+          </w:p>
+        </w:tc>
+        <w:tc>
+          <w:tcPr>
+            <w:tcW w:type="dxa" w:w="2379"/>
+          </w:tcPr>
+          <w:p>
+            <w:r>
+              <w:t>屏蔽室／法拉第笼；电源净化；带宽外置滤波；</w:t>
+            </w:r>
+            <w:r>
+              <w:rPr>
+                <w:b/>
+              </w:rPr>
+              <w:t>把电磁开关做成对照实验</w:t>
+            </w:r>
+          </w:p>
+        </w:tc>
+      </w:tr>
+      <w:tr>
+        <w:tc>
+          <w:tcPr>
+            <w:tcW w:type="dxa" w:w="2379"/>
+          </w:tcPr>
+          <w:p>
+            <w:r>
+              <w:t>C4</w:t>
+            </w:r>
+          </w:p>
+        </w:tc>
+        <w:tc>
+          <w:tcPr>
+            <w:tcW w:type="dxa" w:w="2379"/>
+          </w:tcPr>
+          <w:p>
+            <w:r>
+              <w:t>观测者效应</w:t>
+            </w:r>
+          </w:p>
+        </w:tc>
+        <w:tc>
+          <w:tcPr>
+            <w:tcW w:type="dxa" w:w="2379"/>
+          </w:tcPr>
+          <w:p>
+            <w:r>
+              <w:t>人一靠近，温度场与静电场立刻改变；读数器与被测物之间本身就是耦合</w:t>
+            </w:r>
+          </w:p>
+        </w:tc>
+        <w:tc>
+          <w:tcPr>
+            <w:tcW w:type="dxa" w:w="2379"/>
+          </w:tcPr>
+          <w:p>
+            <w:r>
+              <w:t>远程操作；人员位置固定并记录；用「人进／人出」当 sham 处理直接测出这个偏置</w:t>
+            </w:r>
+          </w:p>
+        </w:tc>
+      </w:tr>
+      <w:tr>
+        <w:tc>
+          <w:tcPr>
+            <w:tcW w:type="dxa" w:w="2379"/>
+          </w:tcPr>
+          <w:p>
+            <w:r>
+              <w:t>C5</w:t>
+            </w:r>
+          </w:p>
+        </w:tc>
+        <w:tc>
+          <w:tcPr>
+            <w:tcW w:type="dxa" w:w="2379"/>
+          </w:tcPr>
+          <w:p>
+            <w:r>
+              <w:t>时间尺度</w:t>
+            </w:r>
+          </w:p>
+        </w:tc>
+        <w:tc>
+          <w:tcPr>
+            <w:tcW w:type="dxa" w:w="2379"/>
+          </w:tcPr>
+          <w:p>
+            <w:r>
+              <w:t>10⁻⁷ 量级一次读数要 9.3 小时；一天只能做一两次——跑完一条标度曲线要几个月</w:t>
+            </w:r>
+          </w:p>
+        </w:tc>
+        <w:tc>
+          <w:tcPr>
+            <w:tcW w:type="dxa" w:w="2379"/>
+          </w:tcPr>
+          <w:p>
+            <w:r>
+              <w:t>只做必要的点；优先差分与调制法缩短单次；把长实验拆成可积累的短段</w:t>
+            </w:r>
+          </w:p>
+        </w:tc>
+      </w:tr>
+      <w:tr>
+        <w:tc>
+          <w:tcPr>
+            <w:tcW w:type="dxa" w:w="2379"/>
+          </w:tcPr>
+          <w:p>
+            <w:r>
+              <w:t>C6</w:t>
+            </w:r>
+          </w:p>
+        </w:tc>
+        <w:tc>
+          <w:tcPr>
+            <w:tcW w:type="dxa" w:w="2379"/>
+          </w:tcPr>
+          <w:p>
+            <w:r>
+              <w:t>地球自身的「噪声」</w:t>
+            </w:r>
+          </w:p>
+        </w:tc>
+        <w:tc>
+          <w:tcPr>
+            <w:tcW w:type="dxa" w:w="2379"/>
+          </w:tcPr>
+          <w:p>
+            <w:r>
+              <w:t>微震、固体潮、气压变化、室内外温差——全部打在薄壳最敏感的频段上</w:t>
+            </w:r>
+          </w:p>
+        </w:tc>
+        <w:tc>
+          <w:tcPr>
+            <w:tcW w:type="dxa" w:w="2379"/>
+          </w:tcPr>
+          <w:p>
+            <w:r>
+              <w:t>同步记录微震／气压／温度作为协变量；等 Allan 分析定出最佳平均时长再开测</w:t>
+            </w:r>
+          </w:p>
+        </w:tc>
+      </w:tr>
+      <w:tr>
+        <w:tc>
+          <w:tcPr>
+            <w:tcW w:type="dxa" w:w="2379"/>
+          </w:tcPr>
+          <w:p>
+            <w:r>
+              <w:t>C7</w:t>
+            </w:r>
+          </w:p>
+        </w:tc>
+        <w:tc>
+          <w:tcPr>
+            <w:tcW w:type="dxa" w:w="2379"/>
+          </w:tcPr>
+          <w:p>
+            <w:r>
+              <w:t>负面结果无处发表</w:t>
+            </w:r>
+          </w:p>
+        </w:tc>
+        <w:tc>
+          <w:tcPr>
+            <w:tcW w:type="dxa" w:w="2379"/>
+          </w:tcPr>
+          <w:p>
+            <w:r>
+              <w:t>「测不到」没有期刊愿意收——于是失败被隐藏，别人重复踩同一个坑</w:t>
+            </w:r>
+          </w:p>
+        </w:tc>
+        <w:tc>
+          <w:tcPr>
+            <w:tcW w:type="dxa" w:w="2379"/>
+          </w:tcPr>
+          <w:p>
+            <w:r>
+              <w:rPr>
+                <w:b/>
+              </w:rPr>
+              <w:t>预注册 + 公开台账</w:t>
+            </w:r>
+            <w:r>
+              <w:t>：把「测到限」当成正式产出，与正面结果同等记录</w:t>
+            </w:r>
+          </w:p>
+        </w:tc>
+      </w:tr>
+      <w:tr>
+        <w:tc>
+          <w:tcPr>
+            <w:tcW w:type="dxa" w:w="2379"/>
+          </w:tcPr>
+          <w:p>
+            <w:r>
+              <w:t>C8</w:t>
+            </w:r>
+          </w:p>
+        </w:tc>
+        <w:tc>
+          <w:tcPr>
+            <w:tcW w:type="dxa" w:w="2379"/>
+          </w:tcPr>
+          <w:p>
+            <w:r>
+              <w:t>资助与人力</w:t>
+            </w:r>
+          </w:p>
+        </w:tc>
+        <w:tc>
+          <w:tcPr>
+            <w:tcW w:type="dxa" w:w="2379"/>
+          </w:tcPr>
+          <w:p>
+            <w:r>
+              <w:t>0.01 K 恒温＋隔振台的代价、长周期不出成果，很难持续拿到投入</w:t>
+            </w:r>
+          </w:p>
+        </w:tc>
+        <w:tc>
+          <w:tcPr>
+            <w:tcW w:type="dxa" w:w="2379"/>
+          </w:tcPr>
+          <w:p>
+            <w:r>
+              <w:t>拆成「有独立价值的小课题」：计量学门槛、模态识别方法、群论分类表——每一项单独都能发表</w:t>
+            </w:r>
+          </w:p>
+        </w:tc>
+      </w:tr>
+      <w:tr>
+        <w:tc>
+          <w:tcPr>
+            <w:tcW w:type="dxa" w:w="2379"/>
+          </w:tcPr>
+          <w:p>
+            <w:r>
+              <w:t>C9</w:t>
+            </w:r>
+          </w:p>
+        </w:tc>
+        <w:tc>
+          <w:tcPr>
+            <w:tcW w:type="dxa" w:w="2379"/>
+          </w:tcPr>
+          <w:p>
+            <w:r>
+              <w:t>数学工具缺口</w:t>
+            </w:r>
+          </w:p>
+        </w:tc>
+        <w:tc>
+          <w:tcPr>
+            <w:tcW w:type="dxa" w:w="2379"/>
+          </w:tcPr>
+          <w:p>
+            <w:r>
+              <w:t>群表示论给了劈裂的</w:t>
+            </w:r>
+            <w:r>
+              <w:rPr>
+                <w:b/>
+              </w:rPr>
+              <w:t>分类</w:t>
+            </w:r>
+            <w:r>
+              <w:t>，但没给「本征频率如何随位置微扰迁移」的</w:t>
+            </w:r>
+            <w:r>
+              <w:rPr>
+                <w:b/>
+              </w:rPr>
+              <w:t>完整解析工具</w:t>
+            </w:r>
+            <w:r>
+              <w:t>；不规则几何只能数值解</w:t>
+            </w:r>
+          </w:p>
+        </w:tc>
+        <w:tc>
+          <w:tcPr>
+            <w:tcW w:type="dxa" w:w="2379"/>
+          </w:tcPr>
+          <w:p>
+            <w:r>
+              <w:t>把「位置微扰下的本征谱迁移问题」当成一个公开数学问题抛出去——这正是需要数学家参与的地方</w:t>
+            </w:r>
+          </w:p>
+        </w:tc>
+      </w:tr>
+      <w:tr>
+        <w:tc>
+          <w:tcPr>
+            <w:tcW w:type="dxa" w:w="2379"/>
+          </w:tcPr>
+          <w:p>
+            <w:r>
+              <w:t>C10</w:t>
+            </w:r>
+          </w:p>
+        </w:tc>
+        <w:tc>
+          <w:tcPr>
+            <w:tcW w:type="dxa" w:w="2379"/>
+          </w:tcPr>
+          <w:p>
+            <w:r>
+              <w:t>既得利益与话语权</w:t>
+            </w:r>
+          </w:p>
+        </w:tc>
+        <w:tc>
+          <w:tcPr>
+            <w:tcW w:type="dxa" w:w="2379"/>
+          </w:tcPr>
+          <w:p>
+            <w:r>
+              <w:t>一旦方向被证实，冲击面极大；一旦被证伪，投入变学费——两边都会有人说「别碰」</w:t>
+            </w:r>
+          </w:p>
+        </w:tc>
+        <w:tc>
+          <w:tcPr>
+            <w:tcW w:type="dxa" w:w="2379"/>
+          </w:tcPr>
+          <w:p>
+            <w:r>
+              <w:t>把项目形态做成</w:t>
+            </w:r>
+            <w:r>
+              <w:rPr>
+                <w:b/>
+              </w:rPr>
+              <w:t>只认数据的公开台账</w:t>
+            </w:r>
+            <w:r>
+              <w:t>：不站队、不募资炒作、不预设结论</w:t>
+            </w:r>
+          </w:p>
+        </w:tc>
+      </w:tr>
+      <w:tr>
+        <w:tc>
+          <w:tcPr>
+            <w:tcW w:type="dxa" w:w="2379"/>
+          </w:tcPr>
+          <w:p>
+            <w:r>
+              <w:t>C11</w:t>
+            </w:r>
+          </w:p>
+        </w:tc>
+        <w:tc>
+          <w:tcPr>
+            <w:tcW w:type="dxa" w:w="2379"/>
+          </w:tcPr>
+          <w:p>
+            <w:r>
+              <w:t>标准与专利的张力</w:t>
+            </w:r>
+          </w:p>
+        </w:tc>
+        <w:tc>
+          <w:tcPr>
+            <w:tcW w:type="dxa" w:w="2379"/>
+          </w:tcPr>
+          <w:p>
+            <w:r>
+              <w:t>开源与「谁投入谁受益」天然冲突</w:t>
+            </w:r>
+          </w:p>
+        </w:tc>
+        <w:tc>
+          <w:tcPr>
+            <w:tcW w:type="dxa" w:w="2379"/>
+          </w:tcPr>
+          <w:p>
+            <w:r>
+              <w:t>本规范立场：</w:t>
+            </w:r>
+            <w:r>
+              <w:rPr>
+                <w:b/>
+              </w:rPr>
+              <w:t>基础量纲层面开源、公益</w:t>
+            </w:r>
+            <w:r>
+              <w:t>；具体装置工艺层面的商业空间另议，但基础协议与判据必须公开</w:t>
+            </w:r>
+          </w:p>
+        </w:tc>
+      </w:tr>
+      <w:tr>
+        <w:tc>
+          <w:tcPr>
+            <w:tcW w:type="dxa" w:w="2379"/>
+          </w:tcPr>
+          <w:p>
+            <w:r>
+              <w:t>C12</w:t>
+            </w:r>
+          </w:p>
+        </w:tc>
+        <w:tc>
+          <w:tcPr>
+            <w:tcW w:type="dxa" w:w="2379"/>
+          </w:tcPr>
+          <w:p>
+            <w:r>
+              <w:t>耐心</w:t>
+            </w:r>
+          </w:p>
+        </w:tc>
+        <w:tc>
+          <w:tcPr>
+            <w:tcW w:type="dxa" w:w="2379"/>
+          </w:tcPr>
+          <w:p>
+            <w:r>
+              <w:t>这条路可能是几十年、几代人。最大的风险不是技术，是中途没人了</w:t>
+            </w:r>
+          </w:p>
+        </w:tc>
+        <w:tc>
+          <w:tcPr>
+            <w:tcW w:type="dxa" w:w="2379"/>
+          </w:tcPr>
+          <w:p>
+            <w:r>
+              <w:t>把每一步都做成</w:t>
+            </w:r>
+            <w:r>
+              <w:rPr>
+                <w:b/>
+              </w:rPr>
+              <w:t>独立可发表、独立有价值</w:t>
+            </w:r>
+            <w:r>
+              <w:t>的小成果，让参与者在路上就有收获</w:t>
+            </w:r>
+          </w:p>
+        </w:tc>
+      </w:tr>
+    </w:tbl>
+    <w:p>
+      <w:pPr>
+        <w:pStyle w:val="00000c"/>
+      </w:pPr>
+      <w:r>
+        <w:t>11.12 一张总表：挑战 → 现状 → 出路 → 谁来做</w:t>
+      </w:r>
+    </w:p>
+    <w:tbl>
+      <w:tblPr>
+        <w:tblStyle w:val="000059"/>
+        <w:tblW w:type="auto" w:w="0"/>
+        <w:tblLook w:firstColumn="1" w:firstRow="1" w:lastColumn="0" w:lastRow="0" w:noHBand="0" w:noVBand="1" w:val="04A0"/>
+      </w:tblPr>
+      <w:tblGrid>
+        <w:gridCol w:w="2379"/>
+        <w:gridCol w:w="2379"/>
+        <w:gridCol w:w="2379"/>
+        <w:gridCol w:w="2379"/>
+      </w:tblGrid>
+      <w:tr>
+        <w:tc>
+          <w:tcPr>
+            <w:tcW w:type="dxa" w:w="2379"/>
+          </w:tcPr>
+          <w:p>
+            <w:r>
+              <w:rPr>
+                <w:b/>
+              </w:rPr>
+              <w:t>挑战</w:t>
+            </w:r>
+          </w:p>
+        </w:tc>
+        <w:tc>
+          <w:tcPr>
+            <w:tcW w:type="dxa" w:w="2379"/>
+          </w:tcPr>
+          <w:p>
+            <w:r>
+              <w:rPr>
+                <w:b/>
+              </w:rPr>
+              <w:t>现状</w:t>
+            </w:r>
+          </w:p>
+        </w:tc>
+        <w:tc>
+          <w:tcPr>
+            <w:tcW w:type="dxa" w:w="2379"/>
+          </w:tcPr>
+          <w:p>
+            <w:r>
+              <w:rPr>
+                <w:b/>
+              </w:rPr>
+              <w:t>近期出路</w:t>
+            </w:r>
+          </w:p>
+        </w:tc>
+        <w:tc>
+          <w:tcPr>
+            <w:tcW w:type="dxa" w:w="2379"/>
+          </w:tcPr>
+          <w:p>
+            <w:r>
+              <w:rPr>
+                <w:b/>
+              </w:rPr>
+              <w:t>主要靠谁</w:t>
+            </w:r>
+          </w:p>
+        </w:tc>
+      </w:tr>
+      <w:tr>
+        <w:tc>
+          <w:tcPr>
+            <w:tcW w:type="dxa" w:w="2379"/>
+          </w:tcPr>
+          <w:p>
+            <w:r>
+              <w:t>① 方程族化（会一直改）</w:t>
+            </w:r>
+          </w:p>
+        </w:tc>
+        <w:tc>
+          <w:tcPr>
+            <w:tcW w:type="dxa" w:w="2379"/>
+          </w:tcPr>
+          <w:p>
+            <w:r>
+              <w:t>只有 v1，且只在球上校验过</w:t>
+            </w:r>
+          </w:p>
+        </w:tc>
+        <w:tc>
+          <w:tcPr>
+            <w:tcW w:type="dxa" w:w="2379"/>
+          </w:tcPr>
+          <w:p>
+            <w:r>
+              <w:t>按 E1–E4 逐组放开变量，</w:t>
+            </w:r>
+            <w:r>
+              <w:rPr>
+                <w:b/>
+              </w:rPr>
+              <w:t>每放开一个就改一次方程</w:t>
+            </w:r>
+            <w:r>
+              <w:t>，版本留档</w:t>
+            </w:r>
+          </w:p>
+        </w:tc>
+        <w:tc>
+          <w:tcPr>
+            <w:tcW w:type="dxa" w:w="2379"/>
+          </w:tcPr>
+          <w:p>
+            <w:r>
+              <w:t>实验组 + 理论组</w:t>
+            </w:r>
+          </w:p>
+        </w:tc>
+      </w:tr>
+      <w:tr>
+        <w:tc>
+          <w:tcPr>
+            <w:tcW w:type="dxa" w:w="2379"/>
+          </w:tcPr>
+          <w:p>
+            <w:r>
+              <w:t>② 不变量未定</w:t>
+            </w:r>
+          </w:p>
+        </w:tc>
+        <w:tc>
+          <w:tcPr>
+            <w:tcW w:type="dxa" w:w="2379"/>
+          </w:tcPr>
+          <w:p>
+            <w:r>
+              <w:t>候选 6 条，一条未验</w:t>
+            </w:r>
+          </w:p>
+        </w:tc>
+        <w:tc>
+          <w:tcPr>
+            <w:tcW w:type="dxa" w:w="2379"/>
+          </w:tcPr>
+          <w:p>
+            <w:r>
+              <w:t xml:space="preserve">先验 </w:t>
+            </w:r>
+            <w:r>
+              <w:rPr>
+                <w:rFonts w:ascii="Consolas" w:hAnsi="Consolas" w:eastAsia="Consolas" w:cs="Consolas"/>
+                <w:sz w:val="20"/>
+              </w:rPr>
+              <w:t>ε_loc</w:t>
+            </w:r>
+            <w:r>
+              <w:t xml:space="preserve"> 是否与材质无关；再验标度指数 p 是否单值</w:t>
+            </w:r>
+          </w:p>
+        </w:tc>
+        <w:tc>
+          <w:tcPr>
+            <w:tcW w:type="dxa" w:w="2379"/>
+          </w:tcPr>
+          <w:p>
+            <w:r>
+              <w:t>实验组</w:t>
+            </w:r>
+          </w:p>
+        </w:tc>
+      </w:tr>
+      <w:tr>
+        <w:tc>
+          <w:tcPr>
+            <w:tcW w:type="dxa" w:w="2379"/>
+          </w:tcPr>
+          <w:p>
+            <w:r>
+              <w:t>③ 量纲与零点</w:t>
+            </w:r>
+          </w:p>
+        </w:tc>
+        <w:tc>
+          <w:tcPr>
+            <w:tcW w:type="dxa" w:w="2379"/>
+          </w:tcPr>
+          <w:p>
+            <w:r>
+              <w:t>无定义、无参考零点</w:t>
+            </w:r>
+          </w:p>
+        </w:tc>
+        <w:tc>
+          <w:tcPr>
+            <w:tcW w:type="dxa" w:w="2379"/>
+          </w:tcPr>
+          <w:p>
+            <w:r>
+              <w:t>先只做「可比之差」，公开参考位置与坐标系规格</w:t>
+            </w:r>
+          </w:p>
+        </w:tc>
+        <w:tc>
+          <w:tcPr>
+            <w:tcW w:type="dxa" w:w="2379"/>
+          </w:tcPr>
+          <w:p>
+            <w:r>
+              <w:t>计量学（需外部专家）</w:t>
+            </w:r>
+          </w:p>
+        </w:tc>
+      </w:tr>
+      <w:tr>
+        <w:tc>
+          <w:tcPr>
+            <w:tcW w:type="dxa" w:w="2379"/>
+          </w:tcPr>
+          <w:p>
+            <w:r>
+              <w:t>④ 灵敏＝漂移同一通道</w:t>
+            </w:r>
+          </w:p>
+        </w:tc>
+        <w:tc>
+          <w:tcPr>
+            <w:tcW w:type="dxa" w:w="2379"/>
+          </w:tcPr>
+          <w:p>
+            <w:r>
+              <w:t>温漂与待测量级重叠</w:t>
+            </w:r>
+          </w:p>
+        </w:tc>
+        <w:tc>
+          <w:tcPr>
+            <w:tcW w:type="dxa" w:w="2379"/>
+          </w:tcPr>
+          <w:p>
+            <w:r>
+              <w:t>差分 / 调制锁相 / 恒温 0.01 K / 参考通道同构</w:t>
+            </w:r>
+          </w:p>
+        </w:tc>
+        <w:tc>
+          <w:tcPr>
+            <w:tcW w:type="dxa" w:w="2379"/>
+          </w:tcPr>
+          <w:p>
+            <w:r>
+              <w:t>装置组</w:t>
+            </w:r>
+          </w:p>
+        </w:tc>
+      </w:tr>
+      <w:tr>
+        <w:tc>
+          <w:tcPr>
+            <w:tcW w:type="dxa" w:w="2379"/>
+          </w:tcPr>
+          <w:p>
+            <w:r>
+              <w:t>⑤ 移动 vs 边界互相矛盾</w:t>
+            </w:r>
+          </w:p>
+        </w:tc>
+        <w:tc>
+          <w:tcPr>
+            <w:tcW w:type="dxa" w:w="2379"/>
+          </w:tcPr>
+          <w:p>
+            <w:r>
+              <w:t>接触式装置无解</w:t>
+            </w:r>
+          </w:p>
+        </w:tc>
+        <w:tc>
+          <w:tcPr>
+            <w:tcW w:type="dxa" w:w="2379"/>
+          </w:tcPr>
+          <w:p>
+            <w:r>
+              <w:t>优先上</w:t>
+            </w:r>
+            <w:r>
+              <w:rPr>
+                <w:b/>
+              </w:rPr>
+              <w:t>方案 B 站点原位法</w:t>
+            </w:r>
+            <w:r>
+              <w:t>，把「移动」从实验里移除</w:t>
+            </w:r>
+          </w:p>
+        </w:tc>
+        <w:tc>
+          <w:tcPr>
+            <w:tcW w:type="dxa" w:w="2379"/>
+          </w:tcPr>
+          <w:p>
+            <w:r>
+              <w:t>装置组</w:t>
+            </w:r>
+          </w:p>
+        </w:tc>
+      </w:tr>
+      <w:tr>
+        <w:tc>
+          <w:tcPr>
+            <w:tcW w:type="dxa" w:w="2379"/>
+          </w:tcPr>
+          <w:p>
+            <w:r>
+              <w:t>⑥ 盲点与逆问题</w:t>
+            </w:r>
+          </w:p>
+        </w:tc>
+        <w:tc>
+          <w:tcPr>
+            <w:tcW w:type="dxa" w:w="2379"/>
+          </w:tcPr>
+          <w:p>
+            <w:r>
+              <w:t>M 矩阵只对球做过</w:t>
+            </w:r>
+          </w:p>
+        </w:tc>
+        <w:tc>
+          <w:tcPr>
+            <w:tcW w:type="dxa" w:w="2379"/>
+          </w:tcPr>
+          <w:p>
+            <w:r>
+              <w:t>每个几何体重标 M、查 rank；逆问题公开先验与正则化</w:t>
+            </w:r>
+          </w:p>
+        </w:tc>
+        <w:tc>
+          <w:tcPr>
+            <w:tcW w:type="dxa" w:w="2379"/>
+          </w:tcPr>
+          <w:p>
+            <w:r>
+              <w:t>数值 / 数学</w:t>
+            </w:r>
+          </w:p>
+        </w:tc>
+      </w:tr>
+      <w:tr>
+        <w:tc>
+          <w:tcPr>
+            <w:tcW w:type="dxa" w:w="2379"/>
+          </w:tcPr>
+          <w:p>
+            <w:r>
+              <w:t>⑦ 因果 vs 代理</w:t>
+            </w:r>
+          </w:p>
+        </w:tc>
+        <w:tc>
+          <w:tcPr>
+            <w:tcW w:type="dxa" w:w="2379"/>
+          </w:tcPr>
+          <w:p>
+            <w:r>
+              <w:t>尚无屏蔽／旋转对照</w:t>
+            </w:r>
+          </w:p>
+        </w:tc>
+        <w:tc>
+          <w:tcPr>
+            <w:tcW w:type="dxa" w:w="2379"/>
+          </w:tcPr>
+          <w:p>
+            <w:r>
+              <w:t>每次「A vs B」都配一个「位置不变、只改一件事」的对照</w:t>
+            </w:r>
+          </w:p>
+        </w:tc>
+        <w:tc>
+          <w:tcPr>
+            <w:tcW w:type="dxa" w:w="2379"/>
+          </w:tcPr>
+          <w:p>
+            <w:r>
+              <w:t>实验组</w:t>
+            </w:r>
+          </w:p>
+        </w:tc>
+      </w:tr>
+      <w:tr>
+        <w:tc>
+          <w:tcPr>
+            <w:tcW w:type="dxa" w:w="2379"/>
+          </w:tcPr>
+          <w:p>
+            <w:r>
+              <w:t>⑧ 无溯源标准</w:t>
+            </w:r>
+          </w:p>
+        </w:tc>
+        <w:tc>
+          <w:tcPr>
+            <w:tcW w:type="dxa" w:w="2379"/>
+          </w:tcPr>
+          <w:p>
+            <w:r>
+              <w:t>无标准件</w:t>
+            </w:r>
+          </w:p>
+        </w:tc>
+        <w:tc>
+          <w:tcPr>
+            <w:tcW w:type="dxa" w:w="2379"/>
+          </w:tcPr>
+          <w:p>
+            <w:r>
+              <w:t>同批同模小球 + 标准站点 + 查找表 v0 + 公开分辨率上限</w:t>
+            </w:r>
+          </w:p>
+        </w:tc>
+        <w:tc>
+          <w:tcPr>
+            <w:tcW w:type="dxa" w:w="2379"/>
+          </w:tcPr>
+          <w:p>
+            <w:r>
+              <w:t>计量学 + 制造</w:t>
+            </w:r>
+          </w:p>
+        </w:tc>
+      </w:tr>
+      <w:tr>
+        <w:tc>
+          <w:tcPr>
+            <w:tcW w:type="dxa" w:w="2379"/>
+          </w:tcPr>
+          <w:p>
+            <w:r>
+              <w:t>⑨ 标签与自清</w:t>
+            </w:r>
+          </w:p>
+        </w:tc>
+        <w:tc>
+          <w:tcPr>
+            <w:tcW w:type="dxa" w:w="2379"/>
+          </w:tcPr>
+          <w:p>
+            <w:r>
+              <w:t>天然被贴边缘标签</w:t>
+            </w:r>
+          </w:p>
+        </w:tc>
+        <w:tc>
+          <w:tcPr>
+            <w:tcW w:type="dxa" w:w="2379"/>
+          </w:tcPr>
+          <w:p>
+            <w:r>
+              <w:t>用 sham 对照／预注册／盲测／全量公开，让方法无可挑剔；严格切割伪科学</w:t>
+            </w:r>
+          </w:p>
+        </w:tc>
+        <w:tc>
+          <w:tcPr>
+            <w:tcW w:type="dxa" w:w="2379"/>
+          </w:tcPr>
+          <w:p>
+            <w:r>
+              <w:t>全体</w:t>
+            </w:r>
+          </w:p>
+        </w:tc>
+      </w:tr>
+      <w:tr>
+        <w:tc>
+          <w:tcPr>
+            <w:tcW w:type="dxa" w:w="2379"/>
+          </w:tcPr>
+          <w:p>
+            <w:r>
+              <w:t>⑩ 组织与规模</w:t>
+            </w:r>
+          </w:p>
+        </w:tc>
+        <w:tc>
+          <w:tcPr>
+            <w:tcW w:type="dxa" w:w="2379"/>
+          </w:tcPr>
+          <w:p>
+            <w:r>
+              <w:t>目前是单点工作</w:t>
+            </w:r>
+          </w:p>
+        </w:tc>
+        <w:tc>
+          <w:tcPr>
+            <w:tcW w:type="dxa" w:w="2379"/>
+          </w:tcPr>
+          <w:p>
+            <w:r>
+              <w:rPr>
+                <w:b/>
+              </w:rPr>
+              <w:t>开源 + 举国之力两条腿</w:t>
+            </w:r>
+            <w:r>
+              <w:t>：公开协议与数据台账，同时争取长周期系统性投入</w:t>
+            </w:r>
+          </w:p>
+        </w:tc>
+        <w:tc>
+          <w:tcPr>
+            <w:tcW w:type="dxa" w:w="2379"/>
+          </w:tcPr>
+          <w:p>
+            <w:r>
+              <w:t>国家级 / 全球协作</w:t>
+            </w:r>
+          </w:p>
+        </w:tc>
+      </w:tr>
+    </w:tbl>
+    <w:p>
+      <w:r>
+        <w:rPr>
+          <w:b/>
+        </w:rPr>
+        <w:t>🧱 最后一句：这是一条慢慢长路</w:t>
+      </w:r>
+    </w:p>
+    <w:p>
+      <w:r>
+        <w:t>把上面十条合起来看，结论其实很清楚：</w:t>
+      </w:r>
+      <w:r>
+        <w:rPr>
+          <w:b/>
+        </w:rPr>
+        <w:t>这不是「再测几次就能出结果」的课题，而是需要一场长期、系统、开放的集体攻关。</w:t>
+      </w:r>
+      <w:r>
+        <w:t xml:space="preserve"> 像当年攻克原子弹那样——</w:t>
+      </w:r>
+      <w:r>
+        <w:rPr>
+          <w:b/>
+        </w:rPr>
+        <w:t>定目标、分任务、统一口径、允许失败</w:t>
+      </w:r>
+      <w:r>
+        <w:t>；而这一次，最好的方式是</w:t>
+      </w:r>
+      <w:r>
+        <w:rPr>
+          <w:b/>
+        </w:rPr>
+        <w:t>把门打开</w:t>
+      </w:r>
+      <w:r>
+        <w:t>：让全球的物理学家、数学家、计量学家、工程师，都拿到同一份协议、同一套判据、同一批数据。</w:t>
+      </w:r>
+    </w:p>
+    <w:p>
+      <w:r>
+        <w:t>今天我们能做的，是把</w:t>
+      </w:r>
+      <w:r>
+        <w:rPr>
+          <w:b/>
+        </w:rPr>
+        <w:t>装置规格、协议、判据、方程版本、失败记录</w:t>
+      </w:r>
+      <w:r>
+        <w:t>全部写成可被检验、可被复现、可被推翻的形式——</w:t>
+      </w:r>
+      <w:r>
+        <w:rPr>
+          <w:b/>
+        </w:rPr>
+        <w:t>把「路」铺出来，而不是把「结论」塞给别人。</w:t>
+      </w:r>
+      <w:r>
+        <w:t xml:space="preserve"> 剩下的，交给后来的人。</w:t>
+      </w:r>
+    </w:p>
+    <w:p>
+      <w:pPr>
+        <w:spacing w:after="80"/>
+        <w:ind w:left="425"/>
+      </w:pPr>
+      <w:r>
+        <w:rPr>
+          <w:color w:val="444444"/>
+          <w:sz w:val="20"/>
+        </w:rPr>
+        <w:t>本章与第 10 章配套阅读：</w:t>
+      </w:r>
+      <w:r>
+        <w:rPr>
+          <w:b/>
+          <w:color w:val="444444"/>
+          <w:sz w:val="20"/>
+        </w:rPr>
+        <w:t>第 10 章讲「下一步测什么」，本章讲「测下去会卡在哪」</w:t>
+      </w:r>
+      <w:r>
+        <w:rPr>
+          <w:color w:val="444444"/>
+          <w:sz w:val="20"/>
+        </w:rPr>
+        <w:t>。两章与 §4.2 基线噪声、第 3 章环境控制、§7.5 模态灵敏度矩阵、§7.6 接入流程共同构成「可执行层」。</w:t>
+      </w:r>
+      <w:r>
+        <w:rPr>
+          <w:b/>
+          <w:color w:val="444444"/>
+          <w:sz w:val="20"/>
+        </w:rPr>
+        <w:t>本章全部内容属技术与组织层面，不含任何远景推演。</w:t>
+      </w:r>
     </w:p>
     <w:p>
       <w:pPr>
